--- a/Launcher/Templates/F_ГО УААСП Автор_v12.2019.docx
+++ b/Launcher/Templates/F_ГО УААСП Автор_v12.2019.docx
@@ -1,6 +1,6 @@
 
 <file path=word/document.xml><?xml version="1.0" encoding="utf-8"?>
-<w:document xmlns:wpc="http://schemas.microsoft.com/office/word/2010/wordprocessingCanvas" xmlns:cx="http://schemas.microsoft.com/office/drawing/2014/chartex" xmlns:cx1="http://schemas.microsoft.com/office/drawing/2015/9/8/chartex" xmlns:cx2="http://schemas.microsoft.com/office/drawing/2015/10/21/chartex" xmlns:cx3="http://schemas.microsoft.com/office/drawing/2016/5/9/chartex" xmlns:cx4="http://schemas.microsoft.com/office/drawing/2016/5/10/chartex" xmlns:cx5="http://schemas.microsoft.com/office/drawing/2016/5/11/chartex" xmlns:cx6="http://schemas.microsoft.com/office/drawing/2016/5/12/chartex" xmlns:cx7="http://schemas.microsoft.com/office/drawing/2016/5/13/chartex" xmlns:cx8="http://schemas.microsoft.com/office/drawing/2016/5/14/chartex" xmlns:mc="http://schemas.openxmlformats.org/markup-compatibility/2006" xmlns:aink="http://schemas.microsoft.com/office/drawing/2016/ink" xmlns:am3d="http://schemas.microsoft.com/office/drawing/2017/model3d" xmlns:o="urn:schemas-microsoft-com:office:office" xmlns:r="http://schemas.openxmlformats.org/officeDocument/2006/relationships" xmlns:m="http://schemas.openxmlformats.org/officeDocument/2006/math" xmlns:v="urn:schemas-microsoft-com:vml" xmlns:wp14="http://schemas.microsoft.com/office/word/2010/wordprocessingDrawing" xmlns:wp="http://schemas.openxmlformats.org/drawingml/2006/wordprocessingDrawing" xmlns:w10="urn:schemas-microsoft-com:office:word" xmlns:w="http://schemas.openxmlformats.org/wordprocessingml/2006/main" xmlns:w14="http://schemas.microsoft.com/office/word/2010/wordml" xmlns:w15="http://schemas.microsoft.com/office/word/2012/wordml" xmlns:w16cid="http://schemas.microsoft.com/office/word/2016/wordml/cid" xmlns:w16se="http://schemas.microsoft.com/office/word/2015/wordml/symex" xmlns:wpg="http://schemas.microsoft.com/office/word/2010/wordprocessingGroup" xmlns:wpi="http://schemas.microsoft.com/office/word/2010/wordprocessingInk" xmlns:wne="http://schemas.microsoft.com/office/word/2006/wordml" xmlns:wps="http://schemas.microsoft.com/office/word/2010/wordprocessingShape" mc:Ignorable="w14 w15 w16se w16cid wp14">
+<w:document xmlns:wpc="http://schemas.microsoft.com/office/word/2010/wordprocessingCanvas" xmlns:cx="http://schemas.microsoft.com/office/drawing/2014/chartex" xmlns:cx1="http://schemas.microsoft.com/office/drawing/2015/9/8/chartex" xmlns:mc="http://schemas.openxmlformats.org/markup-compatibility/2006" xmlns:o="urn:schemas-microsoft-com:office:office" xmlns:r="http://schemas.openxmlformats.org/officeDocument/2006/relationships" xmlns:m="http://schemas.openxmlformats.org/officeDocument/2006/math" xmlns:v="urn:schemas-microsoft-com:vml" xmlns:wp14="http://schemas.microsoft.com/office/word/2010/wordprocessingDrawing" xmlns:wp="http://schemas.openxmlformats.org/drawingml/2006/wordprocessingDrawing" xmlns:w10="urn:schemas-microsoft-com:office:word" xmlns:w="http://schemas.openxmlformats.org/wordprocessingml/2006/main" xmlns:w14="http://schemas.microsoft.com/office/word/2010/wordml" xmlns:w15="http://schemas.microsoft.com/office/word/2012/wordml" xmlns:w16se="http://schemas.microsoft.com/office/word/2015/wordml/symex" xmlns:wpg="http://schemas.microsoft.com/office/word/2010/wordprocessingGroup" xmlns:wpi="http://schemas.microsoft.com/office/word/2010/wordprocessingInk" xmlns:wne="http://schemas.microsoft.com/office/word/2006/wordml" xmlns:wps="http://schemas.microsoft.com/office/word/2010/wordprocessingShape" mc:Ignorable="w14 w15 w16se wp14">
   <w:body>
     <w:p>
       <w:pPr>
@@ -154,7 +154,6 @@
             <w:docPart w:val="08DB9ADF9EE040E187C81B84565A3706"/>
           </w:placeholder>
           <w:showingPlcHdr/>
-          <w15:appearance w15:val="tags"/>
           <w:text/>
         </w:sdtPr>
         <w:sdtEndPr/>
@@ -232,7 +231,6 @@
             <w:docPart w:val="62853A8645134F7CA5BD419E67C98727"/>
           </w:placeholder>
           <w:showingPlcHdr/>
-          <w15:appearance w15:val="tags"/>
           <w:text/>
         </w:sdtPr>
         <w:sdtEndPr/>
@@ -494,7 +492,6 @@
           <w:docPart w:val="772EBE0F6B654659B6CDB2A0EFFBE4B9"/>
         </w:placeholder>
         <w:showingPlcHdr/>
-        <w15:appearance w15:val="tags"/>
         <w:text/>
       </w:sdtPr>
       <w:sdtEndPr/>
@@ -992,23 +989,6 @@
           <w:szCs w:val="22"/>
           <w:lang w:val="uk-UA"/>
         </w:rPr>
-        <w:t>Виконуючого обов'язки</w:t>
-      </w:r>
-      <w:r>
-        <w:rPr>
-          <w:sz w:val="22"/>
-          <w:szCs w:val="22"/>
-          <w:lang w:val="uk-UA"/>
-        </w:rPr>
-        <w:t xml:space="preserve"> </w:t>
-      </w:r>
-      <w:r>
-        <w:rPr>
-          <w:b/>
-          <w:sz w:val="22"/>
-          <w:szCs w:val="22"/>
-          <w:lang w:val="uk-UA"/>
-        </w:rPr>
         <w:t xml:space="preserve">Генерального директора </w:t>
       </w:r>
       <w:r>
@@ -1104,7 +1084,7 @@
       <w:sdt>
         <w:sdtPr>
           <w:rPr>
-            <w:i/>
+            <w:iCs/>
             <w:sz w:val="22"/>
             <w:szCs w:val="22"/>
           </w:rPr>
@@ -1112,10 +1092,9 @@
           <w:tag w:val="CstCitizenship"/>
           <w:id w:val="1562062728"/>
           <w:placeholder>
-            <w:docPart w:val="DefaultPlaceholder_-1854013440"/>
+            <w:docPart w:val="00DB8289B4324E6799130FA0FE6E52BC"/>
           </w:placeholder>
           <w:showingPlcHdr/>
-          <w15:appearance w15:val="tags"/>
           <w:text/>
         </w:sdtPr>
         <w:sdtEndPr/>
@@ -1123,7 +1102,6 @@
           <w:r>
             <w:rPr>
               <w:rStyle w:val="afb"/>
-              <w:rFonts w:eastAsia="Calibri"/>
             </w:rPr>
             <w:t>Место для ввода текста.</w:t>
           </w:r>
@@ -1134,26 +1112,9 @@
           <w:i/>
           <w:sz w:val="22"/>
           <w:szCs w:val="22"/>
+          <w:lang w:val="uk-UA"/>
         </w:rPr>
         <w:t xml:space="preserve"> </w:t>
-      </w:r>
-      <w:r>
-        <w:rPr>
-          <w:i/>
-          <w:sz w:val="22"/>
-          <w:szCs w:val="22"/>
-          <w:lang w:val="uk-UA"/>
-        </w:rPr>
-        <w:t>(країна громадянства)</w:t>
-      </w:r>
-      <w:r>
-        <w:rPr>
-          <w:i/>
-          <w:sz w:val="22"/>
-          <w:szCs w:val="22"/>
-          <w:lang w:val="uk-UA"/>
-        </w:rPr>
-        <w:t xml:space="preserve">  </w:t>
       </w:r>
       <w:sdt>
         <w:sdtPr>
@@ -1170,7 +1131,6 @@
             <w:docPart w:val="0450C51BD96F442F9D1624F6C32BDD16"/>
           </w:placeholder>
           <w:showingPlcHdr/>
-          <w15:appearance w15:val="tags"/>
           <w:text/>
         </w:sdtPr>
         <w:sdtEndPr/>
@@ -1192,15 +1152,6 @@
           <w:lang w:val="uk-UA"/>
         </w:rPr>
         <w:t xml:space="preserve"> </w:t>
-      </w:r>
-      <w:r>
-        <w:rPr>
-          <w:i/>
-          <w:sz w:val="22"/>
-          <w:szCs w:val="22"/>
-          <w:lang w:val="uk-UA"/>
-        </w:rPr>
-        <w:t xml:space="preserve">(ПІБ)   </w:t>
       </w:r>
       <w:r>
         <w:rPr>
@@ -1233,7 +1184,6 @@
             <w:docPart w:val="DF95B4CCE9DD47BAB9534B1942DEA98D"/>
           </w:placeholder>
           <w:showingPlcHdr/>
-          <w15:appearance w15:val="tags"/>
           <w:text/>
         </w:sdtPr>
         <w:sdtEndPr/>
@@ -1270,7 +1220,6 @@
             <w:docPart w:val="46B7E9E929A0416C89039DA9214C7137"/>
           </w:placeholder>
           <w:showingPlcHdr/>
-          <w15:appearance w15:val="tags"/>
           <w:text/>
         </w:sdtPr>
         <w:sdtEndPr/>
@@ -1299,7 +1248,25 @@
           <w:szCs w:val="22"/>
           <w:lang w:val="uk-UA"/>
         </w:rPr>
-        <w:t>з іншої сторони, які при подальшому згадуванні разом іменуються Сторони, уклали даний Договір на управління майновими авторськими права Автора на колективній основі (далі – Договір) про наступне:</w:t>
+        <w:t>з іншої сторони, які при подальшому згадуванні разом іменуються</w:t>
+      </w:r>
+      <w:r>
+        <w:rPr>
+          <w:bCs/>
+          <w:sz w:val="22"/>
+          <w:szCs w:val="22"/>
+          <w:lang w:val="uk-UA"/>
+        </w:rPr>
+        <w:t xml:space="preserve"> Сторони, уклали даний Договір про</w:t>
+      </w:r>
+      <w:r>
+        <w:rPr>
+          <w:bCs/>
+          <w:sz w:val="22"/>
+          <w:szCs w:val="22"/>
+          <w:lang w:val="uk-UA"/>
+        </w:rPr>
+        <w:t xml:space="preserve"> управління майновими авторськими права Автора на колективній основі (далі – Договір) про наступне:</w:t>
       </w:r>
     </w:p>
     <w:p>
@@ -1793,15 +1760,6 @@
           <w:szCs w:val="22"/>
           <w:lang w:val="uk-UA"/>
         </w:rPr>
-        <w:t xml:space="preserve">                     </w:t>
-      </w:r>
-      <w:r>
-        <w:rPr>
-          <w:i/>
-          <w:sz w:val="22"/>
-          <w:szCs w:val="22"/>
-          <w:lang w:val="uk-UA"/>
-        </w:rPr>
         <w:t>ГО УААСП здійснює на підставі Закону) проставляється запис «Ні»)</w:t>
       </w:r>
       <w:r>
@@ -2151,23 +2109,6 @@
     </w:p>
     <w:p>
       <w:pPr>
-        <w:pStyle w:val="11"/>
-        <w:tabs>
-          <w:tab w:val="num" w:pos="426"/>
-        </w:tabs>
-        <w:spacing w:before="120" w:line="276" w:lineRule="auto"/>
-        <w:ind w:left="0"/>
-        <w:jc w:val="both"/>
-        <w:rPr>
-          <w:b/>
-          <w:sz w:val="22"/>
-          <w:szCs w:val="22"/>
-          <w:lang w:val="uk-UA"/>
-        </w:rPr>
-      </w:pPr>
-    </w:p>
-    <w:p>
-      <w:pPr>
         <w:pStyle w:val="a4"/>
         <w:numPr>
           <w:ilvl w:val="0"/>
@@ -2267,7 +2208,6 @@
         <w:placeholder>
           <w:docPart w:val="8E6C373BBFEA4575AD457FB84B3D1237"/>
         </w:placeholder>
-        <w15:appearance w15:val="tags"/>
         <w:docPartList>
           <w:docPartGallery w:val="Tables"/>
         </w:docPartList>
@@ -2603,7 +2543,7 @@
         <w:pStyle w:val="a4"/>
         <w:numPr>
           <w:ilvl w:val="0"/>
-          <w:numId w:val="22"/>
+          <w:numId w:val="6"/>
         </w:numPr>
         <w:spacing w:line="276" w:lineRule="auto"/>
         <w:jc w:val="center"/>
@@ -2626,7 +2566,7 @@
         <w:pStyle w:val="11"/>
         <w:numPr>
           <w:ilvl w:val="1"/>
-          <w:numId w:val="22"/>
+          <w:numId w:val="6"/>
         </w:numPr>
         <w:spacing w:before="120" w:line="276" w:lineRule="auto"/>
         <w:ind w:left="0" w:firstLine="0"/>
@@ -2683,7 +2623,6 @@
         <w:placeholder>
           <w:docPart w:val="17AB015FBF4841AF87FEADF30773E15E"/>
         </w:placeholder>
-        <w15:appearance w15:val="tags"/>
         <w:docPartList>
           <w:docPartGallery w:val="Tables"/>
         </w:docPartList>
@@ -2831,7 +2770,7 @@
         <w:pStyle w:val="11"/>
         <w:numPr>
           <w:ilvl w:val="1"/>
-          <w:numId w:val="22"/>
+          <w:numId w:val="6"/>
         </w:numPr>
         <w:spacing w:line="276" w:lineRule="auto"/>
         <w:ind w:left="0" w:firstLine="65"/>
@@ -2875,7 +2814,6 @@
         <w:placeholder>
           <w:docPart w:val="E38111CE0F1D4C638724A2DA0B36098E"/>
         </w:placeholder>
-        <w15:appearance w15:val="tags"/>
         <w:docPartList>
           <w:docPartGallery w:val="Tables"/>
         </w:docPartList>
@@ -3012,7 +2950,7 @@
         <w:pStyle w:val="a4"/>
         <w:numPr>
           <w:ilvl w:val="0"/>
-          <w:numId w:val="22"/>
+          <w:numId w:val="6"/>
         </w:numPr>
         <w:spacing w:line="276" w:lineRule="auto"/>
         <w:jc w:val="center"/>
@@ -3035,7 +2973,7 @@
         <w:pStyle w:val="11"/>
         <w:numPr>
           <w:ilvl w:val="1"/>
-          <w:numId w:val="22"/>
+          <w:numId w:val="6"/>
         </w:numPr>
         <w:spacing w:before="120" w:line="276" w:lineRule="auto"/>
         <w:ind w:left="0" w:right="-40" w:firstLine="0"/>
@@ -3453,7 +3391,7 @@
           <w:szCs w:val="22"/>
           <w:lang w:val="uk-UA"/>
         </w:rPr>
-        <w:t xml:space="preserve">  </w:t>
+        <w:t xml:space="preserve"> </w:t>
       </w:r>
       <w:r>
         <w:rPr>
@@ -3518,7 +3456,6 @@
           <w:szCs w:val="22"/>
           <w:lang w:val="uk-UA"/>
         </w:rPr>
-        <w:lastRenderedPageBreak/>
         <w:t xml:space="preserve">не відмовлятися від пред’явлених </w:t>
       </w:r>
       <w:r>
@@ -3608,6 +3545,7 @@
           <w:szCs w:val="22"/>
           <w:lang w:val="uk-UA"/>
         </w:rPr>
+        <w:lastRenderedPageBreak/>
         <w:t xml:space="preserve">сприяти </w:t>
       </w:r>
       <w:r>
@@ -4090,10 +4028,10 @@
         <w:pStyle w:val="a4"/>
         <w:numPr>
           <w:ilvl w:val="1"/>
-          <w:numId w:val="18"/>
+          <w:numId w:val="29"/>
         </w:numPr>
         <w:spacing w:before="120" w:line="276" w:lineRule="auto"/>
-        <w:ind w:left="714" w:right="-567" w:hanging="357"/>
+        <w:ind w:left="851" w:right="-567" w:hanging="567"/>
         <w:rPr>
           <w:b/>
           <w:sz w:val="22"/>
@@ -4138,10 +4076,10 @@
         <w:pStyle w:val="a4"/>
         <w:numPr>
           <w:ilvl w:val="2"/>
-          <w:numId w:val="18"/>
+          <w:numId w:val="29"/>
         </w:numPr>
         <w:spacing w:line="276" w:lineRule="auto"/>
-        <w:ind w:right="-36"/>
+        <w:ind w:left="1134" w:right="-36" w:hanging="708"/>
         <w:rPr>
           <w:sz w:val="22"/>
           <w:szCs w:val="22"/>
@@ -4244,10 +4182,10 @@
         <w:pStyle w:val="a4"/>
         <w:numPr>
           <w:ilvl w:val="2"/>
-          <w:numId w:val="18"/>
+          <w:numId w:val="29"/>
         </w:numPr>
         <w:spacing w:line="276" w:lineRule="auto"/>
-        <w:ind w:right="-36"/>
+        <w:ind w:left="1134" w:right="-36" w:hanging="708"/>
         <w:rPr>
           <w:sz w:val="22"/>
           <w:szCs w:val="22"/>
@@ -4287,10 +4225,10 @@
         <w:pStyle w:val="a4"/>
         <w:numPr>
           <w:ilvl w:val="2"/>
-          <w:numId w:val="18"/>
+          <w:numId w:val="29"/>
         </w:numPr>
         <w:spacing w:line="276" w:lineRule="auto"/>
-        <w:ind w:right="-36"/>
+        <w:ind w:left="1134" w:right="-36" w:hanging="708"/>
         <w:rPr>
           <w:sz w:val="22"/>
           <w:szCs w:val="22"/>
@@ -4372,10 +4310,10 @@
         <w:pStyle w:val="a4"/>
         <w:numPr>
           <w:ilvl w:val="2"/>
-          <w:numId w:val="18"/>
+          <w:numId w:val="29"/>
         </w:numPr>
         <w:spacing w:line="276" w:lineRule="auto"/>
-        <w:ind w:right="-36"/>
+        <w:ind w:left="1134" w:right="-36" w:hanging="708"/>
         <w:rPr>
           <w:sz w:val="22"/>
           <w:szCs w:val="22"/>
@@ -4394,10 +4332,10 @@
         <w:pStyle w:val="a4"/>
         <w:numPr>
           <w:ilvl w:val="2"/>
-          <w:numId w:val="18"/>
+          <w:numId w:val="29"/>
         </w:numPr>
         <w:spacing w:line="276" w:lineRule="auto"/>
-        <w:ind w:right="-36"/>
+        <w:ind w:left="1134" w:right="-36" w:hanging="708"/>
         <w:rPr>
           <w:sz w:val="22"/>
           <w:szCs w:val="22"/>
@@ -4465,10 +4403,10 @@
         <w:pStyle w:val="a4"/>
         <w:numPr>
           <w:ilvl w:val="2"/>
-          <w:numId w:val="18"/>
+          <w:numId w:val="29"/>
         </w:numPr>
         <w:spacing w:line="276" w:lineRule="auto"/>
-        <w:ind w:right="-36"/>
+        <w:ind w:left="1134" w:right="-36" w:hanging="708"/>
         <w:rPr>
           <w:sz w:val="22"/>
           <w:szCs w:val="22"/>
@@ -4557,10 +4495,10 @@
         <w:pStyle w:val="11"/>
         <w:numPr>
           <w:ilvl w:val="2"/>
-          <w:numId w:val="18"/>
+          <w:numId w:val="29"/>
         </w:numPr>
         <w:spacing w:line="276" w:lineRule="auto"/>
-        <w:ind w:right="-40"/>
+        <w:ind w:left="1134" w:right="-40" w:hanging="708"/>
         <w:jc w:val="both"/>
         <w:rPr>
           <w:sz w:val="22"/>
@@ -4574,7 +4512,6 @@
           <w:szCs w:val="22"/>
           <w:lang w:val="uk-UA"/>
         </w:rPr>
-        <w:lastRenderedPageBreak/>
         <w:t>вимагати від Автора дотримання умов даного Договору та добросовісного виконання взятих за ним на себе зобов’язань.</w:t>
       </w:r>
     </w:p>
@@ -4583,10 +4520,10 @@
         <w:pStyle w:val="11"/>
         <w:numPr>
           <w:ilvl w:val="1"/>
-          <w:numId w:val="18"/>
+          <w:numId w:val="29"/>
         </w:numPr>
         <w:spacing w:line="276" w:lineRule="auto"/>
-        <w:ind w:right="-40"/>
+        <w:ind w:left="851" w:right="-40" w:hanging="567"/>
         <w:jc w:val="both"/>
         <w:rPr>
           <w:b/>
@@ -4619,10 +4556,10 @@
         <w:pStyle w:val="11"/>
         <w:numPr>
           <w:ilvl w:val="2"/>
-          <w:numId w:val="18"/>
+          <w:numId w:val="29"/>
         </w:numPr>
         <w:spacing w:line="276" w:lineRule="auto"/>
-        <w:ind w:right="-40"/>
+        <w:ind w:left="1134" w:right="-40" w:hanging="708"/>
         <w:jc w:val="both"/>
         <w:rPr>
           <w:sz w:val="22"/>
@@ -4636,6 +4573,7 @@
           <w:szCs w:val="22"/>
           <w:lang w:val="uk-UA"/>
         </w:rPr>
+        <w:lastRenderedPageBreak/>
         <w:t xml:space="preserve">укладати з користувачами </w:t>
       </w:r>
       <w:r>
@@ -4708,10 +4646,10 @@
         <w:pStyle w:val="11"/>
         <w:numPr>
           <w:ilvl w:val="2"/>
-          <w:numId w:val="18"/>
+          <w:numId w:val="29"/>
         </w:numPr>
         <w:spacing w:line="276" w:lineRule="auto"/>
-        <w:ind w:right="-40"/>
+        <w:ind w:left="1134" w:right="-40" w:hanging="708"/>
         <w:jc w:val="both"/>
         <w:rPr>
           <w:sz w:val="22"/>
@@ -4813,10 +4751,10 @@
         <w:pStyle w:val="11"/>
         <w:numPr>
           <w:ilvl w:val="2"/>
-          <w:numId w:val="18"/>
+          <w:numId w:val="29"/>
         </w:numPr>
         <w:spacing w:line="276" w:lineRule="auto"/>
-        <w:ind w:right="-40"/>
+        <w:ind w:left="1134" w:right="-40" w:hanging="708"/>
         <w:jc w:val="both"/>
         <w:rPr>
           <w:sz w:val="22"/>
@@ -4854,10 +4792,10 @@
         <w:pStyle w:val="11"/>
         <w:numPr>
           <w:ilvl w:val="2"/>
-          <w:numId w:val="18"/>
+          <w:numId w:val="29"/>
         </w:numPr>
         <w:spacing w:line="276" w:lineRule="auto"/>
-        <w:ind w:right="-40"/>
+        <w:ind w:left="1134" w:right="-40" w:hanging="708"/>
         <w:jc w:val="both"/>
         <w:rPr>
           <w:sz w:val="22"/>
@@ -4879,10 +4817,10 @@
         <w:pStyle w:val="11"/>
         <w:numPr>
           <w:ilvl w:val="2"/>
-          <w:numId w:val="18"/>
+          <w:numId w:val="29"/>
         </w:numPr>
         <w:spacing w:line="276" w:lineRule="auto"/>
-        <w:ind w:right="-40"/>
+        <w:ind w:left="1134" w:right="-40" w:hanging="708"/>
         <w:jc w:val="both"/>
         <w:rPr>
           <w:sz w:val="22"/>
@@ -4904,10 +4842,10 @@
         <w:pStyle w:val="11"/>
         <w:numPr>
           <w:ilvl w:val="2"/>
-          <w:numId w:val="18"/>
+          <w:numId w:val="29"/>
         </w:numPr>
         <w:spacing w:line="276" w:lineRule="auto"/>
-        <w:ind w:right="-40"/>
+        <w:ind w:left="1134" w:right="-40" w:hanging="708"/>
         <w:jc w:val="both"/>
         <w:rPr>
           <w:sz w:val="22"/>
@@ -4946,7 +4884,7 @@
         <w:spacing w:line="276" w:lineRule="auto"/>
         <w:rPr>
           <w:b/>
-          <w:sz w:val="22"/>
+          <w:sz w:val="12"/>
           <w:szCs w:val="22"/>
         </w:rPr>
       </w:pPr>
@@ -4956,7 +4894,7 @@
         <w:pStyle w:val="a4"/>
         <w:numPr>
           <w:ilvl w:val="0"/>
-          <w:numId w:val="18"/>
+          <w:numId w:val="29"/>
         </w:numPr>
         <w:spacing w:line="276" w:lineRule="auto"/>
         <w:jc w:val="center"/>
@@ -4992,6 +4930,8 @@
           <w:lang w:val="uk-UA"/>
         </w:rPr>
       </w:pPr>
+      <w:bookmarkStart w:id="2" w:name="_GoBack"/>
+      <w:bookmarkEnd w:id="2"/>
       <w:r>
         <w:rPr>
           <w:sz w:val="22"/>
@@ -5545,7 +5485,7 @@
         <w:ind w:left="0" w:right="-40"/>
         <w:jc w:val="both"/>
         <w:rPr>
-          <w:sz w:val="16"/>
+          <w:sz w:val="8"/>
           <w:szCs w:val="22"/>
           <w:lang w:val="uk-UA"/>
         </w:rPr>
@@ -5612,7 +5552,6 @@
           <w:szCs w:val="22"/>
           <w:lang w:val="uk-UA"/>
         </w:rPr>
-        <w:lastRenderedPageBreak/>
         <w:t>Г</w:t>
       </w:r>
       <w:r>
@@ -5822,7 +5761,16 @@
           <w:szCs w:val="22"/>
           <w:lang w:val="uk-UA"/>
         </w:rPr>
-        <w:t xml:space="preserve"> за формою, визначеною Додатком № 1 до даного Договору</w:t>
+        <w:t xml:space="preserve"> за формою, визначеною </w:t>
+      </w:r>
+      <w:r>
+        <w:rPr>
+          <w:sz w:val="22"/>
+          <w:szCs w:val="22"/>
+          <w:lang w:val="uk-UA"/>
+        </w:rPr>
+        <w:lastRenderedPageBreak/>
+        <w:t>Додатком № 1 до даного Договору</w:t>
       </w:r>
       <w:r>
         <w:rPr>
@@ -6204,7 +6152,7 @@
           <w:lang w:val="uk-UA"/>
         </w:rPr>
       </w:pPr>
-      <w:bookmarkStart w:id="2" w:name="_Ref346109396"/>
+      <w:bookmarkStart w:id="3" w:name="_Ref346109396"/>
       <w:r>
         <w:rPr>
           <w:sz w:val="22"/>
@@ -6213,7 +6161,7 @@
         </w:rPr>
         <w:t xml:space="preserve">Сторони погодилися, що ГО УААСП здійснює збір за управління, необхідний для покриття витрат на забезпечення діяльності ГО УААСП у розмірі </w:t>
       </w:r>
-      <w:bookmarkStart w:id="3" w:name="_Hlk525724896"/>
+      <w:bookmarkStart w:id="4" w:name="_Hlk525724896"/>
       <w:sdt>
         <w:sdtPr>
           <w:rPr>
@@ -6229,7 +6177,6 @@
             <w:docPart w:val="B9225C9DDF91447AA3C9C64B320C364C"/>
           </w:placeholder>
           <w:showingPlcHdr/>
-          <w15:appearance w15:val="tags"/>
           <w:text/>
         </w:sdtPr>
         <w:sdtEndPr/>
@@ -6273,7 +6220,6 @@
             <w:docPart w:val="CD175D38AA5046D992C5729B8EF575C3"/>
           </w:placeholder>
           <w:showingPlcHdr/>
-          <w15:appearance w15:val="tags"/>
           <w:text/>
         </w:sdtPr>
         <w:sdtEndPr/>
@@ -6296,24 +6242,24 @@
         </w:rPr>
         <w:t>)</w:t>
       </w:r>
+      <w:bookmarkEnd w:id="4"/>
+      <w:r>
+        <w:rPr>
+          <w:sz w:val="22"/>
+          <w:szCs w:val="22"/>
+          <w:lang w:val="uk-UA"/>
+        </w:rPr>
+        <w:t xml:space="preserve"> </w:t>
+      </w:r>
+      <w:r>
+        <w:rPr>
+          <w:sz w:val="22"/>
+          <w:szCs w:val="22"/>
+          <w:lang w:val="uk-UA"/>
+        </w:rPr>
+        <w:t xml:space="preserve">від сум, </w:t>
+      </w:r>
       <w:bookmarkEnd w:id="3"/>
-      <w:r>
-        <w:rPr>
-          <w:sz w:val="22"/>
-          <w:szCs w:val="22"/>
-          <w:lang w:val="uk-UA"/>
-        </w:rPr>
-        <w:t xml:space="preserve"> </w:t>
-      </w:r>
-      <w:r>
-        <w:rPr>
-          <w:sz w:val="22"/>
-          <w:szCs w:val="22"/>
-          <w:lang w:val="uk-UA"/>
-        </w:rPr>
-        <w:t xml:space="preserve">від сум, </w:t>
-      </w:r>
-      <w:bookmarkEnd w:id="2"/>
       <w:r>
         <w:rPr>
           <w:sz w:val="22"/>
@@ -6380,7 +6326,6 @@
             <w:docPart w:val="8D6EBDFAD14348C78F6BD87B19EC7D1F"/>
           </w:placeholder>
           <w:showingPlcHdr/>
-          <w15:appearance w15:val="tags"/>
           <w:text/>
         </w:sdtPr>
         <w:sdtEndPr/>
@@ -6440,7 +6385,6 @@
             <w:docPart w:val="1E579037453B44DE9F677CE7E6858E34"/>
           </w:placeholder>
           <w:showingPlcHdr/>
-          <w15:appearance w15:val="tags"/>
           <w:text/>
         </w:sdtPr>
         <w:sdtEndPr/>
@@ -6495,7 +6439,7 @@
         <w:jc w:val="both"/>
         <w:rPr>
           <w:b/>
-          <w:sz w:val="22"/>
+          <w:sz w:val="2"/>
           <w:szCs w:val="22"/>
           <w:lang w:val="uk-UA"/>
         </w:rPr>
@@ -6727,7 +6671,7 @@
         <w:ind w:left="0" w:right="-40"/>
         <w:jc w:val="both"/>
         <w:rPr>
-          <w:sz w:val="22"/>
+          <w:sz w:val="8"/>
           <w:szCs w:val="22"/>
           <w:lang w:val="uk-UA"/>
         </w:rPr>
@@ -6857,44 +6801,53 @@
           <w:szCs w:val="22"/>
           <w:lang w:val="uk-UA"/>
         </w:rPr>
+        <w:t xml:space="preserve">Підписанням даного Договору Автор підтверджує свою згоду на обробку зазначених в даному Договорі персональних даних з метою збирання, розподілу та виплати авторської винагороди за використання об’єктів авторського права, з метою укладення договорів про використання прав, переданих в управління, з метою вчинення необхідних дій для захисту прав, управління якими здійснює </w:t>
+      </w:r>
+      <w:r>
+        <w:rPr>
+          <w:rStyle w:val="xfm286267334"/>
+          <w:sz w:val="22"/>
+          <w:szCs w:val="22"/>
+          <w:lang w:val="uk-UA"/>
+        </w:rPr>
+        <w:t>Г</w:t>
+      </w:r>
+      <w:r>
+        <w:rPr>
+          <w:rStyle w:val="xfm286267334"/>
+          <w:sz w:val="22"/>
+          <w:szCs w:val="22"/>
+          <w:lang w:val="uk-UA"/>
+        </w:rPr>
+        <w:t xml:space="preserve">О УААСП, в тому числі з метою звернення до суду за захистом прав суб’єктів авторського права, з метою передання персональних даних за межу території України для реалізації здійснення колективного управління аналогічним іноземними організаціями колективного управління, розміщення персональних даних в мережі Internet на web-сайті </w:t>
+      </w:r>
+      <w:r>
+        <w:rPr>
+          <w:rStyle w:val="xfm286267334"/>
+          <w:sz w:val="22"/>
+          <w:szCs w:val="22"/>
+          <w:lang w:val="uk-UA"/>
+        </w:rPr>
+        <w:t>Г</w:t>
+      </w:r>
+      <w:r>
+        <w:rPr>
+          <w:rStyle w:val="xfm286267334"/>
+          <w:sz w:val="22"/>
+          <w:szCs w:val="22"/>
+          <w:lang w:val="uk-UA"/>
+        </w:rPr>
+        <w:t xml:space="preserve">О </w:t>
+      </w:r>
+      <w:r>
+        <w:rPr>
+          <w:rStyle w:val="xfm286267334"/>
+          <w:sz w:val="22"/>
+          <w:szCs w:val="22"/>
+          <w:lang w:val="uk-UA"/>
+        </w:rPr>
         <w:lastRenderedPageBreak/>
-        <w:t xml:space="preserve">Підписанням даного Договору Автор підтверджує свою згоду на обробку зазначених в даному Договорі персональних даних з метою збирання, розподілу та виплати авторської винагороди за використання об’єктів авторського права, з метою укладення договорів про використання прав, переданих в управління, з метою вчинення необхідних дій для захисту прав, управління якими здійснює </w:t>
-      </w:r>
-      <w:r>
-        <w:rPr>
-          <w:rStyle w:val="xfm286267334"/>
-          <w:sz w:val="22"/>
-          <w:szCs w:val="22"/>
-          <w:lang w:val="uk-UA"/>
-        </w:rPr>
-        <w:t>Г</w:t>
-      </w:r>
-      <w:r>
-        <w:rPr>
-          <w:rStyle w:val="xfm286267334"/>
-          <w:sz w:val="22"/>
-          <w:szCs w:val="22"/>
-          <w:lang w:val="uk-UA"/>
-        </w:rPr>
-        <w:t xml:space="preserve">О УААСП, в тому числі з метою звернення до суду за захистом прав суб’єктів авторського права, з метою передання персональних даних за межу території України для реалізації здійснення колективного управління аналогічним іноземними організаціями колективного управління, розміщення персональних даних в мережі Internet на web-сайті </w:t>
-      </w:r>
-      <w:r>
-        <w:rPr>
-          <w:rStyle w:val="xfm286267334"/>
-          <w:sz w:val="22"/>
-          <w:szCs w:val="22"/>
-          <w:lang w:val="uk-UA"/>
-        </w:rPr>
-        <w:t>Г</w:t>
-      </w:r>
-      <w:r>
-        <w:rPr>
-          <w:rStyle w:val="xfm286267334"/>
-          <w:sz w:val="22"/>
-          <w:szCs w:val="22"/>
-          <w:lang w:val="uk-UA"/>
-        </w:rPr>
-        <w:t>О УААСП виключно для здійснення наданих Законом та даним Договором повноважень.</w:t>
+        <w:t>УААСП виключно для здійснення наданих Законом та даним Договором повноважень.</w:t>
       </w:r>
     </w:p>
     <w:p>
@@ -6960,7 +6913,7 @@
         <w:ind w:left="0" w:right="45"/>
         <w:jc w:val="both"/>
         <w:rPr>
-          <w:sz w:val="22"/>
+          <w:sz w:val="10"/>
           <w:szCs w:val="22"/>
           <w:lang w:val="uk-UA"/>
         </w:rPr>
@@ -7046,7 +6999,7 @@
         <w:ind w:left="0" w:right="-40"/>
         <w:jc w:val="both"/>
         <w:rPr>
-          <w:sz w:val="22"/>
+          <w:sz w:val="12"/>
           <w:szCs w:val="22"/>
           <w:lang w:val="uk-UA"/>
         </w:rPr>
@@ -7440,7 +7393,6 @@
           <w:szCs w:val="22"/>
           <w:lang w:val="uk-UA"/>
         </w:rPr>
-        <w:lastRenderedPageBreak/>
         <w:t>У випадку неможливості вирішення зазначених спорів шляхом переговорів, вони повинні вирішуватися в порядку, встановленому чинним законодавством України.</w:t>
       </w:r>
     </w:p>
@@ -7451,7 +7403,7 @@
         <w:ind w:left="0" w:right="-40"/>
         <w:jc w:val="both"/>
         <w:rPr>
-          <w:sz w:val="22"/>
+          <w:sz w:val="12"/>
           <w:szCs w:val="22"/>
           <w:lang w:val="uk-UA"/>
         </w:rPr>
@@ -7537,6 +7489,7 @@
           <w:szCs w:val="22"/>
           <w:lang w:val="uk-UA"/>
         </w:rPr>
+        <w:lastRenderedPageBreak/>
         <w:t>Визначені вище терміни можуть</w:t>
       </w:r>
       <w:r>
@@ -7586,11 +7539,82 @@
       </w:pPr>
       <w:r>
         <w:rPr>
-          <w:sz w:val="22"/>
-          <w:szCs w:val="22"/>
-          <w:lang w:val="uk-UA"/>
-        </w:rPr>
-        <w:t>Будь-які зміни, доповнення та/чи додатки до даного Договору повинні бути зроблені в письмовій формі та підписані уповноваженими представниками Сторін.</w:t>
+          <w:color w:val="222222"/>
+          <w:sz w:val="22"/>
+          <w:szCs w:val="22"/>
+          <w:shd w:val="clear" w:color="auto" w:fill="FFFFFF"/>
+        </w:rPr>
+        <w:t>Всі зміни до даного Договору укладаються у письмовій формі та є чинними за умови підписання їх уповноваженими представниками Сторін.</w:t>
+      </w:r>
+      <w:r>
+        <w:rPr>
+          <w:b/>
+          <w:bCs/>
+          <w:color w:val="222222"/>
+          <w:sz w:val="22"/>
+          <w:szCs w:val="22"/>
+          <w:shd w:val="clear" w:color="auto" w:fill="FFFFFF"/>
+        </w:rPr>
+        <w:t> </w:t>
+      </w:r>
+      <w:r>
+        <w:rPr>
+          <w:color w:val="222222"/>
+          <w:sz w:val="22"/>
+          <w:szCs w:val="22"/>
+          <w:shd w:val="clear" w:color="auto" w:fill="FFFFFF"/>
+          <w:lang w:val="uk-UA"/>
+        </w:rPr>
+        <w:t>Форми додатків до Договору є частиною Договору.</w:t>
+      </w:r>
+      <w:r>
+        <w:rPr>
+          <w:b/>
+          <w:bCs/>
+          <w:color w:val="222222"/>
+          <w:sz w:val="22"/>
+          <w:szCs w:val="22"/>
+          <w:shd w:val="clear" w:color="auto" w:fill="FFFFFF"/>
+          <w:lang w:val="uk-UA"/>
+        </w:rPr>
+        <w:t> </w:t>
+      </w:r>
+      <w:r>
+        <w:rPr>
+          <w:color w:val="222222"/>
+          <w:sz w:val="22"/>
+          <w:szCs w:val="22"/>
+          <w:shd w:val="clear" w:color="auto" w:fill="FFFFFF"/>
+          <w:lang w:val="uk-UA"/>
+        </w:rPr>
+        <w:t xml:space="preserve">Якщо форма додатку, затвердженого (підписаного) Сторонами відповідно до даного Договору передбачає лише підпис Автора – такий додаток з заповненою Автором інформацією є чинним за умови підписання його Автором </w:t>
+      </w:r>
+      <w:r>
+        <w:rPr>
+          <w:color w:val="222222"/>
+          <w:sz w:val="22"/>
+          <w:szCs w:val="22"/>
+          <w:shd w:val="clear" w:color="auto" w:fill="FFFFFF"/>
+        </w:rPr>
+        <w:t xml:space="preserve">/ </w:t>
+      </w:r>
+      <w:r>
+        <w:rPr>
+          <w:color w:val="222222"/>
+          <w:sz w:val="22"/>
+          <w:szCs w:val="22"/>
+          <w:shd w:val="clear" w:color="auto" w:fill="FFFFFF"/>
+          <w:lang w:val="uk-UA"/>
+        </w:rPr>
+        <w:t>уповноваженим представником Автора</w:t>
+      </w:r>
+      <w:r>
+        <w:rPr>
+          <w:sz w:val="22"/>
+          <w:szCs w:val="22"/>
+          <w:lang w:val="uk-UA"/>
+        </w:rPr>
+        <w:t>.</w:t>
       </w:r>
     </w:p>
     <w:p>
@@ -7623,7 +7647,15 @@
           <w:szCs w:val="22"/>
           <w:lang w:val="uk-UA"/>
         </w:rPr>
-        <w:t xml:space="preserve">з управління ГО УААСП майнових авторських прав </w:t>
+        <w:t>з управління ГО</w:t>
+      </w:r>
+      <w:r>
+        <w:rPr>
+          <w:sz w:val="22"/>
+          <w:szCs w:val="22"/>
+          <w:lang w:val="uk-UA"/>
+        </w:rPr>
+        <w:t xml:space="preserve"> УААСП майнових авторських прав </w:t>
       </w:r>
       <w:r>
         <w:rPr>
@@ -8164,8 +8196,6 @@
               </w:rPr>
               <w:t>:</w:t>
             </w:r>
-            <w:bookmarkStart w:id="4" w:name="_GoBack"/>
-            <w:bookmarkEnd w:id="4"/>
           </w:p>
         </w:tc>
         <w:tc>
@@ -8293,113 +8323,85 @@
           </w:p>
           <w:p>
             <w:pPr>
+              <w:spacing w:line="276" w:lineRule="auto"/>
+              <w:ind w:left="207"/>
               <w:rPr>
                 <w:b/>
-                <w:sz w:val="18"/>
-                <w:szCs w:val="16"/>
-                <w:lang w:val="uk-UA"/>
-              </w:rPr>
-            </w:pPr>
-            <w:r>
-              <w:rPr>
-                <w:sz w:val="18"/>
-                <w:szCs w:val="16"/>
-                <w:lang w:val="uk-UA"/>
-              </w:rPr>
-              <w:t xml:space="preserve">    01030, м. Київ, </w:t>
-            </w:r>
-          </w:p>
-          <w:p>
-            <w:pPr>
-              <w:ind w:left="180"/>
-              <w:rPr>
-                <w:b/>
-                <w:sz w:val="18"/>
-                <w:szCs w:val="16"/>
-                <w:lang w:val="uk-UA"/>
-              </w:rPr>
-            </w:pPr>
-            <w:r>
-              <w:rPr>
-                <w:sz w:val="18"/>
-                <w:szCs w:val="16"/>
-                <w:lang w:val="uk-UA"/>
-              </w:rPr>
-              <w:t>вул. Б. Хмельницького, буд. 41 літера А, прим. 1-3,</w:t>
-            </w:r>
-          </w:p>
-          <w:p>
-            <w:pPr>
-              <w:ind w:left="180"/>
-              <w:rPr>
-                <w:sz w:val="18"/>
-                <w:szCs w:val="16"/>
-                <w:lang w:val="uk-UA"/>
-              </w:rPr>
-            </w:pPr>
-            <w:r>
-              <w:rPr>
-                <w:sz w:val="18"/>
-                <w:szCs w:val="16"/>
-                <w:lang w:val="uk-UA"/>
-              </w:rPr>
-              <w:t>тел.: 044-223-60-40;</w:t>
-            </w:r>
-          </w:p>
-          <w:p>
-            <w:pPr>
-              <w:ind w:left="180"/>
-              <w:rPr>
-                <w:b/>
-                <w:sz w:val="18"/>
-                <w:szCs w:val="16"/>
+                <w:sz w:val="20"/>
+                <w:szCs w:val="18"/>
                 <w:lang w:val="uk-UA"/>
               </w:rPr>
             </w:pPr>
             <w:r>
               <w:rPr>
                 <w:b/>
-                <w:sz w:val="18"/>
-                <w:szCs w:val="16"/>
+                <w:sz w:val="20"/>
+                <w:szCs w:val="18"/>
                 <w:lang w:val="uk-UA"/>
               </w:rPr>
-              <w:t>Адреса для листування:</w:t>
+              <w:t>Юридична</w:t>
+            </w:r>
+            <w:r>
+              <w:rPr>
+                <w:b/>
+                <w:sz w:val="20"/>
+                <w:szCs w:val="18"/>
+                <w:lang w:val="uk-UA"/>
+              </w:rPr>
+              <w:t xml:space="preserve">/фактична </w:t>
+            </w:r>
+            <w:r>
+              <w:rPr>
+                <w:b/>
+                <w:sz w:val="20"/>
+                <w:szCs w:val="18"/>
+                <w:lang w:val="uk-UA"/>
+              </w:rPr>
+              <w:t xml:space="preserve">адреса: </w:t>
             </w:r>
           </w:p>
           <w:p>
             <w:pPr>
-              <w:ind w:left="180"/>
+              <w:spacing w:line="276" w:lineRule="auto"/>
+              <w:ind w:left="207"/>
               <w:rPr>
-                <w:b/>
-                <w:sz w:val="18"/>
-                <w:szCs w:val="16"/>
+                <w:sz w:val="20"/>
+                <w:szCs w:val="18"/>
                 <w:lang w:val="uk-UA"/>
               </w:rPr>
             </w:pPr>
             <w:r>
               <w:rPr>
-                <w:b/>
-                <w:sz w:val="18"/>
-                <w:szCs w:val="16"/>
+                <w:sz w:val="20"/>
+                <w:szCs w:val="18"/>
                 <w:lang w:val="uk-UA"/>
               </w:rPr>
-              <w:t>01030, м. Київ, вул. Б. Хмельницького 44, а/с 146</w:t>
+              <w:t>04060 м. Київ, вул. Вавілових 15 літера А</w:t>
             </w:r>
           </w:p>
           <w:p>
             <w:pPr>
-              <w:ind w:left="180"/>
+              <w:spacing w:line="276" w:lineRule="auto"/>
+              <w:ind w:left="207"/>
               <w:rPr>
-                <w:b/>
-                <w:sz w:val="18"/>
-                <w:szCs w:val="16"/>
+                <w:sz w:val="8"/>
+                <w:lang w:val="uk-UA"/>
+              </w:rPr>
+            </w:pPr>
+          </w:p>
+          <w:p>
+            <w:pPr>
+              <w:spacing w:line="276" w:lineRule="auto"/>
+              <w:ind w:left="207"/>
+              <w:rPr>
+                <w:sz w:val="28"/>
                 <w:lang w:val="uk-UA"/>
               </w:rPr>
             </w:pPr>
             <w:r>
               <w:rPr>
-                <w:sz w:val="18"/>
-                <w:szCs w:val="16"/>
+                <w:sz w:val="20"/>
+                <w:szCs w:val="18"/>
                 <w:lang w:val="uk-UA"/>
               </w:rPr>
               <w:t>код ЄДРПОУ: 39939650;</w:t>
@@ -8407,75 +8409,110 @@
           </w:p>
           <w:p>
             <w:pPr>
-              <w:ind w:left="180"/>
+              <w:spacing w:line="276" w:lineRule="auto"/>
+              <w:ind w:left="207"/>
               <w:rPr>
-                <w:b/>
-                <w:sz w:val="18"/>
-                <w:szCs w:val="16"/>
+                <w:sz w:val="20"/>
+                <w:szCs w:val="18"/>
                 <w:lang w:val="uk-UA"/>
               </w:rPr>
             </w:pPr>
             <w:r>
               <w:rPr>
-                <w:sz w:val="18"/>
-                <w:szCs w:val="16"/>
+                <w:sz w:val="20"/>
+                <w:szCs w:val="18"/>
                 <w:lang w:val="uk-UA"/>
               </w:rPr>
-              <w:t>поточний рахунок: 26002053021074</w:t>
+              <w:t>Назва банку: АТ КБ "ПРИВАТБАНК"</w:t>
             </w:r>
           </w:p>
           <w:p>
             <w:pPr>
-              <w:ind w:left="180"/>
+              <w:spacing w:line="276" w:lineRule="auto"/>
               <w:rPr>
-                <w:b/>
-                <w:sz w:val="18"/>
-                <w:szCs w:val="16"/>
+                <w:sz w:val="20"/>
+                <w:szCs w:val="18"/>
                 <w:lang w:val="uk-UA"/>
               </w:rPr>
             </w:pPr>
             <w:r>
               <w:rPr>
-                <w:sz w:val="18"/>
-                <w:szCs w:val="16"/>
+                <w:sz w:val="20"/>
+                <w:szCs w:val="18"/>
                 <w:lang w:val="uk-UA"/>
               </w:rPr>
-              <w:t>в АТ КБ «Приватбанк»;</w:t>
+              <w:t xml:space="preserve">    </w:t>
+            </w:r>
+            <w:r>
+              <w:rPr>
+                <w:sz w:val="20"/>
+                <w:szCs w:val="18"/>
+                <w:lang w:val="uk-UA"/>
+              </w:rPr>
+              <w:t xml:space="preserve">Рахунок отримувача у форматі IBAN: </w:t>
+            </w:r>
+            <w:r>
+              <w:rPr>
+                <w:sz w:val="20"/>
+                <w:szCs w:val="18"/>
+                <w:lang w:val="uk-UA"/>
+              </w:rPr>
+              <w:t xml:space="preserve">    </w:t>
             </w:r>
           </w:p>
           <w:p>
             <w:pPr>
-              <w:ind w:left="180"/>
+              <w:spacing w:line="276" w:lineRule="auto"/>
               <w:rPr>
-                <w:b/>
-                <w:sz w:val="18"/>
-                <w:szCs w:val="16"/>
+                <w:sz w:val="20"/>
+                <w:szCs w:val="18"/>
                 <w:lang w:val="uk-UA"/>
               </w:rPr>
             </w:pPr>
             <w:r>
               <w:rPr>
-                <w:sz w:val="18"/>
-                <w:szCs w:val="16"/>
+                <w:sz w:val="20"/>
+                <w:szCs w:val="18"/>
                 <w:lang w:val="uk-UA"/>
               </w:rPr>
-              <w:t>МФО 321842</w:t>
+              <w:t xml:space="preserve">    </w:t>
+            </w:r>
+            <w:r>
+              <w:rPr>
+                <w:sz w:val="20"/>
+                <w:szCs w:val="18"/>
+                <w:lang w:val="uk-UA"/>
+              </w:rPr>
+              <w:t>UA683052990000026004040115716</w:t>
+            </w:r>
+            <w:r>
+              <w:rPr>
+                <w:sz w:val="20"/>
+                <w:szCs w:val="18"/>
+                <w:lang w:val="uk-UA"/>
+              </w:rPr>
+              <w:t>    </w:t>
             </w:r>
           </w:p>
           <w:p>
             <w:pPr>
-              <w:ind w:firstLine="201"/>
+              <w:spacing w:line="276" w:lineRule="auto"/>
               <w:rPr>
-                <w:b/>
-                <w:sz w:val="18"/>
-                <w:szCs w:val="16"/>
-                <w:lang w:val="uk-UA"/>
+                <w:sz w:val="28"/>
               </w:rPr>
             </w:pPr>
             <w:r>
               <w:rPr>
-                <w:sz w:val="18"/>
-                <w:szCs w:val="16"/>
+                <w:sz w:val="20"/>
+                <w:szCs w:val="18"/>
+                <w:lang w:val="uk-UA"/>
+              </w:rPr>
+              <w:t xml:space="preserve">     </w:t>
+            </w:r>
+            <w:r>
+              <w:rPr>
+                <w:sz w:val="20"/>
+                <w:szCs w:val="18"/>
                 <w:lang w:val="uk-UA"/>
               </w:rPr>
               <w:t>Організація має статус неприбуткової за ознакою</w:t>
@@ -8483,50 +8520,60 @@
           </w:p>
           <w:p>
             <w:pPr>
-              <w:ind w:firstLine="201"/>
+              <w:spacing w:line="276" w:lineRule="auto"/>
               <w:rPr>
-                <w:b/>
-                <w:sz w:val="18"/>
-                <w:szCs w:val="16"/>
+                <w:sz w:val="20"/>
+                <w:szCs w:val="18"/>
                 <w:lang w:val="uk-UA"/>
               </w:rPr>
             </w:pPr>
             <w:r>
               <w:rPr>
-                <w:sz w:val="18"/>
-                <w:szCs w:val="16"/>
+                <w:sz w:val="20"/>
+                <w:szCs w:val="18"/>
                 <w:lang w:val="uk-UA"/>
               </w:rPr>
-              <w:t>неприбутковості0032</w:t>
+              <w:t>    неприбутковості 0032</w:t>
             </w:r>
           </w:p>
           <w:p>
             <w:pPr>
-              <w:ind w:left="180"/>
+              <w:spacing w:line="276" w:lineRule="auto"/>
               <w:rPr>
-                <w:sz w:val="18"/>
-                <w:szCs w:val="16"/>
-                <w:lang w:val="uk-UA"/>
+                <w:sz w:val="28"/>
               </w:rPr>
             </w:pPr>
-            <w:r>
+          </w:p>
+          <w:p>
+            <w:pPr>
+              <w:spacing w:line="276" w:lineRule="auto"/>
+              <w:ind w:left="207"/>
               <w:rPr>
-                <w:sz w:val="18"/>
-                <w:szCs w:val="16"/>
-                <w:lang w:val="uk-UA"/>
+                <w:sz w:val="28"/>
               </w:rPr>
-              <w:t>http://uacrr.org.ua</w:t>
-            </w:r>
+            </w:pPr>
+            <w:hyperlink r:id="rId9" w:history="1">
+              <w:r>
+                <w:rPr>
+                  <w:rStyle w:val="af8"/>
+                  <w:sz w:val="20"/>
+                  <w:szCs w:val="18"/>
+                  <w:lang w:val="uk-UA"/>
+                </w:rPr>
+                <w:t>http://uacrr.org.ua</w:t>
+              </w:r>
+            </w:hyperlink>
           </w:p>
           <w:p>
             <w:pPr>
               <w:pStyle w:val="a4"/>
+              <w:spacing w:line="276" w:lineRule="auto"/>
               <w:ind w:right="-1"/>
               <w:jc w:val="left"/>
               <w:rPr>
                 <w:b/>
                 <w:bCs/>
-                <w:sz w:val="18"/>
+                <w:sz w:val="20"/>
                 <w:szCs w:val="16"/>
               </w:rPr>
             </w:pPr>
@@ -8534,12 +8581,13 @@
           <w:p>
             <w:pPr>
               <w:pStyle w:val="a4"/>
+              <w:spacing w:line="276" w:lineRule="auto"/>
               <w:ind w:right="-1"/>
               <w:jc w:val="left"/>
               <w:rPr>
                 <w:b/>
                 <w:bCs/>
-                <w:sz w:val="18"/>
+                <w:sz w:val="20"/>
                 <w:szCs w:val="16"/>
               </w:rPr>
             </w:pPr>
@@ -8622,6 +8670,14 @@
                 <w:sz w:val="18"/>
                 <w:szCs w:val="16"/>
               </w:rPr>
+              <w:t xml:space="preserve">           </w:t>
+            </w:r>
+            <w:r>
+              <w:rPr>
+                <w:bCs/>
+                <w:sz w:val="18"/>
+                <w:szCs w:val="16"/>
+              </w:rPr>
               <w:t>М.П.</w:t>
             </w:r>
             <w:r>
@@ -8672,7 +8728,6 @@
                 <w:docPart w:val="22520C046ECD4B15AFCE22066A413E57"/>
               </w:placeholder>
               <w:showingPlcHdr/>
-              <w15:appearance w15:val="tags"/>
               <w:text/>
             </w:sdtPr>
             <w:sdtEndPr/>
@@ -8738,7 +8793,6 @@
                   <w:docPart w:val="ED9DE91581B14773BE27B93C08FD72EC"/>
                 </w:placeholder>
                 <w:showingPlcHdr/>
-                <w15:appearance w15:val="tags"/>
                 <w:text/>
               </w:sdtPr>
               <w:sdtEndPr/>
@@ -8785,7 +8839,6 @@
                   <w:docPart w:val="C1D69BCFEA7F4D27B39485DEA91D23E7"/>
                 </w:placeholder>
                 <w:showingPlcHdr/>
-                <w15:appearance w15:val="tags"/>
                 <w:text/>
               </w:sdtPr>
               <w:sdtEndPr/>
@@ -8826,18 +8879,18 @@
             <w:sdt>
               <w:sdtPr>
                 <w:rPr>
+                  <w:color w:val="000000"/>
                   <w:sz w:val="18"/>
                   <w:szCs w:val="18"/>
                   <w:lang w:val="uk-UA"/>
                 </w:rPr>
-                <w:alias w:val="CstCorrespAddress"/>
-                <w:tag w:val="CstCorrespAddress"/>
-                <w:id w:val="972402476"/>
+                <w:alias w:val="CstBDate"/>
+                <w:tag w:val="CstBDate"/>
+                <w:id w:val="-1087532085"/>
                 <w:placeholder>
-                  <w:docPart w:val="5EB8D316D0A449B89CD08D0671D70FE5"/>
+                  <w:docPart w:val="95AC2C9D241F4319AD36CF1FB24EF0C4"/>
                 </w:placeholder>
                 <w:showingPlcHdr/>
-                <w15:appearance w15:val="tags"/>
                 <w:text/>
               </w:sdtPr>
               <w:sdtEndPr/>
@@ -8845,6 +8898,7 @@
                 <w:r>
                   <w:rPr>
                     <w:rStyle w:val="afb"/>
+                    <w:rFonts w:eastAsiaTheme="minorHAnsi"/>
                   </w:rPr>
                   <w:t>Место для ввода текста.</w:t>
                 </w:r>
@@ -8852,6 +8906,7 @@
             </w:sdt>
             <w:r>
               <w:rPr>
+                <w:color w:val="000000"/>
                 <w:sz w:val="18"/>
                 <w:szCs w:val="18"/>
                 <w:lang w:val="uk-UA"/>
@@ -8890,7 +8945,6 @@
                   <w:docPart w:val="FCE73582B6884748A8B5D5F53A49A41F"/>
                 </w:placeholder>
                 <w:showingPlcHdr/>
-                <w15:appearance w15:val="tags"/>
                 <w:text/>
               </w:sdtPr>
               <w:sdtEndPr/>
@@ -8943,7 +8997,6 @@
                   <w:docPart w:val="DFD7C58BC6E1445EA03AE63E4C157CAD"/>
                 </w:placeholder>
                 <w:showingPlcHdr/>
-                <w15:appearance w15:val="tags"/>
                 <w:text/>
               </w:sdtPr>
               <w:sdtEndPr/>
@@ -9059,7 +9112,6 @@
                   <w:docPart w:val="407CA4E625D94084B06F3051EA16E8F2"/>
                 </w:placeholder>
                 <w:showingPlcHdr/>
-                <w15:appearance w15:val="tags"/>
                 <w:text/>
               </w:sdtPr>
               <w:sdtEndPr/>
@@ -9136,7 +9188,6 @@
                   <w:docPart w:val="C260DB0530B0454D8D69EE1F1A800CE1"/>
                 </w:placeholder>
                 <w:showingPlcHdr/>
-                <w15:appearance w15:val="tags"/>
                 <w:text/>
               </w:sdtPr>
               <w:sdtEndPr/>
@@ -9173,7 +9224,6 @@
                 <w:szCs w:val="18"/>
                 <w:lang w:val="uk-UA"/>
               </w:rPr>
-              <w:lastRenderedPageBreak/>
               <w:t xml:space="preserve">МФО – </w:t>
             </w:r>
             <w:sdt>
@@ -9191,7 +9241,6 @@
                   <w:docPart w:val="987F11813667444B974A264AB688F58C"/>
                 </w:placeholder>
                 <w:showingPlcHdr/>
-                <w15:appearance w15:val="tags"/>
                 <w:text/>
               </w:sdtPr>
               <w:sdtEndPr/>
@@ -9253,7 +9302,6 @@
                   <w:docPart w:val="E8DB142DEC804028AEF352A1433C8AC1"/>
                 </w:placeholder>
                 <w:showingPlcHdr/>
-                <w15:appearance w15:val="tags"/>
                 <w:text/>
               </w:sdtPr>
               <w:sdtEndPr/>
@@ -9323,7 +9371,6 @@
                   <w:docPart w:val="4B15BC30012F467D9CB9CEDAB7D9AAF7"/>
                 </w:placeholder>
                 <w:showingPlcHdr/>
-                <w15:appearance w15:val="tags"/>
                 <w:text/>
               </w:sdtPr>
               <w:sdtEndPr/>
@@ -9362,7 +9409,39 @@
                 <w:szCs w:val="18"/>
                 <w:lang w:val="uk-UA"/>
               </w:rPr>
-              <w:t xml:space="preserve">Особистий рахунок </w:t>
+              <w:t>Р</w:t>
+            </w:r>
+            <w:r>
+              <w:rPr>
+                <w:sz w:val="18"/>
+                <w:szCs w:val="18"/>
+                <w:lang w:val="uk-UA"/>
+              </w:rPr>
+              <w:t>ахунок</w:t>
+            </w:r>
+            <w:r>
+              <w:rPr>
+                <w:sz w:val="18"/>
+                <w:szCs w:val="18"/>
+                <w:lang w:val="uk-UA"/>
+              </w:rPr>
+              <w:t xml:space="preserve"> </w:t>
+            </w:r>
+            <w:r>
+              <w:rPr>
+                <w:sz w:val="18"/>
+                <w:szCs w:val="18"/>
+                <w:lang w:val="en-US"/>
+              </w:rPr>
+              <w:t>IBAN</w:t>
+            </w:r>
+            <w:r>
+              <w:rPr>
+                <w:sz w:val="18"/>
+                <w:szCs w:val="18"/>
+                <w:lang w:val="uk-UA"/>
+              </w:rPr>
+              <w:t xml:space="preserve"> </w:t>
             </w:r>
             <w:sdt>
               <w:sdtPr>
@@ -9379,7 +9458,6 @@
                   <w:docPart w:val="A520E50E76B24E9F8C1F3F44A6F3C7F2"/>
                 </w:placeholder>
                 <w:showingPlcHdr/>
-                <w15:appearance w15:val="tags"/>
                 <w:text/>
               </w:sdtPr>
               <w:sdtEndPr/>
@@ -9431,10 +9509,9 @@
                 <w:tag w:val="CstPhoneHome"/>
                 <w:id w:val="-1529868520"/>
                 <w:placeholder>
-                  <w:docPart w:val="2FE90B802ECC4ED6B064A793596C8200"/>
+                  <w:docPart w:val="9D60E9204F27487D8F21199037D5A86B"/>
                 </w:placeholder>
                 <w:showingPlcHdr/>
-                <w15:appearance w15:val="tags"/>
                 <w:text/>
               </w:sdtPr>
               <w:sdtEndPr/>
@@ -9480,19 +9557,17 @@
             <w:sdt>
               <w:sdtPr>
                 <w:rPr>
-                  <w:color w:val="000000"/>
                   <w:sz w:val="18"/>
                   <w:szCs w:val="18"/>
-                  <w:lang w:val="uk-UA"/>
+                  <w:lang w:val="en-US"/>
                 </w:rPr>
-                <w:alias w:val="CstPhoneHome"/>
-                <w:tag w:val="CstPhoneHome"/>
-                <w:id w:val="-1034415527"/>
+                <w:alias w:val="CstPhone"/>
+                <w:tag w:val="CstPhone"/>
+                <w:id w:val="1802267388"/>
                 <w:placeholder>
-                  <w:docPart w:val="B31443AA97FB4F7C9F490F4BEF1DDD4E"/>
+                  <w:docPart w:val="8552F95E00FA4048B30A4E09D44C3768"/>
                 </w:placeholder>
                 <w:showingPlcHdr/>
-                <w15:appearance w15:val="tags"/>
                 <w:text/>
               </w:sdtPr>
               <w:sdtEndPr/>
@@ -9522,6 +9597,7 @@
                 <w:tab w:val="left" w:pos="420"/>
               </w:tabs>
               <w:rPr>
+                <w:color w:val="000000"/>
                 <w:sz w:val="18"/>
                 <w:szCs w:val="18"/>
                 <w:lang w:val="uk-UA"/>
@@ -9543,14 +9619,13 @@
                   <w:szCs w:val="18"/>
                   <w:lang w:val="uk-UA"/>
                 </w:rPr>
-                <w:alias w:val="CstPhoneHome"/>
-                <w:tag w:val="CstPhoneHome"/>
-                <w:id w:val="-101346435"/>
+                <w:alias w:val="CstPhoneWork"/>
+                <w:tag w:val="CstPhoneWork"/>
+                <w:id w:val="739369011"/>
                 <w:placeholder>
-                  <w:docPart w:val="A40393784E8B4199B731C5FAC42C7F79"/>
+                  <w:docPart w:val="45F1BB6FD2DF4831A6496E0FD3BEAED0"/>
                 </w:placeholder>
                 <w:showingPlcHdr/>
-                <w15:appearance w15:val="tags"/>
                 <w:text/>
               </w:sdtPr>
               <w:sdtEndPr/>
@@ -9571,7 +9646,7 @@
                 <w:szCs w:val="18"/>
                 <w:lang w:val="uk-UA"/>
               </w:rPr>
-              <w:t>,</w:t>
+              <w:t>;</w:t>
             </w:r>
           </w:p>
           <w:p>
@@ -9605,10 +9680,9 @@
                 <w:tag w:val="CstEmail"/>
                 <w:id w:val="-318652928"/>
                 <w:placeholder>
-                  <w:docPart w:val="2D5994E4D8824AF5A4989727ADBD5C18"/>
+                  <w:docPart w:val="D904DBF52B4D4BAEA160831B5C3C12CF"/>
                 </w:placeholder>
                 <w:showingPlcHdr/>
-                <w15:appearance w15:val="tags"/>
                 <w:text/>
               </w:sdtPr>
               <w:sdtEndPr/>
@@ -9634,6 +9708,14 @@
                 <w:lang w:val="uk-UA"/>
               </w:rPr>
             </w:pPr>
+            <w:r>
+              <w:rPr>
+                <w:sz w:val="18"/>
+                <w:szCs w:val="18"/>
+                <w:lang w:val="uk-UA"/>
+              </w:rPr>
+              <w:t xml:space="preserve"> </w:t>
+            </w:r>
           </w:p>
           <w:tbl>
             <w:tblPr>
@@ -9745,7 +9827,6 @@
                         <w:docPart w:val="2B7AAE9943AD43579E3ADE6C7EC148C9"/>
                       </w:placeholder>
                       <w:showingPlcHdr/>
-                      <w15:appearance w15:val="tags"/>
                       <w:text/>
                     </w:sdtPr>
                     <w:sdtEndPr/>
@@ -9800,7 +9881,6 @@
           <w:szCs w:val="16"/>
           <w:lang w:val="uk-UA"/>
         </w:rPr>
-        <w:lastRenderedPageBreak/>
         <w:t>С</w:t>
       </w:r>
       <w:r>
@@ -9946,9 +10026,6 @@
     <w:p>
       <w:pPr>
         <w:pStyle w:val="a4"/>
-        <w:tabs>
-          <w:tab w:val="left" w:pos="8115"/>
-        </w:tabs>
         <w:ind w:right="-1"/>
         <w:rPr>
           <w:sz w:val="20"/>
@@ -9959,28 +10036,7 @@
           <w:sz w:val="16"/>
           <w:szCs w:val="16"/>
         </w:rPr>
-        <w:t xml:space="preserve">тел.: </w:t>
-      </w:r>
-      <w:r>
-        <w:rPr>
-          <w:sz w:val="16"/>
-          <w:szCs w:val="16"/>
-        </w:rPr>
-        <w:t>(____) ___</w:t>
-      </w:r>
-      <w:r>
-        <w:rPr>
-          <w:sz w:val="16"/>
-          <w:szCs w:val="16"/>
-        </w:rPr>
-        <w:t>____________</w:t>
-      </w:r>
-      <w:r>
-        <w:rPr>
-          <w:sz w:val="16"/>
-          <w:szCs w:val="16"/>
-        </w:rPr>
-        <w:t>____</w:t>
+        <w:t>__</w:t>
       </w:r>
       <w:r>
         <w:rPr>
@@ -9990,8 +10046,8 @@
       </w:r>
     </w:p>
     <w:sectPr>
-      <w:headerReference w:type="default" r:id="rId9"/>
-      <w:footerReference w:type="default" r:id="rId10"/>
+      <w:headerReference w:type="default" r:id="rId10"/>
+      <w:footerReference w:type="default" r:id="rId11"/>
       <w:pgSz w:w="11906" w:h="16838"/>
       <w:pgMar w:top="567" w:right="566" w:bottom="993" w:left="709" w:header="340" w:footer="340" w:gutter="0"/>
       <w:cols w:space="720"/>
@@ -10002,7 +10058,7 @@
 </file>
 
 <file path=word/endnotes.xml><?xml version="1.0" encoding="utf-8"?>
-<w:endnotes xmlns:wpc="http://schemas.microsoft.com/office/word/2010/wordprocessingCanvas" xmlns:cx="http://schemas.microsoft.com/office/drawing/2014/chartex" xmlns:cx1="http://schemas.microsoft.com/office/drawing/2015/9/8/chartex" xmlns:cx2="http://schemas.microsoft.com/office/drawing/2015/10/21/chartex" xmlns:cx3="http://schemas.microsoft.com/office/drawing/2016/5/9/chartex" xmlns:cx4="http://schemas.microsoft.com/office/drawing/2016/5/10/chartex" xmlns:cx5="http://schemas.microsoft.com/office/drawing/2016/5/11/chartex" xmlns:cx6="http://schemas.microsoft.com/office/drawing/2016/5/12/chartex" xmlns:cx7="http://schemas.microsoft.com/office/drawing/2016/5/13/chartex" xmlns:cx8="http://schemas.microsoft.com/office/drawing/2016/5/14/chartex" xmlns:mc="http://schemas.openxmlformats.org/markup-compatibility/2006" xmlns:aink="http://schemas.microsoft.com/office/drawing/2016/ink" xmlns:am3d="http://schemas.microsoft.com/office/drawing/2017/model3d" xmlns:o="urn:schemas-microsoft-com:office:office" xmlns:r="http://schemas.openxmlformats.org/officeDocument/2006/relationships" xmlns:m="http://schemas.openxmlformats.org/officeDocument/2006/math" xmlns:v="urn:schemas-microsoft-com:vml" xmlns:wp14="http://schemas.microsoft.com/office/word/2010/wordprocessingDrawing" xmlns:wp="http://schemas.openxmlformats.org/drawingml/2006/wordprocessingDrawing" xmlns:w10="urn:schemas-microsoft-com:office:word" xmlns:w="http://schemas.openxmlformats.org/wordprocessingml/2006/main" xmlns:w14="http://schemas.microsoft.com/office/word/2010/wordml" xmlns:w15="http://schemas.microsoft.com/office/word/2012/wordml" xmlns:w16cid="http://schemas.microsoft.com/office/word/2016/wordml/cid" xmlns:w16se="http://schemas.microsoft.com/office/word/2015/wordml/symex" xmlns:wpg="http://schemas.microsoft.com/office/word/2010/wordprocessingGroup" xmlns:wpi="http://schemas.microsoft.com/office/word/2010/wordprocessingInk" xmlns:wne="http://schemas.microsoft.com/office/word/2006/wordml" xmlns:wps="http://schemas.microsoft.com/office/word/2010/wordprocessingShape" mc:Ignorable="w14 w15 w16se w16cid wp14">
+<w:endnotes xmlns:wpc="http://schemas.microsoft.com/office/word/2010/wordprocessingCanvas" xmlns:cx="http://schemas.microsoft.com/office/drawing/2014/chartex" xmlns:cx1="http://schemas.microsoft.com/office/drawing/2015/9/8/chartex" xmlns:mc="http://schemas.openxmlformats.org/markup-compatibility/2006" xmlns:o="urn:schemas-microsoft-com:office:office" xmlns:r="http://schemas.openxmlformats.org/officeDocument/2006/relationships" xmlns:m="http://schemas.openxmlformats.org/officeDocument/2006/math" xmlns:v="urn:schemas-microsoft-com:vml" xmlns:wp14="http://schemas.microsoft.com/office/word/2010/wordprocessingDrawing" xmlns:wp="http://schemas.openxmlformats.org/drawingml/2006/wordprocessingDrawing" xmlns:w10="urn:schemas-microsoft-com:office:word" xmlns:w="http://schemas.openxmlformats.org/wordprocessingml/2006/main" xmlns:w14="http://schemas.microsoft.com/office/word/2010/wordml" xmlns:w15="http://schemas.microsoft.com/office/word/2012/wordml" xmlns:w16se="http://schemas.microsoft.com/office/word/2015/wordml/symex" xmlns:wpg="http://schemas.microsoft.com/office/word/2010/wordprocessingGroup" xmlns:wpi="http://schemas.microsoft.com/office/word/2010/wordprocessingInk" xmlns:wne="http://schemas.microsoft.com/office/word/2006/wordml" xmlns:wps="http://schemas.microsoft.com/office/word/2010/wordprocessingShape" mc:Ignorable="w14 w15 w16se wp14">
   <w:endnote w:type="separator" w:id="-1">
     <w:p>
       <w:r>
@@ -10021,7 +10077,7 @@
 </file>
 
 <file path=word/footer1.xml><?xml version="1.0" encoding="utf-8"?>
-<w:ftr xmlns:wpc="http://schemas.microsoft.com/office/word/2010/wordprocessingCanvas" xmlns:cx="http://schemas.microsoft.com/office/drawing/2014/chartex" xmlns:cx1="http://schemas.microsoft.com/office/drawing/2015/9/8/chartex" xmlns:cx2="http://schemas.microsoft.com/office/drawing/2015/10/21/chartex" xmlns:cx3="http://schemas.microsoft.com/office/drawing/2016/5/9/chartex" xmlns:cx4="http://schemas.microsoft.com/office/drawing/2016/5/10/chartex" xmlns:cx5="http://schemas.microsoft.com/office/drawing/2016/5/11/chartex" xmlns:cx6="http://schemas.microsoft.com/office/drawing/2016/5/12/chartex" xmlns:cx7="http://schemas.microsoft.com/office/drawing/2016/5/13/chartex" xmlns:cx8="http://schemas.microsoft.com/office/drawing/2016/5/14/chartex" xmlns:mc="http://schemas.openxmlformats.org/markup-compatibility/2006" xmlns:aink="http://schemas.microsoft.com/office/drawing/2016/ink" xmlns:am3d="http://schemas.microsoft.com/office/drawing/2017/model3d" xmlns:o="urn:schemas-microsoft-com:office:office" xmlns:r="http://schemas.openxmlformats.org/officeDocument/2006/relationships" xmlns:m="http://schemas.openxmlformats.org/officeDocument/2006/math" xmlns:v="urn:schemas-microsoft-com:vml" xmlns:wp14="http://schemas.microsoft.com/office/word/2010/wordprocessingDrawing" xmlns:wp="http://schemas.openxmlformats.org/drawingml/2006/wordprocessingDrawing" xmlns:w10="urn:schemas-microsoft-com:office:word" xmlns:w="http://schemas.openxmlformats.org/wordprocessingml/2006/main" xmlns:w14="http://schemas.microsoft.com/office/word/2010/wordml" xmlns:w15="http://schemas.microsoft.com/office/word/2012/wordml" xmlns:w16cid="http://schemas.microsoft.com/office/word/2016/wordml/cid" xmlns:w16se="http://schemas.microsoft.com/office/word/2015/wordml/symex" xmlns:wpg="http://schemas.microsoft.com/office/word/2010/wordprocessingGroup" xmlns:wpi="http://schemas.microsoft.com/office/word/2010/wordprocessingInk" xmlns:wne="http://schemas.microsoft.com/office/word/2006/wordml" xmlns:wps="http://schemas.microsoft.com/office/word/2010/wordprocessingShape" mc:Ignorable="w14 w15 w16se w16cid wp14">
+<w:ftr xmlns:wpc="http://schemas.microsoft.com/office/word/2010/wordprocessingCanvas" xmlns:cx="http://schemas.microsoft.com/office/drawing/2014/chartex" xmlns:cx1="http://schemas.microsoft.com/office/drawing/2015/9/8/chartex" xmlns:mc="http://schemas.openxmlformats.org/markup-compatibility/2006" xmlns:o="urn:schemas-microsoft-com:office:office" xmlns:r="http://schemas.openxmlformats.org/officeDocument/2006/relationships" xmlns:m="http://schemas.openxmlformats.org/officeDocument/2006/math" xmlns:v="urn:schemas-microsoft-com:vml" xmlns:wp14="http://schemas.microsoft.com/office/word/2010/wordprocessingDrawing" xmlns:wp="http://schemas.openxmlformats.org/drawingml/2006/wordprocessingDrawing" xmlns:w10="urn:schemas-microsoft-com:office:word" xmlns:w="http://schemas.openxmlformats.org/wordprocessingml/2006/main" xmlns:w14="http://schemas.microsoft.com/office/word/2010/wordml" xmlns:w15="http://schemas.microsoft.com/office/word/2012/wordml" xmlns:w16se="http://schemas.microsoft.com/office/word/2015/wordml/symex" xmlns:wpg="http://schemas.microsoft.com/office/word/2010/wordprocessingGroup" xmlns:wpi="http://schemas.microsoft.com/office/word/2010/wordprocessingInk" xmlns:wne="http://schemas.microsoft.com/office/word/2006/wordml" xmlns:wps="http://schemas.microsoft.com/office/word/2010/wordprocessingShape" mc:Ignorable="w14 w15 w16se wp14">
   <w:p>
     <w:pPr>
       <w:pStyle w:val="a8"/>
@@ -10150,7 +10206,7 @@
               <v:stroke joinstyle="miter"/>
               <v:path gradientshapeok="t" o:connecttype="rect"/>
             </v:shapetype>
-            <v:shape id="Text Box 1" o:spid="_x0000_s1026" type="#_x0000_t202" style="position:absolute;left:0;text-align:left;margin-left:0;margin-top:.05pt;width:4.95pt;height:11.45pt;z-index:251657728;visibility:visible;mso-wrap-style:square;mso-width-percent:0;mso-height-percent:0;mso-wrap-distance-left:0;mso-wrap-distance-top:0;mso-wrap-distance-right:0;mso-wrap-distance-bottom:0;mso-position-horizontal:center;mso-position-horizontal-relative:margin;mso-position-vertical:absolute;mso-position-vertical-relative:text;mso-width-percent:0;mso-height-percent:0;mso-width-relative:page;mso-height-relative:page;v-text-anchor:top" o:gfxdata="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" stroked="f">
+            <v:shape id="Text Box 1" o:spid="_x0000_s1026" type="#_x0000_t202" style="position:absolute;left:0;text-align:left;margin-left:0;margin-top:.05pt;width:4.95pt;height:11.45pt;z-index:251657728;visibility:visible;mso-wrap-style:square;mso-width-percent:0;mso-height-percent:0;mso-wrap-distance-left:0;mso-wrap-distance-top:0;mso-wrap-distance-right:0;mso-wrap-distance-bottom:0;mso-position-horizontal:center;mso-position-horizontal-relative:margin;mso-position-vertical:absolute;mso-position-vertical-relative:text;mso-width-percent:0;mso-height-percent:0;mso-width-relative:page;mso-height-relative:page;v-text-anchor:top" o:gfxdata="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" stroked="f">
               <v:fill opacity="0"/>
               <v:textbox inset="0,0,0,0">
                 <w:txbxContent>
@@ -10385,7 +10441,7 @@
 </file>
 
 <file path=word/footnotes.xml><?xml version="1.0" encoding="utf-8"?>
-<w:footnotes xmlns:wpc="http://schemas.microsoft.com/office/word/2010/wordprocessingCanvas" xmlns:cx="http://schemas.microsoft.com/office/drawing/2014/chartex" xmlns:cx1="http://schemas.microsoft.com/office/drawing/2015/9/8/chartex" xmlns:cx2="http://schemas.microsoft.com/office/drawing/2015/10/21/chartex" xmlns:cx3="http://schemas.microsoft.com/office/drawing/2016/5/9/chartex" xmlns:cx4="http://schemas.microsoft.com/office/drawing/2016/5/10/chartex" xmlns:cx5="http://schemas.microsoft.com/office/drawing/2016/5/11/chartex" xmlns:cx6="http://schemas.microsoft.com/office/drawing/2016/5/12/chartex" xmlns:cx7="http://schemas.microsoft.com/office/drawing/2016/5/13/chartex" xmlns:cx8="http://schemas.microsoft.com/office/drawing/2016/5/14/chartex" xmlns:mc="http://schemas.openxmlformats.org/markup-compatibility/2006" xmlns:aink="http://schemas.microsoft.com/office/drawing/2016/ink" xmlns:am3d="http://schemas.microsoft.com/office/drawing/2017/model3d" xmlns:o="urn:schemas-microsoft-com:office:office" xmlns:r="http://schemas.openxmlformats.org/officeDocument/2006/relationships" xmlns:m="http://schemas.openxmlformats.org/officeDocument/2006/math" xmlns:v="urn:schemas-microsoft-com:vml" xmlns:wp14="http://schemas.microsoft.com/office/word/2010/wordprocessingDrawing" xmlns:wp="http://schemas.openxmlformats.org/drawingml/2006/wordprocessingDrawing" xmlns:w10="urn:schemas-microsoft-com:office:word" xmlns:w="http://schemas.openxmlformats.org/wordprocessingml/2006/main" xmlns:w14="http://schemas.microsoft.com/office/word/2010/wordml" xmlns:w15="http://schemas.microsoft.com/office/word/2012/wordml" xmlns:w16cid="http://schemas.microsoft.com/office/word/2016/wordml/cid" xmlns:w16se="http://schemas.microsoft.com/office/word/2015/wordml/symex" xmlns:wpg="http://schemas.microsoft.com/office/word/2010/wordprocessingGroup" xmlns:wpi="http://schemas.microsoft.com/office/word/2010/wordprocessingInk" xmlns:wne="http://schemas.microsoft.com/office/word/2006/wordml" xmlns:wps="http://schemas.microsoft.com/office/word/2010/wordprocessingShape" mc:Ignorable="w14 w15 w16se w16cid wp14">
+<w:footnotes xmlns:wpc="http://schemas.microsoft.com/office/word/2010/wordprocessingCanvas" xmlns:cx="http://schemas.microsoft.com/office/drawing/2014/chartex" xmlns:cx1="http://schemas.microsoft.com/office/drawing/2015/9/8/chartex" xmlns:mc="http://schemas.openxmlformats.org/markup-compatibility/2006" xmlns:o="urn:schemas-microsoft-com:office:office" xmlns:r="http://schemas.openxmlformats.org/officeDocument/2006/relationships" xmlns:m="http://schemas.openxmlformats.org/officeDocument/2006/math" xmlns:v="urn:schemas-microsoft-com:vml" xmlns:wp14="http://schemas.microsoft.com/office/word/2010/wordprocessingDrawing" xmlns:wp="http://schemas.openxmlformats.org/drawingml/2006/wordprocessingDrawing" xmlns:w10="urn:schemas-microsoft-com:office:word" xmlns:w="http://schemas.openxmlformats.org/wordprocessingml/2006/main" xmlns:w14="http://schemas.microsoft.com/office/word/2010/wordml" xmlns:w15="http://schemas.microsoft.com/office/word/2012/wordml" xmlns:w16se="http://schemas.microsoft.com/office/word/2015/wordml/symex" xmlns:wpg="http://schemas.microsoft.com/office/word/2010/wordprocessingGroup" xmlns:wpi="http://schemas.microsoft.com/office/word/2010/wordprocessingInk" xmlns:wne="http://schemas.microsoft.com/office/word/2006/wordml" xmlns:wps="http://schemas.microsoft.com/office/word/2010/wordprocessingShape" mc:Ignorable="w14 w15 w16se wp14">
   <w:footnote w:type="separator" w:id="-1">
     <w:p>
       <w:r>
@@ -10404,7 +10460,7 @@
 </file>
 
 <file path=word/header1.xml><?xml version="1.0" encoding="utf-8"?>
-<w:hdr xmlns:wpc="http://schemas.microsoft.com/office/word/2010/wordprocessingCanvas" xmlns:cx="http://schemas.microsoft.com/office/drawing/2014/chartex" xmlns:cx1="http://schemas.microsoft.com/office/drawing/2015/9/8/chartex" xmlns:cx2="http://schemas.microsoft.com/office/drawing/2015/10/21/chartex" xmlns:cx3="http://schemas.microsoft.com/office/drawing/2016/5/9/chartex" xmlns:cx4="http://schemas.microsoft.com/office/drawing/2016/5/10/chartex" xmlns:cx5="http://schemas.microsoft.com/office/drawing/2016/5/11/chartex" xmlns:cx6="http://schemas.microsoft.com/office/drawing/2016/5/12/chartex" xmlns:cx7="http://schemas.microsoft.com/office/drawing/2016/5/13/chartex" xmlns:cx8="http://schemas.microsoft.com/office/drawing/2016/5/14/chartex" xmlns:mc="http://schemas.openxmlformats.org/markup-compatibility/2006" xmlns:aink="http://schemas.microsoft.com/office/drawing/2016/ink" xmlns:am3d="http://schemas.microsoft.com/office/drawing/2017/model3d" xmlns:o="urn:schemas-microsoft-com:office:office" xmlns:r="http://schemas.openxmlformats.org/officeDocument/2006/relationships" xmlns:m="http://schemas.openxmlformats.org/officeDocument/2006/math" xmlns:v="urn:schemas-microsoft-com:vml" xmlns:wp14="http://schemas.microsoft.com/office/word/2010/wordprocessingDrawing" xmlns:wp="http://schemas.openxmlformats.org/drawingml/2006/wordprocessingDrawing" xmlns:w10="urn:schemas-microsoft-com:office:word" xmlns:w="http://schemas.openxmlformats.org/wordprocessingml/2006/main" xmlns:w14="http://schemas.microsoft.com/office/word/2010/wordml" xmlns:w15="http://schemas.microsoft.com/office/word/2012/wordml" xmlns:w16cid="http://schemas.microsoft.com/office/word/2016/wordml/cid" xmlns:w16se="http://schemas.microsoft.com/office/word/2015/wordml/symex" xmlns:wpg="http://schemas.microsoft.com/office/word/2010/wordprocessingGroup" xmlns:wpi="http://schemas.microsoft.com/office/word/2010/wordprocessingInk" xmlns:wne="http://schemas.microsoft.com/office/word/2006/wordml" xmlns:wps="http://schemas.microsoft.com/office/word/2010/wordprocessingShape" mc:Ignorable="w14 w15 w16se w16cid wp14">
+<w:hdr xmlns:wpc="http://schemas.microsoft.com/office/word/2010/wordprocessingCanvas" xmlns:cx="http://schemas.microsoft.com/office/drawing/2014/chartex" xmlns:cx1="http://schemas.microsoft.com/office/drawing/2015/9/8/chartex" xmlns:mc="http://schemas.openxmlformats.org/markup-compatibility/2006" xmlns:o="urn:schemas-microsoft-com:office:office" xmlns:r="http://schemas.openxmlformats.org/officeDocument/2006/relationships" xmlns:m="http://schemas.openxmlformats.org/officeDocument/2006/math" xmlns:v="urn:schemas-microsoft-com:vml" xmlns:wp14="http://schemas.microsoft.com/office/word/2010/wordprocessingDrawing" xmlns:wp="http://schemas.openxmlformats.org/drawingml/2006/wordprocessingDrawing" xmlns:w10="urn:schemas-microsoft-com:office:word" xmlns:w="http://schemas.openxmlformats.org/wordprocessingml/2006/main" xmlns:w14="http://schemas.microsoft.com/office/word/2010/wordml" xmlns:w15="http://schemas.microsoft.com/office/word/2012/wordml" xmlns:w16se="http://schemas.microsoft.com/office/word/2015/wordml/symex" xmlns:wpg="http://schemas.microsoft.com/office/word/2010/wordprocessingGroup" xmlns:wpi="http://schemas.microsoft.com/office/word/2010/wordprocessingInk" xmlns:wne="http://schemas.microsoft.com/office/word/2006/wordml" xmlns:wps="http://schemas.microsoft.com/office/word/2010/wordprocessingShape" mc:Ignorable="w14 w15 w16se wp14">
   <w:p>
     <w:pPr>
       <w:pStyle w:val="a6"/>
@@ -10481,7 +10537,7 @@
 </file>
 
 <file path=word/numbering.xml><?xml version="1.0" encoding="utf-8"?>
-<w:numbering xmlns:wpc="http://schemas.microsoft.com/office/word/2010/wordprocessingCanvas" xmlns:cx="http://schemas.microsoft.com/office/drawing/2014/chartex" xmlns:cx1="http://schemas.microsoft.com/office/drawing/2015/9/8/chartex" xmlns:cx2="http://schemas.microsoft.com/office/drawing/2015/10/21/chartex" xmlns:cx3="http://schemas.microsoft.com/office/drawing/2016/5/9/chartex" xmlns:cx4="http://schemas.microsoft.com/office/drawing/2016/5/10/chartex" xmlns:cx5="http://schemas.microsoft.com/office/drawing/2016/5/11/chartex" xmlns:cx6="http://schemas.microsoft.com/office/drawing/2016/5/12/chartex" xmlns:cx7="http://schemas.microsoft.com/office/drawing/2016/5/13/chartex" xmlns:cx8="http://schemas.microsoft.com/office/drawing/2016/5/14/chartex" xmlns:mc="http://schemas.openxmlformats.org/markup-compatibility/2006" xmlns:aink="http://schemas.microsoft.com/office/drawing/2016/ink" xmlns:am3d="http://schemas.microsoft.com/office/drawing/2017/model3d" xmlns:o="urn:schemas-microsoft-com:office:office" xmlns:r="http://schemas.openxmlformats.org/officeDocument/2006/relationships" xmlns:m="http://schemas.openxmlformats.org/officeDocument/2006/math" xmlns:v="urn:schemas-microsoft-com:vml" xmlns:wp14="http://schemas.microsoft.com/office/word/2010/wordprocessingDrawing" xmlns:wp="http://schemas.openxmlformats.org/drawingml/2006/wordprocessingDrawing" xmlns:w10="urn:schemas-microsoft-com:office:word" xmlns:w="http://schemas.openxmlformats.org/wordprocessingml/2006/main" xmlns:w14="http://schemas.microsoft.com/office/word/2010/wordml" xmlns:w15="http://schemas.microsoft.com/office/word/2012/wordml" xmlns:w16cid="http://schemas.microsoft.com/office/word/2016/wordml/cid" xmlns:w16se="http://schemas.microsoft.com/office/word/2015/wordml/symex" xmlns:wpg="http://schemas.microsoft.com/office/word/2010/wordprocessingGroup" xmlns:wpi="http://schemas.microsoft.com/office/word/2010/wordprocessingInk" xmlns:wne="http://schemas.microsoft.com/office/word/2006/wordml" xmlns:wps="http://schemas.microsoft.com/office/word/2010/wordprocessingShape" mc:Ignorable="w14 w15 w16se w16cid wp14">
+<w:numbering xmlns:wpc="http://schemas.microsoft.com/office/word/2010/wordprocessingCanvas" xmlns:cx="http://schemas.microsoft.com/office/drawing/2014/chartex" xmlns:cx1="http://schemas.microsoft.com/office/drawing/2015/9/8/chartex" xmlns:mc="http://schemas.openxmlformats.org/markup-compatibility/2006" xmlns:o="urn:schemas-microsoft-com:office:office" xmlns:r="http://schemas.openxmlformats.org/officeDocument/2006/relationships" xmlns:m="http://schemas.openxmlformats.org/officeDocument/2006/math" xmlns:v="urn:schemas-microsoft-com:vml" xmlns:wp14="http://schemas.microsoft.com/office/word/2010/wordprocessingDrawing" xmlns:wp="http://schemas.openxmlformats.org/drawingml/2006/wordprocessingDrawing" xmlns:w10="urn:schemas-microsoft-com:office:word" xmlns:w="http://schemas.openxmlformats.org/wordprocessingml/2006/main" xmlns:w14="http://schemas.microsoft.com/office/word/2010/wordml" xmlns:w15="http://schemas.microsoft.com/office/word/2012/wordml" xmlns:w16se="http://schemas.microsoft.com/office/word/2015/wordml/symex" xmlns:wpg="http://schemas.microsoft.com/office/word/2010/wordprocessingGroup" xmlns:wpi="http://schemas.microsoft.com/office/word/2010/wordprocessingInk" xmlns:wne="http://schemas.microsoft.com/office/word/2006/wordml" xmlns:wps="http://schemas.microsoft.com/office/word/2010/wordprocessingShape" mc:Ignorable="w14 w15 w16se wp14">
   <w:abstractNum w:abstractNumId="0" w15:restartNumberingAfterBreak="0">
     <w:nsid w:val="00000001"/>
     <w:multiLevelType w:val="multilevel"/>
@@ -11147,6 +11203,120 @@
     </w:lvl>
   </w:abstractNum>
   <w:abstractNum w:abstractNumId="13" w15:restartNumberingAfterBreak="0">
+    <w:nsid w:val="0F014A5F"/>
+    <w:multiLevelType w:val="multilevel"/>
+    <w:tmpl w:val="FD8A5168"/>
+    <w:lvl w:ilvl="0">
+      <w:start w:val="6"/>
+      <w:numFmt w:val="decimal"/>
+      <w:lvlText w:val="%1."/>
+      <w:lvlJc w:val="left"/>
+      <w:pPr>
+        <w:ind w:left="360" w:hanging="360"/>
+      </w:pPr>
+      <w:rPr>
+        <w:rFonts w:hint="default"/>
+        <w:b/>
+      </w:rPr>
+    </w:lvl>
+    <w:lvl w:ilvl="1">
+      <w:start w:val="1"/>
+      <w:numFmt w:val="decimal"/>
+      <w:lvlText w:val="%1.%2."/>
+      <w:lvlJc w:val="left"/>
+      <w:pPr>
+        <w:ind w:left="1074" w:hanging="360"/>
+      </w:pPr>
+      <w:rPr>
+        <w:rFonts w:hint="default"/>
+      </w:rPr>
+    </w:lvl>
+    <w:lvl w:ilvl="2">
+      <w:start w:val="1"/>
+      <w:numFmt w:val="decimal"/>
+      <w:lvlText w:val="%1.%2.%3."/>
+      <w:lvlJc w:val="left"/>
+      <w:pPr>
+        <w:ind w:left="2148" w:hanging="720"/>
+      </w:pPr>
+      <w:rPr>
+        <w:rFonts w:hint="default"/>
+      </w:rPr>
+    </w:lvl>
+    <w:lvl w:ilvl="3">
+      <w:start w:val="1"/>
+      <w:numFmt w:val="decimal"/>
+      <w:lvlText w:val="%1.%2.%3.%4."/>
+      <w:lvlJc w:val="left"/>
+      <w:pPr>
+        <w:ind w:left="2862" w:hanging="720"/>
+      </w:pPr>
+      <w:rPr>
+        <w:rFonts w:hint="default"/>
+      </w:rPr>
+    </w:lvl>
+    <w:lvl w:ilvl="4">
+      <w:start w:val="1"/>
+      <w:numFmt w:val="decimal"/>
+      <w:lvlText w:val="%1.%2.%3.%4.%5."/>
+      <w:lvlJc w:val="left"/>
+      <w:pPr>
+        <w:ind w:left="3936" w:hanging="1080"/>
+      </w:pPr>
+      <w:rPr>
+        <w:rFonts w:hint="default"/>
+      </w:rPr>
+    </w:lvl>
+    <w:lvl w:ilvl="5">
+      <w:start w:val="1"/>
+      <w:numFmt w:val="decimal"/>
+      <w:lvlText w:val="%1.%2.%3.%4.%5.%6."/>
+      <w:lvlJc w:val="left"/>
+      <w:pPr>
+        <w:ind w:left="4650" w:hanging="1080"/>
+      </w:pPr>
+      <w:rPr>
+        <w:rFonts w:hint="default"/>
+      </w:rPr>
+    </w:lvl>
+    <w:lvl w:ilvl="6">
+      <w:start w:val="1"/>
+      <w:numFmt w:val="decimal"/>
+      <w:lvlText w:val="%1.%2.%3.%4.%5.%6.%7."/>
+      <w:lvlJc w:val="left"/>
+      <w:pPr>
+        <w:ind w:left="5724" w:hanging="1440"/>
+      </w:pPr>
+      <w:rPr>
+        <w:rFonts w:hint="default"/>
+      </w:rPr>
+    </w:lvl>
+    <w:lvl w:ilvl="7">
+      <w:start w:val="1"/>
+      <w:numFmt w:val="decimal"/>
+      <w:lvlText w:val="%1.%2.%3.%4.%5.%6.%7.%8."/>
+      <w:lvlJc w:val="left"/>
+      <w:pPr>
+        <w:ind w:left="6438" w:hanging="1440"/>
+      </w:pPr>
+      <w:rPr>
+        <w:rFonts w:hint="default"/>
+      </w:rPr>
+    </w:lvl>
+    <w:lvl w:ilvl="8">
+      <w:start w:val="1"/>
+      <w:numFmt w:val="decimal"/>
+      <w:lvlText w:val="%1.%2.%3.%4.%5.%6.%7.%8.%9."/>
+      <w:lvlJc w:val="left"/>
+      <w:pPr>
+        <w:ind w:left="7512" w:hanging="1800"/>
+      </w:pPr>
+      <w:rPr>
+        <w:rFonts w:hint="default"/>
+      </w:rPr>
+    </w:lvl>
+  </w:abstractNum>
+  <w:abstractNum w:abstractNumId="14" w15:restartNumberingAfterBreak="0">
     <w:nsid w:val="16520478"/>
     <w:multiLevelType w:val="multilevel"/>
     <w:tmpl w:val="7414A604"/>
@@ -11302,7 +11472,7 @@
       </w:rPr>
     </w:lvl>
   </w:abstractNum>
-  <w:abstractNum w:abstractNumId="14" w15:restartNumberingAfterBreak="0">
+  <w:abstractNum w:abstractNumId="15" w15:restartNumberingAfterBreak="0">
     <w:nsid w:val="1AC11123"/>
     <w:multiLevelType w:val="multilevel"/>
     <w:tmpl w:val="D42AD15C"/>
@@ -11426,7 +11596,7 @@
       </w:rPr>
     </w:lvl>
   </w:abstractNum>
-  <w:abstractNum w:abstractNumId="15" w15:restartNumberingAfterBreak="0">
+  <w:abstractNum w:abstractNumId="16" w15:restartNumberingAfterBreak="0">
     <w:nsid w:val="1AEF72D2"/>
     <w:multiLevelType w:val="multilevel"/>
     <w:tmpl w:val="5D005E2A"/>
@@ -11539,7 +11709,7 @@
       </w:rPr>
     </w:lvl>
   </w:abstractNum>
-  <w:abstractNum w:abstractNumId="16" w15:restartNumberingAfterBreak="0">
+  <w:abstractNum w:abstractNumId="17" w15:restartNumberingAfterBreak="0">
     <w:nsid w:val="232917CC"/>
     <w:multiLevelType w:val="multilevel"/>
     <w:tmpl w:val="28C448D2"/>
@@ -11652,7 +11822,7 @@
       </w:rPr>
     </w:lvl>
   </w:abstractNum>
-  <w:abstractNum w:abstractNumId="17" w15:restartNumberingAfterBreak="0">
+  <w:abstractNum w:abstractNumId="18" w15:restartNumberingAfterBreak="0">
     <w:nsid w:val="2A8C0400"/>
     <w:multiLevelType w:val="multilevel"/>
     <w:tmpl w:val="7414A604"/>
@@ -11808,7 +11978,7 @@
       </w:rPr>
     </w:lvl>
   </w:abstractNum>
-  <w:abstractNum w:abstractNumId="18" w15:restartNumberingAfterBreak="0">
+  <w:abstractNum w:abstractNumId="19" w15:restartNumberingAfterBreak="0">
     <w:nsid w:val="2AE429F4"/>
     <w:multiLevelType w:val="multilevel"/>
     <w:tmpl w:val="57BE7F64"/>
@@ -11932,7 +12102,7 @@
       </w:rPr>
     </w:lvl>
   </w:abstractNum>
-  <w:abstractNum w:abstractNumId="19" w15:restartNumberingAfterBreak="0">
+  <w:abstractNum w:abstractNumId="20" w15:restartNumberingAfterBreak="0">
     <w:nsid w:val="32203AA8"/>
     <w:multiLevelType w:val="hybridMultilevel"/>
     <w:tmpl w:val="F8A80C92"/>
@@ -12045,7 +12215,7 @@
       </w:rPr>
     </w:lvl>
   </w:abstractNum>
-  <w:abstractNum w:abstractNumId="20" w15:restartNumberingAfterBreak="0">
+  <w:abstractNum w:abstractNumId="21" w15:restartNumberingAfterBreak="0">
     <w:nsid w:val="355B3289"/>
     <w:multiLevelType w:val="multilevel"/>
     <w:tmpl w:val="B98222D4"/>
@@ -12169,7 +12339,7 @@
       </w:rPr>
     </w:lvl>
   </w:abstractNum>
-  <w:abstractNum w:abstractNumId="21" w15:restartNumberingAfterBreak="0">
+  <w:abstractNum w:abstractNumId="22" w15:restartNumberingAfterBreak="0">
     <w:nsid w:val="3EE05281"/>
     <w:multiLevelType w:val="multilevel"/>
     <w:tmpl w:val="7414A604"/>
@@ -12325,7 +12495,7 @@
       </w:rPr>
     </w:lvl>
   </w:abstractNum>
-  <w:abstractNum w:abstractNumId="22" w15:restartNumberingAfterBreak="0">
+  <w:abstractNum w:abstractNumId="23" w15:restartNumberingAfterBreak="0">
     <w:nsid w:val="40745EB3"/>
     <w:multiLevelType w:val="multilevel"/>
     <w:tmpl w:val="367C853C"/>
@@ -12447,7 +12617,7 @@
       </w:rPr>
     </w:lvl>
   </w:abstractNum>
-  <w:abstractNum w:abstractNumId="23" w15:restartNumberingAfterBreak="0">
+  <w:abstractNum w:abstractNumId="24" w15:restartNumberingAfterBreak="0">
     <w:nsid w:val="4CA17E33"/>
     <w:multiLevelType w:val="multilevel"/>
     <w:tmpl w:val="D916DCFE"/>
@@ -12569,10 +12739,10 @@
       </w:rPr>
     </w:lvl>
   </w:abstractNum>
-  <w:abstractNum w:abstractNumId="24" w15:restartNumberingAfterBreak="0">
+  <w:abstractNum w:abstractNumId="25" w15:restartNumberingAfterBreak="0">
     <w:nsid w:val="4DB314ED"/>
     <w:multiLevelType w:val="multilevel"/>
-    <w:tmpl w:val="1B865832"/>
+    <w:tmpl w:val="814CC608"/>
     <w:lvl w:ilvl="0">
       <w:start w:val="5"/>
       <w:numFmt w:val="decimal"/>
@@ -12583,7 +12753,7 @@
       </w:pPr>
       <w:rPr>
         <w:rFonts w:hint="default"/>
-        <w:b w:val="0"/>
+        <w:b/>
       </w:rPr>
     </w:lvl>
     <w:lvl w:ilvl="1">
@@ -12691,7 +12861,7 @@
       </w:rPr>
     </w:lvl>
   </w:abstractNum>
-  <w:abstractNum w:abstractNumId="25" w15:restartNumberingAfterBreak="0">
+  <w:abstractNum w:abstractNumId="26" w15:restartNumberingAfterBreak="0">
     <w:nsid w:val="626F0118"/>
     <w:multiLevelType w:val="multilevel"/>
     <w:tmpl w:val="56DE1514"/>
@@ -12813,7 +12983,7 @@
       </w:rPr>
     </w:lvl>
   </w:abstractNum>
-  <w:abstractNum w:abstractNumId="26" w15:restartNumberingAfterBreak="0">
+  <w:abstractNum w:abstractNumId="27" w15:restartNumberingAfterBreak="0">
     <w:nsid w:val="6C3B736B"/>
     <w:multiLevelType w:val="multilevel"/>
     <w:tmpl w:val="413E7A20"/>
@@ -12935,10 +13105,10 @@
       </w:rPr>
     </w:lvl>
   </w:abstractNum>
-  <w:abstractNum w:abstractNumId="27" w15:restartNumberingAfterBreak="0">
+  <w:abstractNum w:abstractNumId="28" w15:restartNumberingAfterBreak="0">
     <w:nsid w:val="6F43290C"/>
     <w:multiLevelType w:val="multilevel"/>
-    <w:tmpl w:val="35A086CE"/>
+    <w:tmpl w:val="6790806A"/>
     <w:lvl w:ilvl="0">
       <w:start w:val="7"/>
       <w:numFmt w:val="decimal"/>
@@ -12962,7 +13132,7 @@
       </w:pPr>
       <w:rPr>
         <w:rFonts w:hint="default"/>
-        <w:b w:val="0"/>
+        <w:b/>
         <w:sz w:val="22"/>
         <w:szCs w:val="22"/>
       </w:rPr>
@@ -13086,61 +13256,64 @@
     <w:abstractNumId w:val="10"/>
   </w:num>
   <w:num w:numId="12">
-    <w:abstractNumId w:val="19"/>
+    <w:abstractNumId w:val="20"/>
   </w:num>
   <w:num w:numId="13">
-    <w:abstractNumId w:val="21"/>
+    <w:abstractNumId w:val="22"/>
   </w:num>
   <w:num w:numId="14">
-    <w:abstractNumId w:val="13"/>
+    <w:abstractNumId w:val="14"/>
   </w:num>
   <w:num w:numId="15">
-    <w:abstractNumId w:val="17"/>
+    <w:abstractNumId w:val="18"/>
   </w:num>
   <w:num w:numId="16">
-    <w:abstractNumId w:val="18"/>
+    <w:abstractNumId w:val="19"/>
   </w:num>
   <w:num w:numId="17">
     <w:abstractNumId w:val="12"/>
   </w:num>
   <w:num w:numId="18">
-    <w:abstractNumId w:val="20"/>
+    <w:abstractNumId w:val="21"/>
   </w:num>
   <w:num w:numId="19">
     <w:abstractNumId w:val="11"/>
   </w:num>
   <w:num w:numId="20">
+    <w:abstractNumId w:val="26"/>
+  </w:num>
+  <w:num w:numId="21">
+    <w:abstractNumId w:val="24"/>
+  </w:num>
+  <w:num w:numId="22">
+    <w:abstractNumId w:val="15"/>
+  </w:num>
+  <w:num w:numId="23">
+    <w:abstractNumId w:val="17"/>
+  </w:num>
+  <w:num w:numId="24">
+    <w:abstractNumId w:val="16"/>
+  </w:num>
+  <w:num w:numId="25">
+    <w:abstractNumId w:val="23"/>
+  </w:num>
+  <w:num w:numId="26">
+    <w:abstractNumId w:val="28"/>
+  </w:num>
+  <w:num w:numId="27">
+    <w:abstractNumId w:val="27"/>
+  </w:num>
+  <w:num w:numId="28">
     <w:abstractNumId w:val="25"/>
   </w:num>
-  <w:num w:numId="21">
-    <w:abstractNumId w:val="23"/>
-  </w:num>
-  <w:num w:numId="22">
-    <w:abstractNumId w:val="14"/>
-  </w:num>
-  <w:num w:numId="23">
-    <w:abstractNumId w:val="16"/>
-  </w:num>
-  <w:num w:numId="24">
-    <w:abstractNumId w:val="15"/>
-  </w:num>
-  <w:num w:numId="25">
-    <w:abstractNumId w:val="22"/>
-  </w:num>
-  <w:num w:numId="26">
-    <w:abstractNumId w:val="27"/>
-  </w:num>
-  <w:num w:numId="27">
-    <w:abstractNumId w:val="26"/>
-  </w:num>
-  <w:num w:numId="28">
-    <w:abstractNumId w:val="24"/>
+  <w:num w:numId="29">
+    <w:abstractNumId w:val="13"/>
   </w:num>
 </w:numbering>
 </file>
 
 <file path=word/styles.xml><?xml version="1.0" encoding="utf-8"?>
-<w:styles xmlns:mc="http://schemas.openxmlformats.org/markup-compatibility/2006" xmlns:r="http://schemas.openxmlformats.org/officeDocument/2006/relationships" xmlns:w="http://schemas.openxmlformats.org/wordprocessingml/2006/main" xmlns:w14="http://schemas.microsoft.com/office/word/2010/wordml" xmlns:w15="http://schemas.microsoft.com/office/word/2012/wordml" xmlns:w16cid="http://schemas.microsoft.com/office/word/2016/wordml/cid" xmlns:w16se="http://schemas.microsoft.com/office/word/2015/wordml/symex" mc:Ignorable="w14 w15 w16se w16cid">
+<w:styles xmlns:mc="http://schemas.openxmlformats.org/markup-compatibility/2006" xmlns:r="http://schemas.openxmlformats.org/officeDocument/2006/relationships" xmlns:w="http://schemas.openxmlformats.org/wordprocessingml/2006/main" xmlns:w14="http://schemas.microsoft.com/office/word/2010/wordml" xmlns:w15="http://schemas.microsoft.com/office/word/2012/wordml" xmlns:w16se="http://schemas.microsoft.com/office/word/2015/wordml/symex" mc:Ignorable="w14 w15 w16se">
   <w:docDefaults>
     <w:rPrDefault>
       <w:rPr>
@@ -13150,7 +13323,7 @@
     </w:rPrDefault>
     <w:pPrDefault/>
   </w:docDefaults>
-  <w:latentStyles w:defLockedState="0" w:defUIPriority="99" w:defSemiHidden="0" w:defUnhideWhenUsed="0" w:defQFormat="0" w:count="376">
+  <w:latentStyles w:defLockedState="0" w:defUIPriority="99" w:defSemiHidden="0" w:defUnhideWhenUsed="0" w:defQFormat="0" w:count="371">
     <w:lsdException w:name="Normal" w:uiPriority="0" w:qFormat="1"/>
     <w:lsdException w:name="heading 1" w:uiPriority="0" w:qFormat="1"/>
     <w:lsdException w:name="heading 2" w:semiHidden="1" w:uiPriority="9" w:unhideWhenUsed="1" w:qFormat="1"/>
@@ -13522,11 +13695,6 @@
     <w:lsdException w:name="List Table 5 Dark Accent 6" w:uiPriority="50"/>
     <w:lsdException w:name="List Table 6 Colorful Accent 6" w:uiPriority="51"/>
     <w:lsdException w:name="List Table 7 Colorful Accent 6" w:uiPriority="52"/>
-    <w:lsdException w:name="Mention" w:semiHidden="1" w:unhideWhenUsed="1"/>
-    <w:lsdException w:name="Smart Hyperlink" w:semiHidden="1" w:unhideWhenUsed="1"/>
-    <w:lsdException w:name="Hashtag" w:semiHidden="1" w:unhideWhenUsed="1"/>
-    <w:lsdException w:name="Unresolved Mention" w:semiHidden="1" w:unhideWhenUsed="1"/>
-    <w:lsdException w:name="Smart Link" w:semiHidden="1" w:unhideWhenUsed="1"/>
   </w:latentStyles>
   <w:style w:type="paragraph" w:default="1" w:styleId="a">
     <w:name w:val="Normal"/>
@@ -13994,7 +14162,7 @@
 </file>
 
 <file path=word/glossary/document.xml><?xml version="1.0" encoding="utf-8"?>
-<w:glossaryDocument xmlns:wpc="http://schemas.microsoft.com/office/word/2010/wordprocessingCanvas" xmlns:cx="http://schemas.microsoft.com/office/drawing/2014/chartex" xmlns:cx1="http://schemas.microsoft.com/office/drawing/2015/9/8/chartex" xmlns:cx2="http://schemas.microsoft.com/office/drawing/2015/10/21/chartex" xmlns:cx3="http://schemas.microsoft.com/office/drawing/2016/5/9/chartex" xmlns:cx4="http://schemas.microsoft.com/office/drawing/2016/5/10/chartex" xmlns:cx5="http://schemas.microsoft.com/office/drawing/2016/5/11/chartex" xmlns:cx6="http://schemas.microsoft.com/office/drawing/2016/5/12/chartex" xmlns:cx7="http://schemas.microsoft.com/office/drawing/2016/5/13/chartex" xmlns:cx8="http://schemas.microsoft.com/office/drawing/2016/5/14/chartex" xmlns:mc="http://schemas.openxmlformats.org/markup-compatibility/2006" xmlns:aink="http://schemas.microsoft.com/office/drawing/2016/ink" xmlns:am3d="http://schemas.microsoft.com/office/drawing/2017/model3d" xmlns:o="urn:schemas-microsoft-com:office:office" xmlns:r="http://schemas.openxmlformats.org/officeDocument/2006/relationships" xmlns:m="http://schemas.openxmlformats.org/officeDocument/2006/math" xmlns:v="urn:schemas-microsoft-com:vml" xmlns:wp14="http://schemas.microsoft.com/office/word/2010/wordprocessingDrawing" xmlns:wp="http://schemas.openxmlformats.org/drawingml/2006/wordprocessingDrawing" xmlns:w10="urn:schemas-microsoft-com:office:word" xmlns:w="http://schemas.openxmlformats.org/wordprocessingml/2006/main" xmlns:w14="http://schemas.microsoft.com/office/word/2010/wordml" xmlns:w15="http://schemas.microsoft.com/office/word/2012/wordml" xmlns:w16cid="http://schemas.microsoft.com/office/word/2016/wordml/cid" xmlns:w16se="http://schemas.microsoft.com/office/word/2015/wordml/symex" xmlns:wpg="http://schemas.microsoft.com/office/word/2010/wordprocessingGroup" xmlns:wpi="http://schemas.microsoft.com/office/word/2010/wordprocessingInk" xmlns:wne="http://schemas.microsoft.com/office/word/2006/wordml" xmlns:wps="http://schemas.microsoft.com/office/word/2010/wordprocessingShape" mc:Ignorable="w14 w15 w16se w16cid wp14">
+<w:glossaryDocument xmlns:wpc="http://schemas.microsoft.com/office/word/2010/wordprocessingCanvas" xmlns:cx="http://schemas.microsoft.com/office/drawing/2014/chartex" xmlns:cx1="http://schemas.microsoft.com/office/drawing/2015/9/8/chartex" xmlns:mc="http://schemas.openxmlformats.org/markup-compatibility/2006" xmlns:o="urn:schemas-microsoft-com:office:office" xmlns:r="http://schemas.openxmlformats.org/officeDocument/2006/relationships" xmlns:m="http://schemas.openxmlformats.org/officeDocument/2006/math" xmlns:v="urn:schemas-microsoft-com:vml" xmlns:wp14="http://schemas.microsoft.com/office/word/2010/wordprocessingDrawing" xmlns:wp="http://schemas.openxmlformats.org/drawingml/2006/wordprocessingDrawing" xmlns:w10="urn:schemas-microsoft-com:office:word" xmlns:w="http://schemas.openxmlformats.org/wordprocessingml/2006/main" xmlns:w14="http://schemas.microsoft.com/office/word/2010/wordml" xmlns:w15="http://schemas.microsoft.com/office/word/2012/wordml" xmlns:w16se="http://schemas.microsoft.com/office/word/2015/wordml/symex" xmlns:wpg="http://schemas.microsoft.com/office/word/2010/wordprocessingGroup" xmlns:wpi="http://schemas.microsoft.com/office/word/2010/wordprocessingInk" xmlns:wne="http://schemas.microsoft.com/office/word/2006/wordml" xmlns:wps="http://schemas.microsoft.com/office/word/2010/wordprocessingShape" mc:Ignorable="w14 w15 w16se wp14">
   <w:docParts>
     <w:docPart>
       <w:docPartPr>
@@ -14014,7 +14182,7 @@
       <w:docPartBody>
         <w:p>
           <w:pPr>
-            <w:pStyle w:val="08DB9ADF9EE040E187C81B84565A3706"/>
+            <w:pStyle w:val="08DB9ADF9EE040E187C81B84565A37065"/>
           </w:pPr>
           <w:r>
             <w:rPr>
@@ -14043,7 +14211,7 @@
       <w:docPartBody>
         <w:p>
           <w:pPr>
-            <w:pStyle w:val="62853A8645134F7CA5BD419E67C98727"/>
+            <w:pStyle w:val="62853A8645134F7CA5BD419E67C987275"/>
           </w:pPr>
           <w:r>
             <w:rPr>
@@ -14072,7 +14240,7 @@
       <w:docPartBody>
         <w:p>
           <w:pPr>
-            <w:pStyle w:val="772EBE0F6B654659B6CDB2A0EFFBE4B9"/>
+            <w:pStyle w:val="772EBE0F6B654659B6CDB2A0EFFBE4B95"/>
           </w:pPr>
           <w:r>
             <w:rPr>
@@ -14101,7 +14269,7 @@
       <w:docPartBody>
         <w:p>
           <w:pPr>
-            <w:pStyle w:val="0450C51BD96F442F9D1624F6C32BDD16"/>
+            <w:pStyle w:val="0450C51BD96F442F9D1624F6C32BDD165"/>
           </w:pPr>
           <w:r>
             <w:rPr>
@@ -14131,7 +14299,7 @@
       <w:docPartBody>
         <w:p>
           <w:pPr>
-            <w:pStyle w:val="DF95B4CCE9DD47BAB9534B1942DEA98D"/>
+            <w:pStyle w:val="DF95B4CCE9DD47BAB9534B1942DEA98D5"/>
           </w:pPr>
           <w:r>
             <w:rPr>
@@ -14161,38 +14329,12 @@
       <w:docPartBody>
         <w:p>
           <w:pPr>
-            <w:pStyle w:val="46B7E9E929A0416C89039DA9214C7137"/>
+            <w:pStyle w:val="46B7E9E929A0416C89039DA9214C71375"/>
           </w:pPr>
           <w:r>
             <w:rPr>
               <w:rStyle w:val="a3"/>
               <w:rFonts w:eastAsiaTheme="minorHAnsi"/>
-            </w:rPr>
-            <w:t>Место для ввода текста.</w:t>
-          </w:r>
-        </w:p>
-      </w:docPartBody>
-    </w:docPart>
-    <w:docPart>
-      <w:docPartPr>
-        <w:name w:val="DefaultPlaceholder_-1854013440"/>
-        <w:category>
-          <w:name w:val="Общие"/>
-          <w:gallery w:val="placeholder"/>
-        </w:category>
-        <w:types>
-          <w:type w:val="bbPlcHdr"/>
-        </w:types>
-        <w:behaviors>
-          <w:behavior w:val="content"/>
-        </w:behaviors>
-        <w:guid w:val="{319E27D3-9EC7-4226-B5D3-57C2B75331F6}"/>
-      </w:docPartPr>
-      <w:docPartBody>
-        <w:p>
-          <w:r>
-            <w:rPr>
-              <w:rStyle w:val="a3"/>
             </w:rPr>
             <w:t>Место для ввода текста.</w:t>
           </w:r>
@@ -14304,7 +14446,7 @@
       <w:docPartBody>
         <w:p>
           <w:pPr>
-            <w:pStyle w:val="B9225C9DDF91447AA3C9C64B320C364C"/>
+            <w:pStyle w:val="B9225C9DDF91447AA3C9C64B320C364C5"/>
           </w:pPr>
           <w:r>
             <w:rPr>
@@ -14334,7 +14476,7 @@
       <w:docPartBody>
         <w:p>
           <w:pPr>
-            <w:pStyle w:val="CD175D38AA5046D992C5729B8EF575C3"/>
+            <w:pStyle w:val="CD175D38AA5046D992C5729B8EF575C35"/>
           </w:pPr>
           <w:r>
             <w:rPr>
@@ -14365,7 +14507,7 @@
       <w:docPartBody>
         <w:p>
           <w:pPr>
-            <w:pStyle w:val="8D6EBDFAD14348C78F6BD87B19EC7D1F"/>
+            <w:pStyle w:val="8D6EBDFAD14348C78F6BD87B19EC7D1F5"/>
           </w:pPr>
           <w:r>
             <w:rPr>
@@ -14396,7 +14538,7 @@
       <w:docPartBody>
         <w:p>
           <w:pPr>
-            <w:pStyle w:val="1E579037453B44DE9F677CE7E6858E34"/>
+            <w:pStyle w:val="1E579037453B44DE9F677CE7E6858E345"/>
           </w:pPr>
           <w:r>
             <w:rPr>
@@ -14426,7 +14568,7 @@
       <w:docPartBody>
         <w:p>
           <w:pPr>
-            <w:pStyle w:val="22520C046ECD4B15AFCE22066A413E57"/>
+            <w:pStyle w:val="22520C046ECD4B15AFCE22066A413E575"/>
           </w:pPr>
           <w:r>
             <w:rPr>
@@ -14456,7 +14598,7 @@
       <w:docPartBody>
         <w:p>
           <w:pPr>
-            <w:pStyle w:val="ED9DE91581B14773BE27B93C08FD72EC"/>
+            <w:pStyle w:val="ED9DE91581B14773BE27B93C08FD72EC5"/>
           </w:pPr>
           <w:r>
             <w:rPr>
@@ -14486,41 +14628,12 @@
       <w:docPartBody>
         <w:p>
           <w:pPr>
-            <w:pStyle w:val="C1D69BCFEA7F4D27B39485DEA91D23E7"/>
+            <w:pStyle w:val="C1D69BCFEA7F4D27B39485DEA91D23E75"/>
           </w:pPr>
           <w:r>
             <w:rPr>
               <w:rStyle w:val="a3"/>
               <w:rFonts w:eastAsiaTheme="minorHAnsi"/>
-            </w:rPr>
-            <w:t>Место для ввода текста.</w:t>
-          </w:r>
-        </w:p>
-      </w:docPartBody>
-    </w:docPart>
-    <w:docPart>
-      <w:docPartPr>
-        <w:name w:val="5EB8D316D0A449B89CD08D0671D70FE5"/>
-        <w:category>
-          <w:name w:val="Общие"/>
-          <w:gallery w:val="placeholder"/>
-        </w:category>
-        <w:types>
-          <w:type w:val="bbPlcHdr"/>
-        </w:types>
-        <w:behaviors>
-          <w:behavior w:val="content"/>
-        </w:behaviors>
-        <w:guid w:val="{26D5FC84-DA83-417C-9A35-42285CBE9DAF}"/>
-      </w:docPartPr>
-      <w:docPartBody>
-        <w:p>
-          <w:pPr>
-            <w:pStyle w:val="5EB8D316D0A449B89CD08D0671D70FE5"/>
-          </w:pPr>
-          <w:r>
-            <w:rPr>
-              <w:rStyle w:val="a3"/>
             </w:rPr>
             <w:t>Место для ввода текста.</w:t>
           </w:r>
@@ -14545,7 +14658,7 @@
       <w:docPartBody>
         <w:p>
           <w:pPr>
-            <w:pStyle w:val="FCE73582B6884748A8B5D5F53A49A41F"/>
+            <w:pStyle w:val="FCE73582B6884748A8B5D5F53A49A41F5"/>
           </w:pPr>
           <w:r>
             <w:rPr>
@@ -14575,7 +14688,7 @@
       <w:docPartBody>
         <w:p>
           <w:pPr>
-            <w:pStyle w:val="DFD7C58BC6E1445EA03AE63E4C157CAD"/>
+            <w:pStyle w:val="DFD7C58BC6E1445EA03AE63E4C157CAD5"/>
           </w:pPr>
           <w:r>
             <w:rPr>
@@ -14605,7 +14718,7 @@
       <w:docPartBody>
         <w:p>
           <w:pPr>
-            <w:pStyle w:val="407CA4E625D94084B06F3051EA16E8F2"/>
+            <w:pStyle w:val="407CA4E625D94084B06F3051EA16E8F25"/>
           </w:pPr>
           <w:r>
             <w:rPr>
@@ -14635,7 +14748,7 @@
       <w:docPartBody>
         <w:p>
           <w:pPr>
-            <w:pStyle w:val="C260DB0530B0454D8D69EE1F1A800CE1"/>
+            <w:pStyle w:val="C260DB0530B0454D8D69EE1F1A800CE15"/>
           </w:pPr>
           <w:r>
             <w:rPr>
@@ -14665,12 +14778,14 @@
       <w:docPartBody>
         <w:p>
           <w:pPr>
-            <w:pStyle w:val="987F11813667444B974A264AB688F58C"/>
+            <w:pStyle w:val="987F11813667444B974A264AB688F58C5"/>
           </w:pPr>
           <w:r>
             <w:rPr>
               <w:rStyle w:val="a3"/>
-              <w:rFonts w:eastAsiaTheme="minorHAnsi"/>
+              <w:rFonts w:asciiTheme="minorHAnsi" w:eastAsiaTheme="minorHAnsi" w:hAnsiTheme="minorHAnsi" w:cstheme="minorBidi"/>
+              <w:sz w:val="22"/>
+              <w:szCs w:val="22"/>
             </w:rPr>
             <w:t>Место для ввода текста.</w:t>
           </w:r>
@@ -14695,7 +14810,7 @@
       <w:docPartBody>
         <w:p>
           <w:pPr>
-            <w:pStyle w:val="E8DB142DEC804028AEF352A1433C8AC1"/>
+            <w:pStyle w:val="E8DB142DEC804028AEF352A1433C8AC15"/>
           </w:pPr>
           <w:r>
             <w:rPr>
@@ -14725,7 +14840,7 @@
       <w:docPartBody>
         <w:p>
           <w:pPr>
-            <w:pStyle w:val="4B15BC30012F467D9CB9CEDAB7D9AAF7"/>
+            <w:pStyle w:val="4B15BC30012F467D9CB9CEDAB7D9AAF75"/>
           </w:pPr>
           <w:r>
             <w:rPr>
@@ -14755,127 +14870,7 @@
       <w:docPartBody>
         <w:p>
           <w:pPr>
-            <w:pStyle w:val="A520E50E76B24E9F8C1F3F44A6F3C7F2"/>
-          </w:pPr>
-          <w:r>
-            <w:rPr>
-              <w:rStyle w:val="a3"/>
-              <w:rFonts w:eastAsiaTheme="minorHAnsi"/>
-            </w:rPr>
-            <w:t>Место для ввода текста.</w:t>
-          </w:r>
-        </w:p>
-      </w:docPartBody>
-    </w:docPart>
-    <w:docPart>
-      <w:docPartPr>
-        <w:name w:val="2FE90B802ECC4ED6B064A793596C8200"/>
-        <w:category>
-          <w:name w:val="Общие"/>
-          <w:gallery w:val="placeholder"/>
-        </w:category>
-        <w:types>
-          <w:type w:val="bbPlcHdr"/>
-        </w:types>
-        <w:behaviors>
-          <w:behavior w:val="content"/>
-        </w:behaviors>
-        <w:guid w:val="{BFD152B3-5153-4D30-9383-9ADBC6AA4D62}"/>
-      </w:docPartPr>
-      <w:docPartBody>
-        <w:p>
-          <w:pPr>
-            <w:pStyle w:val="2FE90B802ECC4ED6B064A793596C8200"/>
-          </w:pPr>
-          <w:r>
-            <w:rPr>
-              <w:rStyle w:val="a3"/>
-              <w:rFonts w:eastAsiaTheme="minorHAnsi"/>
-            </w:rPr>
-            <w:t>Место для ввода текста.</w:t>
-          </w:r>
-        </w:p>
-      </w:docPartBody>
-    </w:docPart>
-    <w:docPart>
-      <w:docPartPr>
-        <w:name w:val="B31443AA97FB4F7C9F490F4BEF1DDD4E"/>
-        <w:category>
-          <w:name w:val="Общие"/>
-          <w:gallery w:val="placeholder"/>
-        </w:category>
-        <w:types>
-          <w:type w:val="bbPlcHdr"/>
-        </w:types>
-        <w:behaviors>
-          <w:behavior w:val="content"/>
-        </w:behaviors>
-        <w:guid w:val="{7F507B84-D745-4C9F-B510-8513D4EC9A02}"/>
-      </w:docPartPr>
-      <w:docPartBody>
-        <w:p>
-          <w:pPr>
-            <w:pStyle w:val="B31443AA97FB4F7C9F490F4BEF1DDD4E"/>
-          </w:pPr>
-          <w:r>
-            <w:rPr>
-              <w:rStyle w:val="a3"/>
-              <w:rFonts w:eastAsiaTheme="minorHAnsi"/>
-            </w:rPr>
-            <w:t>Место для ввода текста.</w:t>
-          </w:r>
-        </w:p>
-      </w:docPartBody>
-    </w:docPart>
-    <w:docPart>
-      <w:docPartPr>
-        <w:name w:val="A40393784E8B4199B731C5FAC42C7F79"/>
-        <w:category>
-          <w:name w:val="Общие"/>
-          <w:gallery w:val="placeholder"/>
-        </w:category>
-        <w:types>
-          <w:type w:val="bbPlcHdr"/>
-        </w:types>
-        <w:behaviors>
-          <w:behavior w:val="content"/>
-        </w:behaviors>
-        <w:guid w:val="{F246F532-78A8-4B6D-894E-2443474B3447}"/>
-      </w:docPartPr>
-      <w:docPartBody>
-        <w:p>
-          <w:pPr>
-            <w:pStyle w:val="A40393784E8B4199B731C5FAC42C7F79"/>
-          </w:pPr>
-          <w:r>
-            <w:rPr>
-              <w:rStyle w:val="a3"/>
-              <w:rFonts w:eastAsiaTheme="minorHAnsi"/>
-            </w:rPr>
-            <w:t>Место для ввода текста.</w:t>
-          </w:r>
-        </w:p>
-      </w:docPartBody>
-    </w:docPart>
-    <w:docPart>
-      <w:docPartPr>
-        <w:name w:val="2D5994E4D8824AF5A4989727ADBD5C18"/>
-        <w:category>
-          <w:name w:val="Общие"/>
-          <w:gallery w:val="placeholder"/>
-        </w:category>
-        <w:types>
-          <w:type w:val="bbPlcHdr"/>
-        </w:types>
-        <w:behaviors>
-          <w:behavior w:val="content"/>
-        </w:behaviors>
-        <w:guid w:val="{CA283FA9-30A7-42F6-9D03-43B9C6F870B0}"/>
-      </w:docPartPr>
-      <w:docPartBody>
-        <w:p>
-          <w:pPr>
-            <w:pStyle w:val="2D5994E4D8824AF5A4989727ADBD5C18"/>
+            <w:pStyle w:val="A520E50E76B24E9F8C1F3F44A6F3C7F25"/>
           </w:pPr>
           <w:r>
             <w:rPr>
@@ -14905,7 +14900,7 @@
       <w:docPartBody>
         <w:p>
           <w:pPr>
-            <w:pStyle w:val="2B7AAE9943AD43579E3ADE6C7EC148C9"/>
+            <w:pStyle w:val="2B7AAE9943AD43579E3ADE6C7EC148C95"/>
           </w:pPr>
           <w:r>
             <w:rPr>
@@ -14917,12 +14912,191 @@
         </w:p>
       </w:docPartBody>
     </w:docPart>
+    <w:docPart>
+      <w:docPartPr>
+        <w:name w:val="95AC2C9D241F4319AD36CF1FB24EF0C4"/>
+        <w:category>
+          <w:name w:val="Общие"/>
+          <w:gallery w:val="placeholder"/>
+        </w:category>
+        <w:types>
+          <w:type w:val="bbPlcHdr"/>
+        </w:types>
+        <w:behaviors>
+          <w:behavior w:val="content"/>
+        </w:behaviors>
+        <w:guid w:val="{2C90D9CE-FBE9-4FAE-92AA-76CE4398285A}"/>
+      </w:docPartPr>
+      <w:docPartBody>
+        <w:p>
+          <w:pPr>
+            <w:pStyle w:val="95AC2C9D241F4319AD36CF1FB24EF0C42"/>
+          </w:pPr>
+          <w:r>
+            <w:rPr>
+              <w:rStyle w:val="a3"/>
+              <w:rFonts w:eastAsiaTheme="minorHAnsi"/>
+            </w:rPr>
+            <w:t>Место для ввода текста.</w:t>
+          </w:r>
+        </w:p>
+      </w:docPartBody>
+    </w:docPart>
+    <w:docPart>
+      <w:docPartPr>
+        <w:name w:val="9D60E9204F27487D8F21199037D5A86B"/>
+        <w:category>
+          <w:name w:val="Общие"/>
+          <w:gallery w:val="placeholder"/>
+        </w:category>
+        <w:types>
+          <w:type w:val="bbPlcHdr"/>
+        </w:types>
+        <w:behaviors>
+          <w:behavior w:val="content"/>
+        </w:behaviors>
+        <w:guid w:val="{5E9C5F2A-06F7-4A05-80E7-779007F52459}"/>
+      </w:docPartPr>
+      <w:docPartBody>
+        <w:p>
+          <w:pPr>
+            <w:pStyle w:val="9D60E9204F27487D8F21199037D5A86B2"/>
+          </w:pPr>
+          <w:r>
+            <w:rPr>
+              <w:rStyle w:val="a3"/>
+              <w:rFonts w:eastAsiaTheme="minorHAnsi"/>
+            </w:rPr>
+            <w:t>Место для ввода текста.</w:t>
+          </w:r>
+        </w:p>
+      </w:docPartBody>
+    </w:docPart>
+    <w:docPart>
+      <w:docPartPr>
+        <w:name w:val="8552F95E00FA4048B30A4E09D44C3768"/>
+        <w:category>
+          <w:name w:val="Общие"/>
+          <w:gallery w:val="placeholder"/>
+        </w:category>
+        <w:types>
+          <w:type w:val="bbPlcHdr"/>
+        </w:types>
+        <w:behaviors>
+          <w:behavior w:val="content"/>
+        </w:behaviors>
+        <w:guid w:val="{F9C3B6F7-0DEB-451A-87BE-02B024D8556D}"/>
+      </w:docPartPr>
+      <w:docPartBody>
+        <w:p>
+          <w:pPr>
+            <w:pStyle w:val="8552F95E00FA4048B30A4E09D44C37682"/>
+          </w:pPr>
+          <w:r>
+            <w:rPr>
+              <w:rStyle w:val="a3"/>
+              <w:rFonts w:eastAsiaTheme="minorHAnsi"/>
+            </w:rPr>
+            <w:t>Место для ввода текста.</w:t>
+          </w:r>
+        </w:p>
+      </w:docPartBody>
+    </w:docPart>
+    <w:docPart>
+      <w:docPartPr>
+        <w:name w:val="45F1BB6FD2DF4831A6496E0FD3BEAED0"/>
+        <w:category>
+          <w:name w:val="Общие"/>
+          <w:gallery w:val="placeholder"/>
+        </w:category>
+        <w:types>
+          <w:type w:val="bbPlcHdr"/>
+        </w:types>
+        <w:behaviors>
+          <w:behavior w:val="content"/>
+        </w:behaviors>
+        <w:guid w:val="{EA7C7638-DCA0-41D5-8E06-B83CAEEF7217}"/>
+      </w:docPartPr>
+      <w:docPartBody>
+        <w:p>
+          <w:pPr>
+            <w:pStyle w:val="45F1BB6FD2DF4831A6496E0FD3BEAED02"/>
+          </w:pPr>
+          <w:r>
+            <w:rPr>
+              <w:rStyle w:val="a3"/>
+              <w:rFonts w:eastAsiaTheme="minorHAnsi"/>
+            </w:rPr>
+            <w:t>Место для ввода текста.</w:t>
+          </w:r>
+        </w:p>
+      </w:docPartBody>
+    </w:docPart>
+    <w:docPart>
+      <w:docPartPr>
+        <w:name w:val="D904DBF52B4D4BAEA160831B5C3C12CF"/>
+        <w:category>
+          <w:name w:val="Общие"/>
+          <w:gallery w:val="placeholder"/>
+        </w:category>
+        <w:types>
+          <w:type w:val="bbPlcHdr"/>
+        </w:types>
+        <w:behaviors>
+          <w:behavior w:val="content"/>
+        </w:behaviors>
+        <w:guid w:val="{4CF94AD4-56E7-413B-83A0-AF9FA83EFAEC}"/>
+      </w:docPartPr>
+      <w:docPartBody>
+        <w:p>
+          <w:pPr>
+            <w:pStyle w:val="D904DBF52B4D4BAEA160831B5C3C12CF2"/>
+          </w:pPr>
+          <w:r>
+            <w:rPr>
+              <w:rStyle w:val="a3"/>
+              <w:rFonts w:eastAsiaTheme="minorHAnsi"/>
+            </w:rPr>
+            <w:t>Место для ввода текста.</w:t>
+          </w:r>
+        </w:p>
+      </w:docPartBody>
+    </w:docPart>
+    <w:docPart>
+      <w:docPartPr>
+        <w:name w:val="00DB8289B4324E6799130FA0FE6E52BC"/>
+        <w:category>
+          <w:name w:val="Общие"/>
+          <w:gallery w:val="placeholder"/>
+        </w:category>
+        <w:types>
+          <w:type w:val="bbPlcHdr"/>
+        </w:types>
+        <w:behaviors>
+          <w:behavior w:val="content"/>
+        </w:behaviors>
+        <w:guid w:val="{3E420EAE-5735-44DB-9E16-8394EA6B24E8}"/>
+      </w:docPartPr>
+      <w:docPartBody>
+        <w:p>
+          <w:pPr>
+            <w:pStyle w:val="00DB8289B4324E6799130FA0FE6E52BC"/>
+          </w:pPr>
+          <w:r>
+            <w:rPr>
+              <w:rStyle w:val="a3"/>
+            </w:rPr>
+            <w:t>Место для ввода текста.</w:t>
+          </w:r>
+        </w:p>
+      </w:docPartBody>
+    </w:docPart>
   </w:docParts>
 </w:glossaryDocument>
 </file>
 
 <file path=word/glossary/fontTable.xml><?xml version="1.0" encoding="utf-8"?>
-<w:fonts xmlns:mc="http://schemas.openxmlformats.org/markup-compatibility/2006" xmlns:r="http://schemas.openxmlformats.org/officeDocument/2006/relationships" xmlns:w="http://schemas.openxmlformats.org/wordprocessingml/2006/main" xmlns:w14="http://schemas.microsoft.com/office/word/2010/wordml" xmlns:w15="http://schemas.microsoft.com/office/word/2012/wordml" xmlns:w16cid="http://schemas.microsoft.com/office/word/2016/wordml/cid" xmlns:w16se="http://schemas.microsoft.com/office/word/2015/wordml/symex" mc:Ignorable="w14 w15 w16se w16cid">
+<w:fonts xmlns:mc="http://schemas.openxmlformats.org/markup-compatibility/2006" xmlns:r="http://schemas.openxmlformats.org/officeDocument/2006/relationships" xmlns:w="http://schemas.openxmlformats.org/wordprocessingml/2006/main" xmlns:w14="http://schemas.microsoft.com/office/word/2010/wordml" xmlns:w15="http://schemas.microsoft.com/office/word/2012/wordml" xmlns:w16se="http://schemas.microsoft.com/office/word/2015/wordml/symex" mc:Ignorable="w14 w15 w16se">
   <w:font w:name="Symbol">
     <w:panose1 w:val="05050102010706020507"/>
     <w:charset w:val="02"/>
@@ -14990,23 +15164,30 @@
 </file>
 
 <file path=word/glossary/settings.xml><?xml version="1.0" encoding="utf-8"?>
-<w:settings xmlns:mc="http://schemas.openxmlformats.org/markup-compatibility/2006" xmlns:o="urn:schemas-microsoft-com:office:office" xmlns:r="http://schemas.openxmlformats.org/officeDocument/2006/relationships" xmlns:m="http://schemas.openxmlformats.org/officeDocument/2006/math" xmlns:v="urn:schemas-microsoft-com:vml" xmlns:w10="urn:schemas-microsoft-com:office:word" xmlns:w="http://schemas.openxmlformats.org/wordprocessingml/2006/main" xmlns:w14="http://schemas.microsoft.com/office/word/2010/wordml" xmlns:w15="http://schemas.microsoft.com/office/word/2012/wordml" xmlns:w16cid="http://schemas.microsoft.com/office/word/2016/wordml/cid" xmlns:w16se="http://schemas.microsoft.com/office/word/2015/wordml/symex" xmlns:sl="http://schemas.openxmlformats.org/schemaLibrary/2006/main" mc:Ignorable="w14 w15 w16se w16cid">
+<w:settings xmlns:mc="http://schemas.openxmlformats.org/markup-compatibility/2006" xmlns:o="urn:schemas-microsoft-com:office:office" xmlns:r="http://schemas.openxmlformats.org/officeDocument/2006/relationships" xmlns:m="http://schemas.openxmlformats.org/officeDocument/2006/math" xmlns:v="urn:schemas-microsoft-com:vml" xmlns:w10="urn:schemas-microsoft-com:office:word" xmlns:w="http://schemas.openxmlformats.org/wordprocessingml/2006/main" xmlns:w14="http://schemas.microsoft.com/office/word/2010/wordml" xmlns:w15="http://schemas.microsoft.com/office/word/2012/wordml" xmlns:w16se="http://schemas.microsoft.com/office/word/2015/wordml/symex" xmlns:sl="http://schemas.openxmlformats.org/schemaLibrary/2006/main" mc:Ignorable="w14 w15 w16se">
   <w:view w:val="normal"/>
   <w:defaultTabStop w:val="720"/>
+  <w:hyphenationZone w:val="425"/>
   <w:characterSpacingControl w:val="doNotCompress"/>
   <w:compat>
     <w:useFELayout/>
-    <w:compatSetting w:name="compatibilityMode" w:uri="http://schemas.microsoft.com/office/word" w:val="15"/>
+    <w:compatSetting w:name="compatibilityMode" w:uri="http://schemas.microsoft.com/office/word" w:val="14"/>
     <w:compatSetting w:name="overrideTableStyleFontSizeAndJustification" w:uri="http://schemas.microsoft.com/office/word" w:val="1"/>
     <w:compatSetting w:name="enableOpenTypeFeatures" w:uri="http://schemas.microsoft.com/office/word" w:val="1"/>
     <w:compatSetting w:name="doNotFlipMirrorIndents" w:uri="http://schemas.microsoft.com/office/word" w:val="1"/>
-    <w:compatSetting w:name="differentiateMultirowTableHeaders" w:uri="http://schemas.microsoft.com/office/word" w:val="1"/>
-    <w:compatSetting w:name="useWord2013TrackBottomHyphenation" w:uri="http://schemas.microsoft.com/office/word" w:val="0"/>
   </w:compat>
   <w:rsids>
     <w:rsidRoot w:val="00F37D80"/>
+    <w:rsid w:val="00127B14"/>
+    <w:rsid w:val="00441B4E"/>
+    <w:rsid w:val="007D7924"/>
+    <w:rsid w:val="00B4040C"/>
+    <w:rsid w:val="00B534DF"/>
+    <w:rsid w:val="00C87E50"/>
+    <w:rsid w:val="00CD23CE"/>
     <w:rsid w:val="00DF76BE"/>
     <w:rsid w:val="00F37D80"/>
+    <w:rsid w:val="00F55BE3"/>
   </w:rsids>
   <m:mathPr>
     <m:mathFont m:val="Cambria Math"/>
@@ -15021,23 +15202,22 @@
     <m:intLim m:val="subSup"/>
     <m:naryLim m:val="undOvr"/>
   </m:mathPr>
-  <w:themeFontLang w:val="ru-UA"/>
+  <w:themeFontLang w:val="ru-RU"/>
   <w:clrSchemeMapping w:bg1="light1" w:t1="dark1" w:bg2="light2" w:t2="dark2" w:accent1="accent1" w:accent2="accent2" w:accent3="accent3" w:accent4="accent4" w:accent5="accent5" w:accent6="accent6" w:hyperlink="hyperlink" w:followedHyperlink="followedHyperlink"/>
   <w:decimalSymbol w:val=","/>
   <w:listSeparator w:val=";"/>
-  <w15:chartTrackingRefBased/>
 </w:settings>
 </file>
 
 <file path=word/glossary/styles.xml><?xml version="1.0" encoding="utf-8"?>
-<w:styles xmlns:mc="http://schemas.openxmlformats.org/markup-compatibility/2006" xmlns:r="http://schemas.openxmlformats.org/officeDocument/2006/relationships" xmlns:w="http://schemas.openxmlformats.org/wordprocessingml/2006/main" xmlns:w14="http://schemas.microsoft.com/office/word/2010/wordml" xmlns:w15="http://schemas.microsoft.com/office/word/2012/wordml" xmlns:w16cid="http://schemas.microsoft.com/office/word/2016/wordml/cid" xmlns:w16se="http://schemas.microsoft.com/office/word/2015/wordml/symex" mc:Ignorable="w14 w15 w16se w16cid">
+<w:styles xmlns:mc="http://schemas.openxmlformats.org/markup-compatibility/2006" xmlns:r="http://schemas.openxmlformats.org/officeDocument/2006/relationships" xmlns:w="http://schemas.openxmlformats.org/wordprocessingml/2006/main" xmlns:w14="http://schemas.microsoft.com/office/word/2010/wordml" xmlns:w15="http://schemas.microsoft.com/office/word/2012/wordml" xmlns:w16se="http://schemas.microsoft.com/office/word/2015/wordml/symex" mc:Ignorable="w14 w15 w16se">
   <w:docDefaults>
     <w:rPrDefault>
       <w:rPr>
         <w:rFonts w:asciiTheme="minorHAnsi" w:eastAsiaTheme="minorEastAsia" w:hAnsiTheme="minorHAnsi" w:cstheme="minorBidi"/>
         <w:sz w:val="22"/>
         <w:szCs w:val="22"/>
-        <w:lang w:val="ru-UA" w:eastAsia="ru-UA" w:bidi="ar-SA"/>
+        <w:lang w:val="ru-RU" w:eastAsia="ru-RU" w:bidi="ar-SA"/>
       </w:rPr>
     </w:rPrDefault>
     <w:pPrDefault>
@@ -15046,7 +15226,7 @@
       </w:pPr>
     </w:pPrDefault>
   </w:docDefaults>
-  <w:latentStyles w:defLockedState="0" w:defUIPriority="99" w:defSemiHidden="0" w:defUnhideWhenUsed="0" w:defQFormat="0" w:count="376">
+  <w:latentStyles w:defLockedState="0" w:defUIPriority="99" w:defSemiHidden="0" w:defUnhideWhenUsed="0" w:defQFormat="0" w:count="371">
     <w:lsdException w:name="Normal" w:uiPriority="0" w:qFormat="1"/>
     <w:lsdException w:name="heading 1" w:uiPriority="9" w:qFormat="1"/>
     <w:lsdException w:name="heading 2" w:semiHidden="1" w:uiPriority="9" w:unhideWhenUsed="1" w:qFormat="1"/>
@@ -15418,11 +15598,6 @@
     <w:lsdException w:name="List Table 5 Dark Accent 6" w:uiPriority="50"/>
     <w:lsdException w:name="List Table 6 Colorful Accent 6" w:uiPriority="51"/>
     <w:lsdException w:name="List Table 7 Colorful Accent 6" w:uiPriority="52"/>
-    <w:lsdException w:name="Mention" w:semiHidden="1" w:unhideWhenUsed="1"/>
-    <w:lsdException w:name="Smart Hyperlink" w:semiHidden="1" w:unhideWhenUsed="1"/>
-    <w:lsdException w:name="Hashtag" w:semiHidden="1" w:unhideWhenUsed="1"/>
-    <w:lsdException w:name="Unresolved Mention" w:semiHidden="1" w:unhideWhenUsed="1"/>
-    <w:lsdException w:name="Smart Link" w:semiHidden="1" w:unhideWhenUsed="1"/>
   </w:latentStyles>
   <w:style w:type="paragraph" w:default="1" w:styleId="a">
     <w:name w:val="Normal"/>
@@ -15460,7 +15635,10 @@
     <w:basedOn w:val="a0"/>
     <w:uiPriority w:val="99"/>
     <w:semiHidden/>
-    <w:rsid w:val="00F37D80"/>
+    <w:rsid w:val="00B534DF"/>
+    <w:rPr>
+      <w:color w:val="808080"/>
+    </w:rPr>
   </w:style>
   <w:style w:type="paragraph" w:customStyle="1" w:styleId="08DB9ADF9EE040E187C81B84565A3706">
     <w:name w:val="08DB9ADF9EE040E187C81B84565A3706"/>
@@ -15585,12 +15763,1985 @@
   <w:style w:type="paragraph" w:customStyle="1" w:styleId="2B7AAE9943AD43579E3ADE6C7EC148C9">
     <w:name w:val="2B7AAE9943AD43579E3ADE6C7EC148C9"/>
     <w:rsid w:val="00F37D80"/>
+  </w:style>
+  <w:style w:type="paragraph" w:customStyle="1" w:styleId="08DB9ADF9EE040E187C81B84565A37061">
+    <w:name w:val="08DB9ADF9EE040E187C81B84565A37061"/>
+    <w:rsid w:val="00F55BE3"/>
+    <w:pPr>
+      <w:suppressAutoHyphens/>
+      <w:spacing w:after="120" w:line="480" w:lineRule="auto"/>
+    </w:pPr>
+    <w:rPr>
+      <w:rFonts w:ascii="Times New Roman" w:eastAsia="Times New Roman" w:hAnsi="Times New Roman" w:cs="Times New Roman"/>
+      <w:sz w:val="24"/>
+      <w:szCs w:val="24"/>
+      <w:lang w:eastAsia="ar-SA"/>
+    </w:rPr>
+  </w:style>
+  <w:style w:type="paragraph" w:customStyle="1" w:styleId="62853A8645134F7CA5BD419E67C987271">
+    <w:name w:val="62853A8645134F7CA5BD419E67C987271"/>
+    <w:rsid w:val="00F55BE3"/>
+    <w:pPr>
+      <w:suppressAutoHyphens/>
+      <w:spacing w:after="120" w:line="480" w:lineRule="auto"/>
+    </w:pPr>
+    <w:rPr>
+      <w:rFonts w:ascii="Times New Roman" w:eastAsia="Times New Roman" w:hAnsi="Times New Roman" w:cs="Times New Roman"/>
+      <w:sz w:val="24"/>
+      <w:szCs w:val="24"/>
+      <w:lang w:eastAsia="ar-SA"/>
+    </w:rPr>
+  </w:style>
+  <w:style w:type="paragraph" w:customStyle="1" w:styleId="772EBE0F6B654659B6CDB2A0EFFBE4B91">
+    <w:name w:val="772EBE0F6B654659B6CDB2A0EFFBE4B91"/>
+    <w:rsid w:val="00F55BE3"/>
+    <w:pPr>
+      <w:suppressAutoHyphens/>
+      <w:spacing w:after="0" w:line="240" w:lineRule="auto"/>
+    </w:pPr>
+    <w:rPr>
+      <w:rFonts w:ascii="Times New Roman" w:eastAsia="Times New Roman" w:hAnsi="Times New Roman" w:cs="Times New Roman"/>
+      <w:sz w:val="24"/>
+      <w:szCs w:val="24"/>
+      <w:lang w:eastAsia="ar-SA"/>
+    </w:rPr>
+  </w:style>
+  <w:style w:type="paragraph" w:customStyle="1" w:styleId="DefaultPlaceholder-1854013440">
+    <w:name w:val="DefaultPlaceholder_-1854013440"/>
+    <w:rsid w:val="00F55BE3"/>
+    <w:pPr>
+      <w:suppressAutoHyphens/>
+      <w:spacing w:after="120" w:line="480" w:lineRule="auto"/>
+    </w:pPr>
+    <w:rPr>
+      <w:rFonts w:ascii="Times New Roman" w:eastAsia="Times New Roman" w:hAnsi="Times New Roman" w:cs="Times New Roman"/>
+      <w:sz w:val="24"/>
+      <w:szCs w:val="24"/>
+      <w:lang w:eastAsia="ar-SA"/>
+    </w:rPr>
+  </w:style>
+  <w:style w:type="paragraph" w:customStyle="1" w:styleId="0450C51BD96F442F9D1624F6C32BDD161">
+    <w:name w:val="0450C51BD96F442F9D1624F6C32BDD161"/>
+    <w:rsid w:val="00F55BE3"/>
+    <w:pPr>
+      <w:suppressAutoHyphens/>
+      <w:spacing w:after="120" w:line="480" w:lineRule="auto"/>
+    </w:pPr>
+    <w:rPr>
+      <w:rFonts w:ascii="Times New Roman" w:eastAsia="Times New Roman" w:hAnsi="Times New Roman" w:cs="Times New Roman"/>
+      <w:sz w:val="24"/>
+      <w:szCs w:val="24"/>
+      <w:lang w:eastAsia="ar-SA"/>
+    </w:rPr>
+  </w:style>
+  <w:style w:type="paragraph" w:customStyle="1" w:styleId="DF95B4CCE9DD47BAB9534B1942DEA98D1">
+    <w:name w:val="DF95B4CCE9DD47BAB9534B1942DEA98D1"/>
+    <w:rsid w:val="00F55BE3"/>
+    <w:pPr>
+      <w:suppressAutoHyphens/>
+      <w:spacing w:after="120" w:line="480" w:lineRule="auto"/>
+    </w:pPr>
+    <w:rPr>
+      <w:rFonts w:ascii="Times New Roman" w:eastAsia="Times New Roman" w:hAnsi="Times New Roman" w:cs="Times New Roman"/>
+      <w:sz w:val="24"/>
+      <w:szCs w:val="24"/>
+      <w:lang w:eastAsia="ar-SA"/>
+    </w:rPr>
+  </w:style>
+  <w:style w:type="paragraph" w:customStyle="1" w:styleId="46B7E9E929A0416C89039DA9214C71371">
+    <w:name w:val="46B7E9E929A0416C89039DA9214C71371"/>
+    <w:rsid w:val="00F55BE3"/>
+    <w:pPr>
+      <w:suppressAutoHyphens/>
+      <w:spacing w:after="120" w:line="480" w:lineRule="auto"/>
+    </w:pPr>
+    <w:rPr>
+      <w:rFonts w:ascii="Times New Roman" w:eastAsia="Times New Roman" w:hAnsi="Times New Roman" w:cs="Times New Roman"/>
+      <w:sz w:val="24"/>
+      <w:szCs w:val="24"/>
+      <w:lang w:eastAsia="ar-SA"/>
+    </w:rPr>
+  </w:style>
+  <w:style w:type="paragraph" w:customStyle="1" w:styleId="B9225C9DDF91447AA3C9C64B320C364C1">
+    <w:name w:val="B9225C9DDF91447AA3C9C64B320C364C1"/>
+    <w:rsid w:val="00F55BE3"/>
+    <w:pPr>
+      <w:suppressAutoHyphens/>
+      <w:spacing w:after="0" w:line="240" w:lineRule="auto"/>
+      <w:ind w:left="720"/>
+    </w:pPr>
+    <w:rPr>
+      <w:rFonts w:ascii="Times New Roman" w:eastAsia="Times New Roman" w:hAnsi="Times New Roman" w:cs="Times New Roman"/>
+      <w:sz w:val="24"/>
+      <w:szCs w:val="24"/>
+      <w:lang w:eastAsia="ar-SA"/>
+    </w:rPr>
+  </w:style>
+  <w:style w:type="paragraph" w:customStyle="1" w:styleId="CD175D38AA5046D992C5729B8EF575C31">
+    <w:name w:val="CD175D38AA5046D992C5729B8EF575C31"/>
+    <w:rsid w:val="00F55BE3"/>
+    <w:pPr>
+      <w:suppressAutoHyphens/>
+      <w:spacing w:after="0" w:line="240" w:lineRule="auto"/>
+      <w:ind w:left="720"/>
+    </w:pPr>
+    <w:rPr>
+      <w:rFonts w:ascii="Times New Roman" w:eastAsia="Times New Roman" w:hAnsi="Times New Roman" w:cs="Times New Roman"/>
+      <w:sz w:val="24"/>
+      <w:szCs w:val="24"/>
+      <w:lang w:eastAsia="ar-SA"/>
+    </w:rPr>
+  </w:style>
+  <w:style w:type="paragraph" w:customStyle="1" w:styleId="8D6EBDFAD14348C78F6BD87B19EC7D1F1">
+    <w:name w:val="8D6EBDFAD14348C78F6BD87B19EC7D1F1"/>
+    <w:rsid w:val="00F55BE3"/>
+    <w:pPr>
+      <w:suppressAutoHyphens/>
+      <w:spacing w:after="0" w:line="240" w:lineRule="auto"/>
+      <w:ind w:left="720"/>
+    </w:pPr>
+    <w:rPr>
+      <w:rFonts w:ascii="Times New Roman" w:eastAsia="Times New Roman" w:hAnsi="Times New Roman" w:cs="Times New Roman"/>
+      <w:sz w:val="24"/>
+      <w:szCs w:val="24"/>
+      <w:lang w:eastAsia="ar-SA"/>
+    </w:rPr>
+  </w:style>
+  <w:style w:type="paragraph" w:customStyle="1" w:styleId="1E579037453B44DE9F677CE7E6858E341">
+    <w:name w:val="1E579037453B44DE9F677CE7E6858E341"/>
+    <w:rsid w:val="00F55BE3"/>
+    <w:pPr>
+      <w:suppressAutoHyphens/>
+      <w:spacing w:after="0" w:line="240" w:lineRule="auto"/>
+      <w:ind w:left="720"/>
+    </w:pPr>
+    <w:rPr>
+      <w:rFonts w:ascii="Times New Roman" w:eastAsia="Times New Roman" w:hAnsi="Times New Roman" w:cs="Times New Roman"/>
+      <w:sz w:val="24"/>
+      <w:szCs w:val="24"/>
+      <w:lang w:eastAsia="ar-SA"/>
+    </w:rPr>
+  </w:style>
+  <w:style w:type="paragraph" w:customStyle="1" w:styleId="22520C046ECD4B15AFCE22066A413E571">
+    <w:name w:val="22520C046ECD4B15AFCE22066A413E571"/>
+    <w:rsid w:val="00F55BE3"/>
+    <w:pPr>
+      <w:suppressAutoHyphens/>
+      <w:spacing w:after="0" w:line="240" w:lineRule="auto"/>
+    </w:pPr>
+    <w:rPr>
+      <w:rFonts w:ascii="Times New Roman" w:eastAsia="Times New Roman" w:hAnsi="Times New Roman" w:cs="Times New Roman"/>
+      <w:sz w:val="24"/>
+      <w:szCs w:val="24"/>
+      <w:lang w:eastAsia="ar-SA"/>
+    </w:rPr>
+  </w:style>
+  <w:style w:type="paragraph" w:customStyle="1" w:styleId="ED9DE91581B14773BE27B93C08FD72EC1">
+    <w:name w:val="ED9DE91581B14773BE27B93C08FD72EC1"/>
+    <w:rsid w:val="00F55BE3"/>
+    <w:pPr>
+      <w:suppressAutoHyphens/>
+      <w:spacing w:after="0" w:line="240" w:lineRule="auto"/>
+    </w:pPr>
+    <w:rPr>
+      <w:rFonts w:ascii="Times New Roman" w:eastAsia="Times New Roman" w:hAnsi="Times New Roman" w:cs="Times New Roman"/>
+      <w:sz w:val="24"/>
+      <w:szCs w:val="24"/>
+      <w:lang w:eastAsia="ar-SA"/>
+    </w:rPr>
+  </w:style>
+  <w:style w:type="paragraph" w:customStyle="1" w:styleId="C1D69BCFEA7F4D27B39485DEA91D23E71">
+    <w:name w:val="C1D69BCFEA7F4D27B39485DEA91D23E71"/>
+    <w:rsid w:val="00F55BE3"/>
+    <w:pPr>
+      <w:suppressAutoHyphens/>
+      <w:spacing w:after="0" w:line="240" w:lineRule="auto"/>
+    </w:pPr>
+    <w:rPr>
+      <w:rFonts w:ascii="Times New Roman" w:eastAsia="Times New Roman" w:hAnsi="Times New Roman" w:cs="Times New Roman"/>
+      <w:sz w:val="24"/>
+      <w:szCs w:val="24"/>
+      <w:lang w:eastAsia="ar-SA"/>
+    </w:rPr>
+  </w:style>
+  <w:style w:type="paragraph" w:customStyle="1" w:styleId="FCE73582B6884748A8B5D5F53A49A41F1">
+    <w:name w:val="FCE73582B6884748A8B5D5F53A49A41F1"/>
+    <w:rsid w:val="00F55BE3"/>
+    <w:pPr>
+      <w:suppressAutoHyphens/>
+      <w:spacing w:after="0" w:line="240" w:lineRule="auto"/>
+    </w:pPr>
+    <w:rPr>
+      <w:rFonts w:ascii="Times New Roman" w:eastAsia="Times New Roman" w:hAnsi="Times New Roman" w:cs="Times New Roman"/>
+      <w:sz w:val="24"/>
+      <w:szCs w:val="24"/>
+      <w:lang w:eastAsia="ar-SA"/>
+    </w:rPr>
+  </w:style>
+  <w:style w:type="paragraph" w:customStyle="1" w:styleId="DFD7C58BC6E1445EA03AE63E4C157CAD1">
+    <w:name w:val="DFD7C58BC6E1445EA03AE63E4C157CAD1"/>
+    <w:rsid w:val="00F55BE3"/>
+    <w:pPr>
+      <w:suppressAutoHyphens/>
+      <w:spacing w:after="0" w:line="240" w:lineRule="auto"/>
+    </w:pPr>
+    <w:rPr>
+      <w:rFonts w:ascii="Times New Roman" w:eastAsia="Times New Roman" w:hAnsi="Times New Roman" w:cs="Times New Roman"/>
+      <w:sz w:val="24"/>
+      <w:szCs w:val="24"/>
+      <w:lang w:eastAsia="ar-SA"/>
+    </w:rPr>
+  </w:style>
+  <w:style w:type="paragraph" w:customStyle="1" w:styleId="407CA4E625D94084B06F3051EA16E8F21">
+    <w:name w:val="407CA4E625D94084B06F3051EA16E8F21"/>
+    <w:rsid w:val="00F55BE3"/>
+    <w:pPr>
+      <w:suppressAutoHyphens/>
+      <w:spacing w:after="0" w:line="240" w:lineRule="auto"/>
+    </w:pPr>
+    <w:rPr>
+      <w:rFonts w:ascii="Times New Roman" w:eastAsia="Times New Roman" w:hAnsi="Times New Roman" w:cs="Times New Roman"/>
+      <w:sz w:val="24"/>
+      <w:szCs w:val="24"/>
+      <w:lang w:eastAsia="ar-SA"/>
+    </w:rPr>
+  </w:style>
+  <w:style w:type="paragraph" w:customStyle="1" w:styleId="C260DB0530B0454D8D69EE1F1A800CE11">
+    <w:name w:val="C260DB0530B0454D8D69EE1F1A800CE11"/>
+    <w:rsid w:val="00F55BE3"/>
+    <w:pPr>
+      <w:suppressAutoHyphens/>
+      <w:spacing w:after="0" w:line="240" w:lineRule="auto"/>
+    </w:pPr>
+    <w:rPr>
+      <w:rFonts w:ascii="Times New Roman" w:eastAsia="Times New Roman" w:hAnsi="Times New Roman" w:cs="Times New Roman"/>
+      <w:sz w:val="24"/>
+      <w:szCs w:val="24"/>
+      <w:lang w:eastAsia="ar-SA"/>
+    </w:rPr>
+  </w:style>
+  <w:style w:type="paragraph" w:customStyle="1" w:styleId="987F11813667444B974A264AB688F58C1">
+    <w:name w:val="987F11813667444B974A264AB688F58C1"/>
+    <w:rsid w:val="00F55BE3"/>
+    <w:pPr>
+      <w:suppressAutoHyphens/>
+      <w:spacing w:after="0" w:line="240" w:lineRule="auto"/>
+    </w:pPr>
+    <w:rPr>
+      <w:rFonts w:ascii="Times New Roman" w:eastAsia="Times New Roman" w:hAnsi="Times New Roman" w:cs="Times New Roman"/>
+      <w:sz w:val="24"/>
+      <w:szCs w:val="24"/>
+      <w:lang w:eastAsia="ar-SA"/>
+    </w:rPr>
+  </w:style>
+  <w:style w:type="paragraph" w:customStyle="1" w:styleId="E8DB142DEC804028AEF352A1433C8AC11">
+    <w:name w:val="E8DB142DEC804028AEF352A1433C8AC11"/>
+    <w:rsid w:val="00F55BE3"/>
+    <w:pPr>
+      <w:suppressAutoHyphens/>
+      <w:spacing w:after="0" w:line="240" w:lineRule="auto"/>
+    </w:pPr>
+    <w:rPr>
+      <w:rFonts w:ascii="Times New Roman" w:eastAsia="Times New Roman" w:hAnsi="Times New Roman" w:cs="Times New Roman"/>
+      <w:sz w:val="24"/>
+      <w:szCs w:val="24"/>
+      <w:lang w:eastAsia="ar-SA"/>
+    </w:rPr>
+  </w:style>
+  <w:style w:type="paragraph" w:customStyle="1" w:styleId="4B15BC30012F467D9CB9CEDAB7D9AAF71">
+    <w:name w:val="4B15BC30012F467D9CB9CEDAB7D9AAF71"/>
+    <w:rsid w:val="00F55BE3"/>
+    <w:pPr>
+      <w:suppressAutoHyphens/>
+      <w:spacing w:after="0" w:line="240" w:lineRule="auto"/>
+    </w:pPr>
+    <w:rPr>
+      <w:rFonts w:ascii="Times New Roman" w:eastAsia="Times New Roman" w:hAnsi="Times New Roman" w:cs="Times New Roman"/>
+      <w:sz w:val="24"/>
+      <w:szCs w:val="24"/>
+      <w:lang w:eastAsia="ar-SA"/>
+    </w:rPr>
+  </w:style>
+  <w:style w:type="paragraph" w:customStyle="1" w:styleId="A520E50E76B24E9F8C1F3F44A6F3C7F21">
+    <w:name w:val="A520E50E76B24E9F8C1F3F44A6F3C7F21"/>
+    <w:rsid w:val="00F55BE3"/>
+    <w:pPr>
+      <w:suppressAutoHyphens/>
+      <w:spacing w:after="0" w:line="240" w:lineRule="auto"/>
+    </w:pPr>
+    <w:rPr>
+      <w:rFonts w:ascii="Times New Roman" w:eastAsia="Times New Roman" w:hAnsi="Times New Roman" w:cs="Times New Roman"/>
+      <w:sz w:val="24"/>
+      <w:szCs w:val="24"/>
+      <w:lang w:eastAsia="ar-SA"/>
+    </w:rPr>
+  </w:style>
+  <w:style w:type="paragraph" w:customStyle="1" w:styleId="2FE90B802ECC4ED6B064A793596C82001">
+    <w:name w:val="2FE90B802ECC4ED6B064A793596C82001"/>
+    <w:rsid w:val="00F55BE3"/>
+    <w:pPr>
+      <w:suppressAutoHyphens/>
+      <w:spacing w:after="0" w:line="240" w:lineRule="auto"/>
+    </w:pPr>
+    <w:rPr>
+      <w:rFonts w:ascii="Times New Roman" w:eastAsia="Times New Roman" w:hAnsi="Times New Roman" w:cs="Times New Roman"/>
+      <w:sz w:val="24"/>
+      <w:szCs w:val="24"/>
+      <w:lang w:eastAsia="ar-SA"/>
+    </w:rPr>
+  </w:style>
+  <w:style w:type="paragraph" w:customStyle="1" w:styleId="B31443AA97FB4F7C9F490F4BEF1DDD4E1">
+    <w:name w:val="B31443AA97FB4F7C9F490F4BEF1DDD4E1"/>
+    <w:rsid w:val="00F55BE3"/>
+    <w:pPr>
+      <w:suppressAutoHyphens/>
+      <w:spacing w:after="0" w:line="240" w:lineRule="auto"/>
+    </w:pPr>
+    <w:rPr>
+      <w:rFonts w:ascii="Times New Roman" w:eastAsia="Times New Roman" w:hAnsi="Times New Roman" w:cs="Times New Roman"/>
+      <w:sz w:val="24"/>
+      <w:szCs w:val="24"/>
+      <w:lang w:eastAsia="ar-SA"/>
+    </w:rPr>
+  </w:style>
+  <w:style w:type="paragraph" w:customStyle="1" w:styleId="A40393784E8B4199B731C5FAC42C7F791">
+    <w:name w:val="A40393784E8B4199B731C5FAC42C7F791"/>
+    <w:rsid w:val="00F55BE3"/>
+    <w:pPr>
+      <w:suppressAutoHyphens/>
+      <w:spacing w:after="0" w:line="240" w:lineRule="auto"/>
+    </w:pPr>
+    <w:rPr>
+      <w:rFonts w:ascii="Times New Roman" w:eastAsia="Times New Roman" w:hAnsi="Times New Roman" w:cs="Times New Roman"/>
+      <w:sz w:val="24"/>
+      <w:szCs w:val="24"/>
+      <w:lang w:eastAsia="ar-SA"/>
+    </w:rPr>
+  </w:style>
+  <w:style w:type="paragraph" w:customStyle="1" w:styleId="2D5994E4D8824AF5A4989727ADBD5C181">
+    <w:name w:val="2D5994E4D8824AF5A4989727ADBD5C181"/>
+    <w:rsid w:val="00F55BE3"/>
+    <w:pPr>
+      <w:suppressAutoHyphens/>
+      <w:spacing w:after="0" w:line="240" w:lineRule="auto"/>
+    </w:pPr>
+    <w:rPr>
+      <w:rFonts w:ascii="Times New Roman" w:eastAsia="Times New Roman" w:hAnsi="Times New Roman" w:cs="Times New Roman"/>
+      <w:sz w:val="24"/>
+      <w:szCs w:val="24"/>
+      <w:lang w:eastAsia="ar-SA"/>
+    </w:rPr>
+  </w:style>
+  <w:style w:type="paragraph" w:customStyle="1" w:styleId="2B7AAE9943AD43579E3ADE6C7EC148C91">
+    <w:name w:val="2B7AAE9943AD43579E3ADE6C7EC148C91"/>
+    <w:rsid w:val="00F55BE3"/>
+    <w:pPr>
+      <w:suppressAutoHyphens/>
+      <w:spacing w:after="0" w:line="240" w:lineRule="auto"/>
+    </w:pPr>
+    <w:rPr>
+      <w:rFonts w:ascii="Times New Roman" w:eastAsia="Times New Roman" w:hAnsi="Times New Roman" w:cs="Times New Roman"/>
+      <w:sz w:val="24"/>
+      <w:szCs w:val="24"/>
+      <w:lang w:eastAsia="ar-SA"/>
+    </w:rPr>
+  </w:style>
+  <w:style w:type="paragraph" w:customStyle="1" w:styleId="08DB9ADF9EE040E187C81B84565A37062">
+    <w:name w:val="08DB9ADF9EE040E187C81B84565A37062"/>
+    <w:rsid w:val="00F55BE3"/>
+    <w:pPr>
+      <w:suppressAutoHyphens/>
+      <w:spacing w:after="120" w:line="480" w:lineRule="auto"/>
+    </w:pPr>
+    <w:rPr>
+      <w:rFonts w:ascii="Times New Roman" w:eastAsia="Times New Roman" w:hAnsi="Times New Roman" w:cs="Times New Roman"/>
+      <w:sz w:val="24"/>
+      <w:szCs w:val="24"/>
+      <w:lang w:eastAsia="ar-SA"/>
+    </w:rPr>
+  </w:style>
+  <w:style w:type="paragraph" w:customStyle="1" w:styleId="62853A8645134F7CA5BD419E67C987272">
+    <w:name w:val="62853A8645134F7CA5BD419E67C987272"/>
+    <w:rsid w:val="00F55BE3"/>
+    <w:pPr>
+      <w:suppressAutoHyphens/>
+      <w:spacing w:after="120" w:line="480" w:lineRule="auto"/>
+    </w:pPr>
+    <w:rPr>
+      <w:rFonts w:ascii="Times New Roman" w:eastAsia="Times New Roman" w:hAnsi="Times New Roman" w:cs="Times New Roman"/>
+      <w:sz w:val="24"/>
+      <w:szCs w:val="24"/>
+      <w:lang w:eastAsia="ar-SA"/>
+    </w:rPr>
+  </w:style>
+  <w:style w:type="paragraph" w:customStyle="1" w:styleId="772EBE0F6B654659B6CDB2A0EFFBE4B92">
+    <w:name w:val="772EBE0F6B654659B6CDB2A0EFFBE4B92"/>
+    <w:rsid w:val="00F55BE3"/>
+    <w:pPr>
+      <w:suppressAutoHyphens/>
+      <w:spacing w:after="0" w:line="240" w:lineRule="auto"/>
+    </w:pPr>
+    <w:rPr>
+      <w:rFonts w:ascii="Times New Roman" w:eastAsia="Times New Roman" w:hAnsi="Times New Roman" w:cs="Times New Roman"/>
+      <w:sz w:val="24"/>
+      <w:szCs w:val="24"/>
+      <w:lang w:eastAsia="ar-SA"/>
+    </w:rPr>
+  </w:style>
+  <w:style w:type="paragraph" w:customStyle="1" w:styleId="DefaultPlaceholder-18540134401">
+    <w:name w:val="DefaultPlaceholder_-18540134401"/>
+    <w:rsid w:val="00F55BE3"/>
+    <w:pPr>
+      <w:suppressAutoHyphens/>
+      <w:spacing w:after="120" w:line="480" w:lineRule="auto"/>
+    </w:pPr>
+    <w:rPr>
+      <w:rFonts w:ascii="Times New Roman" w:eastAsia="Times New Roman" w:hAnsi="Times New Roman" w:cs="Times New Roman"/>
+      <w:sz w:val="24"/>
+      <w:szCs w:val="24"/>
+      <w:lang w:eastAsia="ar-SA"/>
+    </w:rPr>
+  </w:style>
+  <w:style w:type="paragraph" w:customStyle="1" w:styleId="0450C51BD96F442F9D1624F6C32BDD162">
+    <w:name w:val="0450C51BD96F442F9D1624F6C32BDD162"/>
+    <w:rsid w:val="00F55BE3"/>
+    <w:pPr>
+      <w:suppressAutoHyphens/>
+      <w:spacing w:after="120" w:line="480" w:lineRule="auto"/>
+    </w:pPr>
+    <w:rPr>
+      <w:rFonts w:ascii="Times New Roman" w:eastAsia="Times New Roman" w:hAnsi="Times New Roman" w:cs="Times New Roman"/>
+      <w:sz w:val="24"/>
+      <w:szCs w:val="24"/>
+      <w:lang w:eastAsia="ar-SA"/>
+    </w:rPr>
+  </w:style>
+  <w:style w:type="paragraph" w:customStyle="1" w:styleId="DF95B4CCE9DD47BAB9534B1942DEA98D2">
+    <w:name w:val="DF95B4CCE9DD47BAB9534B1942DEA98D2"/>
+    <w:rsid w:val="00F55BE3"/>
+    <w:pPr>
+      <w:suppressAutoHyphens/>
+      <w:spacing w:after="120" w:line="480" w:lineRule="auto"/>
+    </w:pPr>
+    <w:rPr>
+      <w:rFonts w:ascii="Times New Roman" w:eastAsia="Times New Roman" w:hAnsi="Times New Roman" w:cs="Times New Roman"/>
+      <w:sz w:val="24"/>
+      <w:szCs w:val="24"/>
+      <w:lang w:eastAsia="ar-SA"/>
+    </w:rPr>
+  </w:style>
+  <w:style w:type="paragraph" w:customStyle="1" w:styleId="46B7E9E929A0416C89039DA9214C71372">
+    <w:name w:val="46B7E9E929A0416C89039DA9214C71372"/>
+    <w:rsid w:val="00F55BE3"/>
+    <w:pPr>
+      <w:suppressAutoHyphens/>
+      <w:spacing w:after="120" w:line="480" w:lineRule="auto"/>
+    </w:pPr>
+    <w:rPr>
+      <w:rFonts w:ascii="Times New Roman" w:eastAsia="Times New Roman" w:hAnsi="Times New Roman" w:cs="Times New Roman"/>
+      <w:sz w:val="24"/>
+      <w:szCs w:val="24"/>
+      <w:lang w:eastAsia="ar-SA"/>
+    </w:rPr>
+  </w:style>
+  <w:style w:type="paragraph" w:customStyle="1" w:styleId="B9225C9DDF91447AA3C9C64B320C364C2">
+    <w:name w:val="B9225C9DDF91447AA3C9C64B320C364C2"/>
+    <w:rsid w:val="00F55BE3"/>
+    <w:pPr>
+      <w:suppressAutoHyphens/>
+      <w:spacing w:after="0" w:line="240" w:lineRule="auto"/>
+      <w:ind w:left="720"/>
+    </w:pPr>
+    <w:rPr>
+      <w:rFonts w:ascii="Times New Roman" w:eastAsia="Times New Roman" w:hAnsi="Times New Roman" w:cs="Times New Roman"/>
+      <w:sz w:val="24"/>
+      <w:szCs w:val="24"/>
+      <w:lang w:eastAsia="ar-SA"/>
+    </w:rPr>
+  </w:style>
+  <w:style w:type="paragraph" w:customStyle="1" w:styleId="CD175D38AA5046D992C5729B8EF575C32">
+    <w:name w:val="CD175D38AA5046D992C5729B8EF575C32"/>
+    <w:rsid w:val="00F55BE3"/>
+    <w:pPr>
+      <w:suppressAutoHyphens/>
+      <w:spacing w:after="0" w:line="240" w:lineRule="auto"/>
+      <w:ind w:left="720"/>
+    </w:pPr>
+    <w:rPr>
+      <w:rFonts w:ascii="Times New Roman" w:eastAsia="Times New Roman" w:hAnsi="Times New Roman" w:cs="Times New Roman"/>
+      <w:sz w:val="24"/>
+      <w:szCs w:val="24"/>
+      <w:lang w:eastAsia="ar-SA"/>
+    </w:rPr>
+  </w:style>
+  <w:style w:type="paragraph" w:customStyle="1" w:styleId="8D6EBDFAD14348C78F6BD87B19EC7D1F2">
+    <w:name w:val="8D6EBDFAD14348C78F6BD87B19EC7D1F2"/>
+    <w:rsid w:val="00F55BE3"/>
+    <w:pPr>
+      <w:suppressAutoHyphens/>
+      <w:spacing w:after="0" w:line="240" w:lineRule="auto"/>
+      <w:ind w:left="720"/>
+    </w:pPr>
+    <w:rPr>
+      <w:rFonts w:ascii="Times New Roman" w:eastAsia="Times New Roman" w:hAnsi="Times New Roman" w:cs="Times New Roman"/>
+      <w:sz w:val="24"/>
+      <w:szCs w:val="24"/>
+      <w:lang w:eastAsia="ar-SA"/>
+    </w:rPr>
+  </w:style>
+  <w:style w:type="paragraph" w:customStyle="1" w:styleId="1E579037453B44DE9F677CE7E6858E342">
+    <w:name w:val="1E579037453B44DE9F677CE7E6858E342"/>
+    <w:rsid w:val="00F55BE3"/>
+    <w:pPr>
+      <w:suppressAutoHyphens/>
+      <w:spacing w:after="0" w:line="240" w:lineRule="auto"/>
+      <w:ind w:left="720"/>
+    </w:pPr>
+    <w:rPr>
+      <w:rFonts w:ascii="Times New Roman" w:eastAsia="Times New Roman" w:hAnsi="Times New Roman" w:cs="Times New Roman"/>
+      <w:sz w:val="24"/>
+      <w:szCs w:val="24"/>
+      <w:lang w:eastAsia="ar-SA"/>
+    </w:rPr>
+  </w:style>
+  <w:style w:type="paragraph" w:customStyle="1" w:styleId="22520C046ECD4B15AFCE22066A413E572">
+    <w:name w:val="22520C046ECD4B15AFCE22066A413E572"/>
+    <w:rsid w:val="00F55BE3"/>
+    <w:pPr>
+      <w:suppressAutoHyphens/>
+      <w:spacing w:after="0" w:line="240" w:lineRule="auto"/>
+    </w:pPr>
+    <w:rPr>
+      <w:rFonts w:ascii="Times New Roman" w:eastAsia="Times New Roman" w:hAnsi="Times New Roman" w:cs="Times New Roman"/>
+      <w:sz w:val="24"/>
+      <w:szCs w:val="24"/>
+      <w:lang w:eastAsia="ar-SA"/>
+    </w:rPr>
+  </w:style>
+  <w:style w:type="paragraph" w:customStyle="1" w:styleId="ED9DE91581B14773BE27B93C08FD72EC2">
+    <w:name w:val="ED9DE91581B14773BE27B93C08FD72EC2"/>
+    <w:rsid w:val="00F55BE3"/>
+    <w:pPr>
+      <w:suppressAutoHyphens/>
+      <w:spacing w:after="0" w:line="240" w:lineRule="auto"/>
+    </w:pPr>
+    <w:rPr>
+      <w:rFonts w:ascii="Times New Roman" w:eastAsia="Times New Roman" w:hAnsi="Times New Roman" w:cs="Times New Roman"/>
+      <w:sz w:val="24"/>
+      <w:szCs w:val="24"/>
+      <w:lang w:eastAsia="ar-SA"/>
+    </w:rPr>
+  </w:style>
+  <w:style w:type="paragraph" w:customStyle="1" w:styleId="C1D69BCFEA7F4D27B39485DEA91D23E72">
+    <w:name w:val="C1D69BCFEA7F4D27B39485DEA91D23E72"/>
+    <w:rsid w:val="00F55BE3"/>
+    <w:pPr>
+      <w:suppressAutoHyphens/>
+      <w:spacing w:after="0" w:line="240" w:lineRule="auto"/>
+    </w:pPr>
+    <w:rPr>
+      <w:rFonts w:ascii="Times New Roman" w:eastAsia="Times New Roman" w:hAnsi="Times New Roman" w:cs="Times New Roman"/>
+      <w:sz w:val="24"/>
+      <w:szCs w:val="24"/>
+      <w:lang w:eastAsia="ar-SA"/>
+    </w:rPr>
+  </w:style>
+  <w:style w:type="paragraph" w:customStyle="1" w:styleId="FCE73582B6884748A8B5D5F53A49A41F2">
+    <w:name w:val="FCE73582B6884748A8B5D5F53A49A41F2"/>
+    <w:rsid w:val="00F55BE3"/>
+    <w:pPr>
+      <w:suppressAutoHyphens/>
+      <w:spacing w:after="0" w:line="240" w:lineRule="auto"/>
+    </w:pPr>
+    <w:rPr>
+      <w:rFonts w:ascii="Times New Roman" w:eastAsia="Times New Roman" w:hAnsi="Times New Roman" w:cs="Times New Roman"/>
+      <w:sz w:val="24"/>
+      <w:szCs w:val="24"/>
+      <w:lang w:eastAsia="ar-SA"/>
+    </w:rPr>
+  </w:style>
+  <w:style w:type="paragraph" w:customStyle="1" w:styleId="DFD7C58BC6E1445EA03AE63E4C157CAD2">
+    <w:name w:val="DFD7C58BC6E1445EA03AE63E4C157CAD2"/>
+    <w:rsid w:val="00F55BE3"/>
+    <w:pPr>
+      <w:suppressAutoHyphens/>
+      <w:spacing w:after="0" w:line="240" w:lineRule="auto"/>
+    </w:pPr>
+    <w:rPr>
+      <w:rFonts w:ascii="Times New Roman" w:eastAsia="Times New Roman" w:hAnsi="Times New Roman" w:cs="Times New Roman"/>
+      <w:sz w:val="24"/>
+      <w:szCs w:val="24"/>
+      <w:lang w:eastAsia="ar-SA"/>
+    </w:rPr>
+  </w:style>
+  <w:style w:type="paragraph" w:customStyle="1" w:styleId="407CA4E625D94084B06F3051EA16E8F22">
+    <w:name w:val="407CA4E625D94084B06F3051EA16E8F22"/>
+    <w:rsid w:val="00F55BE3"/>
+    <w:pPr>
+      <w:suppressAutoHyphens/>
+      <w:spacing w:after="0" w:line="240" w:lineRule="auto"/>
+    </w:pPr>
+    <w:rPr>
+      <w:rFonts w:ascii="Times New Roman" w:eastAsia="Times New Roman" w:hAnsi="Times New Roman" w:cs="Times New Roman"/>
+      <w:sz w:val="24"/>
+      <w:szCs w:val="24"/>
+      <w:lang w:eastAsia="ar-SA"/>
+    </w:rPr>
+  </w:style>
+  <w:style w:type="paragraph" w:customStyle="1" w:styleId="C260DB0530B0454D8D69EE1F1A800CE12">
+    <w:name w:val="C260DB0530B0454D8D69EE1F1A800CE12"/>
+    <w:rsid w:val="00F55BE3"/>
+    <w:pPr>
+      <w:suppressAutoHyphens/>
+      <w:spacing w:after="0" w:line="240" w:lineRule="auto"/>
+    </w:pPr>
+    <w:rPr>
+      <w:rFonts w:ascii="Times New Roman" w:eastAsia="Times New Roman" w:hAnsi="Times New Roman" w:cs="Times New Roman"/>
+      <w:sz w:val="24"/>
+      <w:szCs w:val="24"/>
+      <w:lang w:eastAsia="ar-SA"/>
+    </w:rPr>
+  </w:style>
+  <w:style w:type="paragraph" w:customStyle="1" w:styleId="987F11813667444B974A264AB688F58C2">
+    <w:name w:val="987F11813667444B974A264AB688F58C2"/>
+    <w:rsid w:val="00F55BE3"/>
+    <w:pPr>
+      <w:suppressAutoHyphens/>
+      <w:spacing w:after="0" w:line="240" w:lineRule="auto"/>
+    </w:pPr>
+    <w:rPr>
+      <w:rFonts w:ascii="Times New Roman" w:eastAsia="Times New Roman" w:hAnsi="Times New Roman" w:cs="Times New Roman"/>
+      <w:sz w:val="24"/>
+      <w:szCs w:val="24"/>
+      <w:lang w:eastAsia="ar-SA"/>
+    </w:rPr>
+  </w:style>
+  <w:style w:type="paragraph" w:customStyle="1" w:styleId="E8DB142DEC804028AEF352A1433C8AC12">
+    <w:name w:val="E8DB142DEC804028AEF352A1433C8AC12"/>
+    <w:rsid w:val="00F55BE3"/>
+    <w:pPr>
+      <w:suppressAutoHyphens/>
+      <w:spacing w:after="0" w:line="240" w:lineRule="auto"/>
+    </w:pPr>
+    <w:rPr>
+      <w:rFonts w:ascii="Times New Roman" w:eastAsia="Times New Roman" w:hAnsi="Times New Roman" w:cs="Times New Roman"/>
+      <w:sz w:val="24"/>
+      <w:szCs w:val="24"/>
+      <w:lang w:eastAsia="ar-SA"/>
+    </w:rPr>
+  </w:style>
+  <w:style w:type="paragraph" w:customStyle="1" w:styleId="4B15BC30012F467D9CB9CEDAB7D9AAF72">
+    <w:name w:val="4B15BC30012F467D9CB9CEDAB7D9AAF72"/>
+    <w:rsid w:val="00F55BE3"/>
+    <w:pPr>
+      <w:suppressAutoHyphens/>
+      <w:spacing w:after="0" w:line="240" w:lineRule="auto"/>
+    </w:pPr>
+    <w:rPr>
+      <w:rFonts w:ascii="Times New Roman" w:eastAsia="Times New Roman" w:hAnsi="Times New Roman" w:cs="Times New Roman"/>
+      <w:sz w:val="24"/>
+      <w:szCs w:val="24"/>
+      <w:lang w:eastAsia="ar-SA"/>
+    </w:rPr>
+  </w:style>
+  <w:style w:type="paragraph" w:customStyle="1" w:styleId="A520E50E76B24E9F8C1F3F44A6F3C7F22">
+    <w:name w:val="A520E50E76B24E9F8C1F3F44A6F3C7F22"/>
+    <w:rsid w:val="00F55BE3"/>
+    <w:pPr>
+      <w:suppressAutoHyphens/>
+      <w:spacing w:after="0" w:line="240" w:lineRule="auto"/>
+    </w:pPr>
+    <w:rPr>
+      <w:rFonts w:ascii="Times New Roman" w:eastAsia="Times New Roman" w:hAnsi="Times New Roman" w:cs="Times New Roman"/>
+      <w:sz w:val="24"/>
+      <w:szCs w:val="24"/>
+      <w:lang w:eastAsia="ar-SA"/>
+    </w:rPr>
+  </w:style>
+  <w:style w:type="paragraph" w:customStyle="1" w:styleId="2FE90B802ECC4ED6B064A793596C82002">
+    <w:name w:val="2FE90B802ECC4ED6B064A793596C82002"/>
+    <w:rsid w:val="00F55BE3"/>
+    <w:pPr>
+      <w:suppressAutoHyphens/>
+      <w:spacing w:after="0" w:line="240" w:lineRule="auto"/>
+    </w:pPr>
+    <w:rPr>
+      <w:rFonts w:ascii="Times New Roman" w:eastAsia="Times New Roman" w:hAnsi="Times New Roman" w:cs="Times New Roman"/>
+      <w:sz w:val="24"/>
+      <w:szCs w:val="24"/>
+      <w:lang w:eastAsia="ar-SA"/>
+    </w:rPr>
+  </w:style>
+  <w:style w:type="paragraph" w:customStyle="1" w:styleId="B31443AA97FB4F7C9F490F4BEF1DDD4E2">
+    <w:name w:val="B31443AA97FB4F7C9F490F4BEF1DDD4E2"/>
+    <w:rsid w:val="00F55BE3"/>
+    <w:pPr>
+      <w:suppressAutoHyphens/>
+      <w:spacing w:after="0" w:line="240" w:lineRule="auto"/>
+    </w:pPr>
+    <w:rPr>
+      <w:rFonts w:ascii="Times New Roman" w:eastAsia="Times New Roman" w:hAnsi="Times New Roman" w:cs="Times New Roman"/>
+      <w:sz w:val="24"/>
+      <w:szCs w:val="24"/>
+      <w:lang w:eastAsia="ar-SA"/>
+    </w:rPr>
+  </w:style>
+  <w:style w:type="paragraph" w:customStyle="1" w:styleId="A40393784E8B4199B731C5FAC42C7F792">
+    <w:name w:val="A40393784E8B4199B731C5FAC42C7F792"/>
+    <w:rsid w:val="00F55BE3"/>
+    <w:pPr>
+      <w:suppressAutoHyphens/>
+      <w:spacing w:after="0" w:line="240" w:lineRule="auto"/>
+    </w:pPr>
+    <w:rPr>
+      <w:rFonts w:ascii="Times New Roman" w:eastAsia="Times New Roman" w:hAnsi="Times New Roman" w:cs="Times New Roman"/>
+      <w:sz w:val="24"/>
+      <w:szCs w:val="24"/>
+      <w:lang w:eastAsia="ar-SA"/>
+    </w:rPr>
+  </w:style>
+  <w:style w:type="paragraph" w:customStyle="1" w:styleId="2D5994E4D8824AF5A4989727ADBD5C182">
+    <w:name w:val="2D5994E4D8824AF5A4989727ADBD5C182"/>
+    <w:rsid w:val="00F55BE3"/>
+    <w:pPr>
+      <w:suppressAutoHyphens/>
+      <w:spacing w:after="0" w:line="240" w:lineRule="auto"/>
+    </w:pPr>
+    <w:rPr>
+      <w:rFonts w:ascii="Times New Roman" w:eastAsia="Times New Roman" w:hAnsi="Times New Roman" w:cs="Times New Roman"/>
+      <w:sz w:val="24"/>
+      <w:szCs w:val="24"/>
+      <w:lang w:eastAsia="ar-SA"/>
+    </w:rPr>
+  </w:style>
+  <w:style w:type="paragraph" w:customStyle="1" w:styleId="2B7AAE9943AD43579E3ADE6C7EC148C92">
+    <w:name w:val="2B7AAE9943AD43579E3ADE6C7EC148C92"/>
+    <w:rsid w:val="00F55BE3"/>
+    <w:pPr>
+      <w:suppressAutoHyphens/>
+      <w:spacing w:after="0" w:line="240" w:lineRule="auto"/>
+    </w:pPr>
+    <w:rPr>
+      <w:rFonts w:ascii="Times New Roman" w:eastAsia="Times New Roman" w:hAnsi="Times New Roman" w:cs="Times New Roman"/>
+      <w:sz w:val="24"/>
+      <w:szCs w:val="24"/>
+      <w:lang w:eastAsia="ar-SA"/>
+    </w:rPr>
+  </w:style>
+  <w:style w:type="paragraph" w:customStyle="1" w:styleId="08DB9ADF9EE040E187C81B84565A37063">
+    <w:name w:val="08DB9ADF9EE040E187C81B84565A37063"/>
+    <w:rsid w:val="00B4040C"/>
+    <w:pPr>
+      <w:suppressAutoHyphens/>
+      <w:spacing w:after="120" w:line="480" w:lineRule="auto"/>
+    </w:pPr>
+    <w:rPr>
+      <w:rFonts w:ascii="Times New Roman" w:eastAsia="Times New Roman" w:hAnsi="Times New Roman" w:cs="Times New Roman"/>
+      <w:sz w:val="24"/>
+      <w:szCs w:val="24"/>
+      <w:lang w:eastAsia="ar-SA"/>
+    </w:rPr>
+  </w:style>
+  <w:style w:type="paragraph" w:customStyle="1" w:styleId="62853A8645134F7CA5BD419E67C987273">
+    <w:name w:val="62853A8645134F7CA5BD419E67C987273"/>
+    <w:rsid w:val="00B4040C"/>
+    <w:pPr>
+      <w:suppressAutoHyphens/>
+      <w:spacing w:after="120" w:line="480" w:lineRule="auto"/>
+    </w:pPr>
+    <w:rPr>
+      <w:rFonts w:ascii="Times New Roman" w:eastAsia="Times New Roman" w:hAnsi="Times New Roman" w:cs="Times New Roman"/>
+      <w:sz w:val="24"/>
+      <w:szCs w:val="24"/>
+      <w:lang w:eastAsia="ar-SA"/>
+    </w:rPr>
+  </w:style>
+  <w:style w:type="paragraph" w:customStyle="1" w:styleId="772EBE0F6B654659B6CDB2A0EFFBE4B93">
+    <w:name w:val="772EBE0F6B654659B6CDB2A0EFFBE4B93"/>
+    <w:rsid w:val="00B4040C"/>
+    <w:pPr>
+      <w:suppressAutoHyphens/>
+      <w:spacing w:after="0" w:line="240" w:lineRule="auto"/>
+    </w:pPr>
+    <w:rPr>
+      <w:rFonts w:ascii="Times New Roman" w:eastAsia="Times New Roman" w:hAnsi="Times New Roman" w:cs="Times New Roman"/>
+      <w:sz w:val="24"/>
+      <w:szCs w:val="24"/>
+      <w:lang w:eastAsia="ar-SA"/>
+    </w:rPr>
+  </w:style>
+  <w:style w:type="paragraph" w:customStyle="1" w:styleId="DefaultPlaceholder-18540134402">
+    <w:name w:val="DefaultPlaceholder_-18540134402"/>
+    <w:rsid w:val="00B4040C"/>
+    <w:pPr>
+      <w:suppressAutoHyphens/>
+      <w:spacing w:after="120" w:line="480" w:lineRule="auto"/>
+    </w:pPr>
+    <w:rPr>
+      <w:rFonts w:ascii="Times New Roman" w:eastAsia="Times New Roman" w:hAnsi="Times New Roman" w:cs="Times New Roman"/>
+      <w:sz w:val="24"/>
+      <w:szCs w:val="24"/>
+      <w:lang w:eastAsia="ar-SA"/>
+    </w:rPr>
+  </w:style>
+  <w:style w:type="paragraph" w:customStyle="1" w:styleId="0450C51BD96F442F9D1624F6C32BDD163">
+    <w:name w:val="0450C51BD96F442F9D1624F6C32BDD163"/>
+    <w:rsid w:val="00B4040C"/>
+    <w:pPr>
+      <w:suppressAutoHyphens/>
+      <w:spacing w:after="120" w:line="480" w:lineRule="auto"/>
+    </w:pPr>
+    <w:rPr>
+      <w:rFonts w:ascii="Times New Roman" w:eastAsia="Times New Roman" w:hAnsi="Times New Roman" w:cs="Times New Roman"/>
+      <w:sz w:val="24"/>
+      <w:szCs w:val="24"/>
+      <w:lang w:eastAsia="ar-SA"/>
+    </w:rPr>
+  </w:style>
+  <w:style w:type="paragraph" w:customStyle="1" w:styleId="DF95B4CCE9DD47BAB9534B1942DEA98D3">
+    <w:name w:val="DF95B4CCE9DD47BAB9534B1942DEA98D3"/>
+    <w:rsid w:val="00B4040C"/>
+    <w:pPr>
+      <w:suppressAutoHyphens/>
+      <w:spacing w:after="120" w:line="480" w:lineRule="auto"/>
+    </w:pPr>
+    <w:rPr>
+      <w:rFonts w:ascii="Times New Roman" w:eastAsia="Times New Roman" w:hAnsi="Times New Roman" w:cs="Times New Roman"/>
+      <w:sz w:val="24"/>
+      <w:szCs w:val="24"/>
+      <w:lang w:eastAsia="ar-SA"/>
+    </w:rPr>
+  </w:style>
+  <w:style w:type="paragraph" w:customStyle="1" w:styleId="46B7E9E929A0416C89039DA9214C71373">
+    <w:name w:val="46B7E9E929A0416C89039DA9214C71373"/>
+    <w:rsid w:val="00B4040C"/>
+    <w:pPr>
+      <w:suppressAutoHyphens/>
+      <w:spacing w:after="120" w:line="480" w:lineRule="auto"/>
+    </w:pPr>
+    <w:rPr>
+      <w:rFonts w:ascii="Times New Roman" w:eastAsia="Times New Roman" w:hAnsi="Times New Roman" w:cs="Times New Roman"/>
+      <w:sz w:val="24"/>
+      <w:szCs w:val="24"/>
+      <w:lang w:eastAsia="ar-SA"/>
+    </w:rPr>
+  </w:style>
+  <w:style w:type="paragraph" w:customStyle="1" w:styleId="B9225C9DDF91447AA3C9C64B320C364C3">
+    <w:name w:val="B9225C9DDF91447AA3C9C64B320C364C3"/>
+    <w:rsid w:val="00B4040C"/>
+    <w:pPr>
+      <w:suppressAutoHyphens/>
+      <w:spacing w:after="0" w:line="240" w:lineRule="auto"/>
+      <w:ind w:left="720"/>
+    </w:pPr>
+    <w:rPr>
+      <w:rFonts w:ascii="Times New Roman" w:eastAsia="Times New Roman" w:hAnsi="Times New Roman" w:cs="Times New Roman"/>
+      <w:sz w:val="24"/>
+      <w:szCs w:val="24"/>
+      <w:lang w:eastAsia="ar-SA"/>
+    </w:rPr>
+  </w:style>
+  <w:style w:type="paragraph" w:customStyle="1" w:styleId="CD175D38AA5046D992C5729B8EF575C33">
+    <w:name w:val="CD175D38AA5046D992C5729B8EF575C33"/>
+    <w:rsid w:val="00B4040C"/>
+    <w:pPr>
+      <w:suppressAutoHyphens/>
+      <w:spacing w:after="0" w:line="240" w:lineRule="auto"/>
+      <w:ind w:left="720"/>
+    </w:pPr>
+    <w:rPr>
+      <w:rFonts w:ascii="Times New Roman" w:eastAsia="Times New Roman" w:hAnsi="Times New Roman" w:cs="Times New Roman"/>
+      <w:sz w:val="24"/>
+      <w:szCs w:val="24"/>
+      <w:lang w:eastAsia="ar-SA"/>
+    </w:rPr>
+  </w:style>
+  <w:style w:type="paragraph" w:customStyle="1" w:styleId="8D6EBDFAD14348C78F6BD87B19EC7D1F3">
+    <w:name w:val="8D6EBDFAD14348C78F6BD87B19EC7D1F3"/>
+    <w:rsid w:val="00B4040C"/>
+    <w:pPr>
+      <w:suppressAutoHyphens/>
+      <w:spacing w:after="0" w:line="240" w:lineRule="auto"/>
+      <w:ind w:left="720"/>
+    </w:pPr>
+    <w:rPr>
+      <w:rFonts w:ascii="Times New Roman" w:eastAsia="Times New Roman" w:hAnsi="Times New Roman" w:cs="Times New Roman"/>
+      <w:sz w:val="24"/>
+      <w:szCs w:val="24"/>
+      <w:lang w:eastAsia="ar-SA"/>
+    </w:rPr>
+  </w:style>
+  <w:style w:type="paragraph" w:customStyle="1" w:styleId="1E579037453B44DE9F677CE7E6858E343">
+    <w:name w:val="1E579037453B44DE9F677CE7E6858E343"/>
+    <w:rsid w:val="00B4040C"/>
+    <w:pPr>
+      <w:suppressAutoHyphens/>
+      <w:spacing w:after="0" w:line="240" w:lineRule="auto"/>
+      <w:ind w:left="720"/>
+    </w:pPr>
+    <w:rPr>
+      <w:rFonts w:ascii="Times New Roman" w:eastAsia="Times New Roman" w:hAnsi="Times New Roman" w:cs="Times New Roman"/>
+      <w:sz w:val="24"/>
+      <w:szCs w:val="24"/>
+      <w:lang w:eastAsia="ar-SA"/>
+    </w:rPr>
+  </w:style>
+  <w:style w:type="paragraph" w:customStyle="1" w:styleId="22520C046ECD4B15AFCE22066A413E573">
+    <w:name w:val="22520C046ECD4B15AFCE22066A413E573"/>
+    <w:rsid w:val="00B4040C"/>
+    <w:pPr>
+      <w:suppressAutoHyphens/>
+      <w:spacing w:after="0" w:line="240" w:lineRule="auto"/>
+    </w:pPr>
+    <w:rPr>
+      <w:rFonts w:ascii="Times New Roman" w:eastAsia="Times New Roman" w:hAnsi="Times New Roman" w:cs="Times New Roman"/>
+      <w:sz w:val="24"/>
+      <w:szCs w:val="24"/>
+      <w:lang w:eastAsia="ar-SA"/>
+    </w:rPr>
+  </w:style>
+  <w:style w:type="paragraph" w:customStyle="1" w:styleId="ED9DE91581B14773BE27B93C08FD72EC3">
+    <w:name w:val="ED9DE91581B14773BE27B93C08FD72EC3"/>
+    <w:rsid w:val="00B4040C"/>
+    <w:pPr>
+      <w:suppressAutoHyphens/>
+      <w:spacing w:after="0" w:line="240" w:lineRule="auto"/>
+    </w:pPr>
+    <w:rPr>
+      <w:rFonts w:ascii="Times New Roman" w:eastAsia="Times New Roman" w:hAnsi="Times New Roman" w:cs="Times New Roman"/>
+      <w:sz w:val="24"/>
+      <w:szCs w:val="24"/>
+      <w:lang w:eastAsia="ar-SA"/>
+    </w:rPr>
+  </w:style>
+  <w:style w:type="paragraph" w:customStyle="1" w:styleId="C1D69BCFEA7F4D27B39485DEA91D23E73">
+    <w:name w:val="C1D69BCFEA7F4D27B39485DEA91D23E73"/>
+    <w:rsid w:val="00B4040C"/>
+    <w:pPr>
+      <w:suppressAutoHyphens/>
+      <w:spacing w:after="0" w:line="240" w:lineRule="auto"/>
+    </w:pPr>
+    <w:rPr>
+      <w:rFonts w:ascii="Times New Roman" w:eastAsia="Times New Roman" w:hAnsi="Times New Roman" w:cs="Times New Roman"/>
+      <w:sz w:val="24"/>
+      <w:szCs w:val="24"/>
+      <w:lang w:eastAsia="ar-SA"/>
+    </w:rPr>
+  </w:style>
+  <w:style w:type="paragraph" w:customStyle="1" w:styleId="FCE73582B6884748A8B5D5F53A49A41F3">
+    <w:name w:val="FCE73582B6884748A8B5D5F53A49A41F3"/>
+    <w:rsid w:val="00B4040C"/>
+    <w:pPr>
+      <w:suppressAutoHyphens/>
+      <w:spacing w:after="0" w:line="240" w:lineRule="auto"/>
+    </w:pPr>
+    <w:rPr>
+      <w:rFonts w:ascii="Times New Roman" w:eastAsia="Times New Roman" w:hAnsi="Times New Roman" w:cs="Times New Roman"/>
+      <w:sz w:val="24"/>
+      <w:szCs w:val="24"/>
+      <w:lang w:eastAsia="ar-SA"/>
+    </w:rPr>
+  </w:style>
+  <w:style w:type="paragraph" w:customStyle="1" w:styleId="DFD7C58BC6E1445EA03AE63E4C157CAD3">
+    <w:name w:val="DFD7C58BC6E1445EA03AE63E4C157CAD3"/>
+    <w:rsid w:val="00B4040C"/>
+    <w:pPr>
+      <w:suppressAutoHyphens/>
+      <w:spacing w:after="0" w:line="240" w:lineRule="auto"/>
+    </w:pPr>
+    <w:rPr>
+      <w:rFonts w:ascii="Times New Roman" w:eastAsia="Times New Roman" w:hAnsi="Times New Roman" w:cs="Times New Roman"/>
+      <w:sz w:val="24"/>
+      <w:szCs w:val="24"/>
+      <w:lang w:eastAsia="ar-SA"/>
+    </w:rPr>
+  </w:style>
+  <w:style w:type="paragraph" w:customStyle="1" w:styleId="407CA4E625D94084B06F3051EA16E8F23">
+    <w:name w:val="407CA4E625D94084B06F3051EA16E8F23"/>
+    <w:rsid w:val="00B4040C"/>
+    <w:pPr>
+      <w:suppressAutoHyphens/>
+      <w:spacing w:after="0" w:line="240" w:lineRule="auto"/>
+    </w:pPr>
+    <w:rPr>
+      <w:rFonts w:ascii="Times New Roman" w:eastAsia="Times New Roman" w:hAnsi="Times New Roman" w:cs="Times New Roman"/>
+      <w:sz w:val="24"/>
+      <w:szCs w:val="24"/>
+      <w:lang w:eastAsia="ar-SA"/>
+    </w:rPr>
+  </w:style>
+  <w:style w:type="paragraph" w:customStyle="1" w:styleId="C260DB0530B0454D8D69EE1F1A800CE13">
+    <w:name w:val="C260DB0530B0454D8D69EE1F1A800CE13"/>
+    <w:rsid w:val="00B4040C"/>
+    <w:pPr>
+      <w:suppressAutoHyphens/>
+      <w:spacing w:after="0" w:line="240" w:lineRule="auto"/>
+    </w:pPr>
+    <w:rPr>
+      <w:rFonts w:ascii="Times New Roman" w:eastAsia="Times New Roman" w:hAnsi="Times New Roman" w:cs="Times New Roman"/>
+      <w:sz w:val="24"/>
+      <w:szCs w:val="24"/>
+      <w:lang w:eastAsia="ar-SA"/>
+    </w:rPr>
+  </w:style>
+  <w:style w:type="paragraph" w:customStyle="1" w:styleId="987F11813667444B974A264AB688F58C3">
+    <w:name w:val="987F11813667444B974A264AB688F58C3"/>
+    <w:rsid w:val="00B4040C"/>
+    <w:pPr>
+      <w:suppressAutoHyphens/>
+      <w:spacing w:after="0" w:line="240" w:lineRule="auto"/>
+    </w:pPr>
+    <w:rPr>
+      <w:rFonts w:ascii="Times New Roman" w:eastAsia="Times New Roman" w:hAnsi="Times New Roman" w:cs="Times New Roman"/>
+      <w:sz w:val="24"/>
+      <w:szCs w:val="24"/>
+      <w:lang w:eastAsia="ar-SA"/>
+    </w:rPr>
+  </w:style>
+  <w:style w:type="paragraph" w:customStyle="1" w:styleId="E8DB142DEC804028AEF352A1433C8AC13">
+    <w:name w:val="E8DB142DEC804028AEF352A1433C8AC13"/>
+    <w:rsid w:val="00B4040C"/>
+    <w:pPr>
+      <w:suppressAutoHyphens/>
+      <w:spacing w:after="0" w:line="240" w:lineRule="auto"/>
+    </w:pPr>
+    <w:rPr>
+      <w:rFonts w:ascii="Times New Roman" w:eastAsia="Times New Roman" w:hAnsi="Times New Roman" w:cs="Times New Roman"/>
+      <w:sz w:val="24"/>
+      <w:szCs w:val="24"/>
+      <w:lang w:eastAsia="ar-SA"/>
+    </w:rPr>
+  </w:style>
+  <w:style w:type="paragraph" w:customStyle="1" w:styleId="4B15BC30012F467D9CB9CEDAB7D9AAF73">
+    <w:name w:val="4B15BC30012F467D9CB9CEDAB7D9AAF73"/>
+    <w:rsid w:val="00B4040C"/>
+    <w:pPr>
+      <w:suppressAutoHyphens/>
+      <w:spacing w:after="0" w:line="240" w:lineRule="auto"/>
+    </w:pPr>
+    <w:rPr>
+      <w:rFonts w:ascii="Times New Roman" w:eastAsia="Times New Roman" w:hAnsi="Times New Roman" w:cs="Times New Roman"/>
+      <w:sz w:val="24"/>
+      <w:szCs w:val="24"/>
+      <w:lang w:eastAsia="ar-SA"/>
+    </w:rPr>
+  </w:style>
+  <w:style w:type="paragraph" w:customStyle="1" w:styleId="A520E50E76B24E9F8C1F3F44A6F3C7F23">
+    <w:name w:val="A520E50E76B24E9F8C1F3F44A6F3C7F23"/>
+    <w:rsid w:val="00B4040C"/>
+    <w:pPr>
+      <w:suppressAutoHyphens/>
+      <w:spacing w:after="0" w:line="240" w:lineRule="auto"/>
+    </w:pPr>
+    <w:rPr>
+      <w:rFonts w:ascii="Times New Roman" w:eastAsia="Times New Roman" w:hAnsi="Times New Roman" w:cs="Times New Roman"/>
+      <w:sz w:val="24"/>
+      <w:szCs w:val="24"/>
+      <w:lang w:eastAsia="ar-SA"/>
+    </w:rPr>
+  </w:style>
+  <w:style w:type="paragraph" w:customStyle="1" w:styleId="2FE90B802ECC4ED6B064A793596C82003">
+    <w:name w:val="2FE90B802ECC4ED6B064A793596C82003"/>
+    <w:rsid w:val="00B4040C"/>
+    <w:pPr>
+      <w:suppressAutoHyphens/>
+      <w:spacing w:after="0" w:line="240" w:lineRule="auto"/>
+    </w:pPr>
+    <w:rPr>
+      <w:rFonts w:ascii="Times New Roman" w:eastAsia="Times New Roman" w:hAnsi="Times New Roman" w:cs="Times New Roman"/>
+      <w:sz w:val="24"/>
+      <w:szCs w:val="24"/>
+      <w:lang w:eastAsia="ar-SA"/>
+    </w:rPr>
+  </w:style>
+  <w:style w:type="paragraph" w:customStyle="1" w:styleId="B31443AA97FB4F7C9F490F4BEF1DDD4E3">
+    <w:name w:val="B31443AA97FB4F7C9F490F4BEF1DDD4E3"/>
+    <w:rsid w:val="00B4040C"/>
+    <w:pPr>
+      <w:suppressAutoHyphens/>
+      <w:spacing w:after="0" w:line="240" w:lineRule="auto"/>
+    </w:pPr>
+    <w:rPr>
+      <w:rFonts w:ascii="Times New Roman" w:eastAsia="Times New Roman" w:hAnsi="Times New Roman" w:cs="Times New Roman"/>
+      <w:sz w:val="24"/>
+      <w:szCs w:val="24"/>
+      <w:lang w:eastAsia="ar-SA"/>
+    </w:rPr>
+  </w:style>
+  <w:style w:type="paragraph" w:customStyle="1" w:styleId="A40393784E8B4199B731C5FAC42C7F793">
+    <w:name w:val="A40393784E8B4199B731C5FAC42C7F793"/>
+    <w:rsid w:val="00B4040C"/>
+    <w:pPr>
+      <w:suppressAutoHyphens/>
+      <w:spacing w:after="0" w:line="240" w:lineRule="auto"/>
+    </w:pPr>
+    <w:rPr>
+      <w:rFonts w:ascii="Times New Roman" w:eastAsia="Times New Roman" w:hAnsi="Times New Roman" w:cs="Times New Roman"/>
+      <w:sz w:val="24"/>
+      <w:szCs w:val="24"/>
+      <w:lang w:eastAsia="ar-SA"/>
+    </w:rPr>
+  </w:style>
+  <w:style w:type="paragraph" w:customStyle="1" w:styleId="2D5994E4D8824AF5A4989727ADBD5C183">
+    <w:name w:val="2D5994E4D8824AF5A4989727ADBD5C183"/>
+    <w:rsid w:val="00B4040C"/>
+    <w:pPr>
+      <w:suppressAutoHyphens/>
+      <w:spacing w:after="0" w:line="240" w:lineRule="auto"/>
+    </w:pPr>
+    <w:rPr>
+      <w:rFonts w:ascii="Times New Roman" w:eastAsia="Times New Roman" w:hAnsi="Times New Roman" w:cs="Times New Roman"/>
+      <w:sz w:val="24"/>
+      <w:szCs w:val="24"/>
+      <w:lang w:eastAsia="ar-SA"/>
+    </w:rPr>
+  </w:style>
+  <w:style w:type="paragraph" w:customStyle="1" w:styleId="2B7AAE9943AD43579E3ADE6C7EC148C93">
+    <w:name w:val="2B7AAE9943AD43579E3ADE6C7EC148C93"/>
+    <w:rsid w:val="00B4040C"/>
+    <w:pPr>
+      <w:suppressAutoHyphens/>
+      <w:spacing w:after="0" w:line="240" w:lineRule="auto"/>
+    </w:pPr>
+    <w:rPr>
+      <w:rFonts w:ascii="Times New Roman" w:eastAsia="Times New Roman" w:hAnsi="Times New Roman" w:cs="Times New Roman"/>
+      <w:sz w:val="24"/>
+      <w:szCs w:val="24"/>
+      <w:lang w:eastAsia="ar-SA"/>
+    </w:rPr>
+  </w:style>
+  <w:style w:type="paragraph" w:customStyle="1" w:styleId="95AC2C9D241F4319AD36CF1FB24EF0C4">
+    <w:name w:val="95AC2C9D241F4319AD36CF1FB24EF0C4"/>
+    <w:rsid w:val="00B4040C"/>
+    <w:pPr>
+      <w:spacing w:after="200" w:line="276" w:lineRule="auto"/>
+    </w:pPr>
+  </w:style>
+  <w:style w:type="paragraph" w:customStyle="1" w:styleId="9D60E9204F27487D8F21199037D5A86B">
+    <w:name w:val="9D60E9204F27487D8F21199037D5A86B"/>
+    <w:rsid w:val="00B4040C"/>
+    <w:pPr>
+      <w:spacing w:after="200" w:line="276" w:lineRule="auto"/>
+    </w:pPr>
+  </w:style>
+  <w:style w:type="paragraph" w:customStyle="1" w:styleId="8552F95E00FA4048B30A4E09D44C3768">
+    <w:name w:val="8552F95E00FA4048B30A4E09D44C3768"/>
+    <w:rsid w:val="00B4040C"/>
+    <w:pPr>
+      <w:spacing w:after="200" w:line="276" w:lineRule="auto"/>
+    </w:pPr>
+  </w:style>
+  <w:style w:type="paragraph" w:customStyle="1" w:styleId="45F1BB6FD2DF4831A6496E0FD3BEAED0">
+    <w:name w:val="45F1BB6FD2DF4831A6496E0FD3BEAED0"/>
+    <w:rsid w:val="00B4040C"/>
+    <w:pPr>
+      <w:spacing w:after="200" w:line="276" w:lineRule="auto"/>
+    </w:pPr>
+  </w:style>
+  <w:style w:type="paragraph" w:customStyle="1" w:styleId="D904DBF52B4D4BAEA160831B5C3C12CF">
+    <w:name w:val="D904DBF52B4D4BAEA160831B5C3C12CF"/>
+    <w:rsid w:val="00B4040C"/>
+    <w:pPr>
+      <w:spacing w:after="200" w:line="276" w:lineRule="auto"/>
+    </w:pPr>
+  </w:style>
+  <w:style w:type="paragraph" w:customStyle="1" w:styleId="08DB9ADF9EE040E187C81B84565A37064">
+    <w:name w:val="08DB9ADF9EE040E187C81B84565A37064"/>
+    <w:rsid w:val="00127B14"/>
+    <w:pPr>
+      <w:suppressAutoHyphens/>
+      <w:spacing w:after="120" w:line="480" w:lineRule="auto"/>
+    </w:pPr>
+    <w:rPr>
+      <w:rFonts w:ascii="Times New Roman" w:eastAsia="Times New Roman" w:hAnsi="Times New Roman" w:cs="Times New Roman"/>
+      <w:sz w:val="24"/>
+      <w:szCs w:val="24"/>
+      <w:lang w:eastAsia="ar-SA"/>
+    </w:rPr>
+  </w:style>
+  <w:style w:type="paragraph" w:customStyle="1" w:styleId="62853A8645134F7CA5BD419E67C987274">
+    <w:name w:val="62853A8645134F7CA5BD419E67C987274"/>
+    <w:rsid w:val="00127B14"/>
+    <w:pPr>
+      <w:suppressAutoHyphens/>
+      <w:spacing w:after="120" w:line="480" w:lineRule="auto"/>
+    </w:pPr>
+    <w:rPr>
+      <w:rFonts w:ascii="Times New Roman" w:eastAsia="Times New Roman" w:hAnsi="Times New Roman" w:cs="Times New Roman"/>
+      <w:sz w:val="24"/>
+      <w:szCs w:val="24"/>
+      <w:lang w:eastAsia="ar-SA"/>
+    </w:rPr>
+  </w:style>
+  <w:style w:type="paragraph" w:customStyle="1" w:styleId="772EBE0F6B654659B6CDB2A0EFFBE4B94">
+    <w:name w:val="772EBE0F6B654659B6CDB2A0EFFBE4B94"/>
+    <w:rsid w:val="00127B14"/>
+    <w:pPr>
+      <w:suppressAutoHyphens/>
+      <w:spacing w:after="0" w:line="240" w:lineRule="auto"/>
+    </w:pPr>
+    <w:rPr>
+      <w:rFonts w:ascii="Times New Roman" w:eastAsia="Times New Roman" w:hAnsi="Times New Roman" w:cs="Times New Roman"/>
+      <w:sz w:val="24"/>
+      <w:szCs w:val="24"/>
+      <w:lang w:eastAsia="ar-SA"/>
+    </w:rPr>
+  </w:style>
+  <w:style w:type="paragraph" w:customStyle="1" w:styleId="DefaultPlaceholder-18540134403">
+    <w:name w:val="DefaultPlaceholder_-18540134403"/>
+    <w:rsid w:val="00127B14"/>
+    <w:pPr>
+      <w:suppressAutoHyphens/>
+      <w:spacing w:after="120" w:line="480" w:lineRule="auto"/>
+    </w:pPr>
+    <w:rPr>
+      <w:rFonts w:ascii="Times New Roman" w:eastAsia="Times New Roman" w:hAnsi="Times New Roman" w:cs="Times New Roman"/>
+      <w:sz w:val="24"/>
+      <w:szCs w:val="24"/>
+      <w:lang w:eastAsia="ar-SA"/>
+    </w:rPr>
+  </w:style>
+  <w:style w:type="paragraph" w:customStyle="1" w:styleId="0450C51BD96F442F9D1624F6C32BDD164">
+    <w:name w:val="0450C51BD96F442F9D1624F6C32BDD164"/>
+    <w:rsid w:val="00127B14"/>
+    <w:pPr>
+      <w:suppressAutoHyphens/>
+      <w:spacing w:after="120" w:line="480" w:lineRule="auto"/>
+    </w:pPr>
+    <w:rPr>
+      <w:rFonts w:ascii="Times New Roman" w:eastAsia="Times New Roman" w:hAnsi="Times New Roman" w:cs="Times New Roman"/>
+      <w:sz w:val="24"/>
+      <w:szCs w:val="24"/>
+      <w:lang w:eastAsia="ar-SA"/>
+    </w:rPr>
+  </w:style>
+  <w:style w:type="paragraph" w:customStyle="1" w:styleId="DF95B4CCE9DD47BAB9534B1942DEA98D4">
+    <w:name w:val="DF95B4CCE9DD47BAB9534B1942DEA98D4"/>
+    <w:rsid w:val="00127B14"/>
+    <w:pPr>
+      <w:suppressAutoHyphens/>
+      <w:spacing w:after="120" w:line="480" w:lineRule="auto"/>
+    </w:pPr>
+    <w:rPr>
+      <w:rFonts w:ascii="Times New Roman" w:eastAsia="Times New Roman" w:hAnsi="Times New Roman" w:cs="Times New Roman"/>
+      <w:sz w:val="24"/>
+      <w:szCs w:val="24"/>
+      <w:lang w:eastAsia="ar-SA"/>
+    </w:rPr>
+  </w:style>
+  <w:style w:type="paragraph" w:customStyle="1" w:styleId="46B7E9E929A0416C89039DA9214C71374">
+    <w:name w:val="46B7E9E929A0416C89039DA9214C71374"/>
+    <w:rsid w:val="00127B14"/>
+    <w:pPr>
+      <w:suppressAutoHyphens/>
+      <w:spacing w:after="120" w:line="480" w:lineRule="auto"/>
+    </w:pPr>
+    <w:rPr>
+      <w:rFonts w:ascii="Times New Roman" w:eastAsia="Times New Roman" w:hAnsi="Times New Roman" w:cs="Times New Roman"/>
+      <w:sz w:val="24"/>
+      <w:szCs w:val="24"/>
+      <w:lang w:eastAsia="ar-SA"/>
+    </w:rPr>
+  </w:style>
+  <w:style w:type="paragraph" w:customStyle="1" w:styleId="B9225C9DDF91447AA3C9C64B320C364C4">
+    <w:name w:val="B9225C9DDF91447AA3C9C64B320C364C4"/>
+    <w:rsid w:val="00127B14"/>
+    <w:pPr>
+      <w:suppressAutoHyphens/>
+      <w:spacing w:after="0" w:line="240" w:lineRule="auto"/>
+      <w:ind w:left="720"/>
+    </w:pPr>
+    <w:rPr>
+      <w:rFonts w:ascii="Times New Roman" w:eastAsia="Times New Roman" w:hAnsi="Times New Roman" w:cs="Times New Roman"/>
+      <w:sz w:val="24"/>
+      <w:szCs w:val="24"/>
+      <w:lang w:eastAsia="ar-SA"/>
+    </w:rPr>
+  </w:style>
+  <w:style w:type="paragraph" w:customStyle="1" w:styleId="CD175D38AA5046D992C5729B8EF575C34">
+    <w:name w:val="CD175D38AA5046D992C5729B8EF575C34"/>
+    <w:rsid w:val="00127B14"/>
+    <w:pPr>
+      <w:suppressAutoHyphens/>
+      <w:spacing w:after="0" w:line="240" w:lineRule="auto"/>
+      <w:ind w:left="720"/>
+    </w:pPr>
+    <w:rPr>
+      <w:rFonts w:ascii="Times New Roman" w:eastAsia="Times New Roman" w:hAnsi="Times New Roman" w:cs="Times New Roman"/>
+      <w:sz w:val="24"/>
+      <w:szCs w:val="24"/>
+      <w:lang w:eastAsia="ar-SA"/>
+    </w:rPr>
+  </w:style>
+  <w:style w:type="paragraph" w:customStyle="1" w:styleId="8D6EBDFAD14348C78F6BD87B19EC7D1F4">
+    <w:name w:val="8D6EBDFAD14348C78F6BD87B19EC7D1F4"/>
+    <w:rsid w:val="00127B14"/>
+    <w:pPr>
+      <w:suppressAutoHyphens/>
+      <w:spacing w:after="0" w:line="240" w:lineRule="auto"/>
+      <w:ind w:left="720"/>
+    </w:pPr>
+    <w:rPr>
+      <w:rFonts w:ascii="Times New Roman" w:eastAsia="Times New Roman" w:hAnsi="Times New Roman" w:cs="Times New Roman"/>
+      <w:sz w:val="24"/>
+      <w:szCs w:val="24"/>
+      <w:lang w:eastAsia="ar-SA"/>
+    </w:rPr>
+  </w:style>
+  <w:style w:type="paragraph" w:customStyle="1" w:styleId="1E579037453B44DE9F677CE7E6858E344">
+    <w:name w:val="1E579037453B44DE9F677CE7E6858E344"/>
+    <w:rsid w:val="00127B14"/>
+    <w:pPr>
+      <w:suppressAutoHyphens/>
+      <w:spacing w:after="0" w:line="240" w:lineRule="auto"/>
+      <w:ind w:left="720"/>
+    </w:pPr>
+    <w:rPr>
+      <w:rFonts w:ascii="Times New Roman" w:eastAsia="Times New Roman" w:hAnsi="Times New Roman" w:cs="Times New Roman"/>
+      <w:sz w:val="24"/>
+      <w:szCs w:val="24"/>
+      <w:lang w:eastAsia="ar-SA"/>
+    </w:rPr>
+  </w:style>
+  <w:style w:type="paragraph" w:customStyle="1" w:styleId="22520C046ECD4B15AFCE22066A413E574">
+    <w:name w:val="22520C046ECD4B15AFCE22066A413E574"/>
+    <w:rsid w:val="00127B14"/>
+    <w:pPr>
+      <w:suppressAutoHyphens/>
+      <w:spacing w:after="0" w:line="240" w:lineRule="auto"/>
+    </w:pPr>
+    <w:rPr>
+      <w:rFonts w:ascii="Times New Roman" w:eastAsia="Times New Roman" w:hAnsi="Times New Roman" w:cs="Times New Roman"/>
+      <w:sz w:val="24"/>
+      <w:szCs w:val="24"/>
+      <w:lang w:eastAsia="ar-SA"/>
+    </w:rPr>
+  </w:style>
+  <w:style w:type="paragraph" w:customStyle="1" w:styleId="ED9DE91581B14773BE27B93C08FD72EC4">
+    <w:name w:val="ED9DE91581B14773BE27B93C08FD72EC4"/>
+    <w:rsid w:val="00127B14"/>
+    <w:pPr>
+      <w:suppressAutoHyphens/>
+      <w:spacing w:after="0" w:line="240" w:lineRule="auto"/>
+    </w:pPr>
+    <w:rPr>
+      <w:rFonts w:ascii="Times New Roman" w:eastAsia="Times New Roman" w:hAnsi="Times New Roman" w:cs="Times New Roman"/>
+      <w:sz w:val="24"/>
+      <w:szCs w:val="24"/>
+      <w:lang w:eastAsia="ar-SA"/>
+    </w:rPr>
+  </w:style>
+  <w:style w:type="paragraph" w:customStyle="1" w:styleId="C1D69BCFEA7F4D27B39485DEA91D23E74">
+    <w:name w:val="C1D69BCFEA7F4D27B39485DEA91D23E74"/>
+    <w:rsid w:val="00127B14"/>
+    <w:pPr>
+      <w:suppressAutoHyphens/>
+      <w:spacing w:after="0" w:line="240" w:lineRule="auto"/>
+    </w:pPr>
+    <w:rPr>
+      <w:rFonts w:ascii="Times New Roman" w:eastAsia="Times New Roman" w:hAnsi="Times New Roman" w:cs="Times New Roman"/>
+      <w:sz w:val="24"/>
+      <w:szCs w:val="24"/>
+      <w:lang w:eastAsia="ar-SA"/>
+    </w:rPr>
+  </w:style>
+  <w:style w:type="paragraph" w:customStyle="1" w:styleId="95AC2C9D241F4319AD36CF1FB24EF0C41">
+    <w:name w:val="95AC2C9D241F4319AD36CF1FB24EF0C41"/>
+    <w:rsid w:val="00127B14"/>
+    <w:pPr>
+      <w:suppressAutoHyphens/>
+      <w:spacing w:after="0" w:line="240" w:lineRule="auto"/>
+    </w:pPr>
+    <w:rPr>
+      <w:rFonts w:ascii="Times New Roman" w:eastAsia="Times New Roman" w:hAnsi="Times New Roman" w:cs="Times New Roman"/>
+      <w:sz w:val="24"/>
+      <w:szCs w:val="24"/>
+      <w:lang w:eastAsia="ar-SA"/>
+    </w:rPr>
+  </w:style>
+  <w:style w:type="paragraph" w:customStyle="1" w:styleId="FCE73582B6884748A8B5D5F53A49A41F4">
+    <w:name w:val="FCE73582B6884748A8B5D5F53A49A41F4"/>
+    <w:rsid w:val="00127B14"/>
+    <w:pPr>
+      <w:suppressAutoHyphens/>
+      <w:spacing w:after="0" w:line="240" w:lineRule="auto"/>
+    </w:pPr>
+    <w:rPr>
+      <w:rFonts w:ascii="Times New Roman" w:eastAsia="Times New Roman" w:hAnsi="Times New Roman" w:cs="Times New Roman"/>
+      <w:sz w:val="24"/>
+      <w:szCs w:val="24"/>
+      <w:lang w:eastAsia="ar-SA"/>
+    </w:rPr>
+  </w:style>
+  <w:style w:type="paragraph" w:customStyle="1" w:styleId="DFD7C58BC6E1445EA03AE63E4C157CAD4">
+    <w:name w:val="DFD7C58BC6E1445EA03AE63E4C157CAD4"/>
+    <w:rsid w:val="00127B14"/>
+    <w:pPr>
+      <w:suppressAutoHyphens/>
+      <w:spacing w:after="0" w:line="240" w:lineRule="auto"/>
+    </w:pPr>
+    <w:rPr>
+      <w:rFonts w:ascii="Times New Roman" w:eastAsia="Times New Roman" w:hAnsi="Times New Roman" w:cs="Times New Roman"/>
+      <w:sz w:val="24"/>
+      <w:szCs w:val="24"/>
+      <w:lang w:eastAsia="ar-SA"/>
+    </w:rPr>
+  </w:style>
+  <w:style w:type="paragraph" w:customStyle="1" w:styleId="407CA4E625D94084B06F3051EA16E8F24">
+    <w:name w:val="407CA4E625D94084B06F3051EA16E8F24"/>
+    <w:rsid w:val="00127B14"/>
+    <w:pPr>
+      <w:suppressAutoHyphens/>
+      <w:spacing w:after="0" w:line="240" w:lineRule="auto"/>
+    </w:pPr>
+    <w:rPr>
+      <w:rFonts w:ascii="Times New Roman" w:eastAsia="Times New Roman" w:hAnsi="Times New Roman" w:cs="Times New Roman"/>
+      <w:sz w:val="24"/>
+      <w:szCs w:val="24"/>
+      <w:lang w:eastAsia="ar-SA"/>
+    </w:rPr>
+  </w:style>
+  <w:style w:type="paragraph" w:customStyle="1" w:styleId="C260DB0530B0454D8D69EE1F1A800CE14">
+    <w:name w:val="C260DB0530B0454D8D69EE1F1A800CE14"/>
+    <w:rsid w:val="00127B14"/>
+    <w:pPr>
+      <w:suppressAutoHyphens/>
+      <w:spacing w:after="0" w:line="240" w:lineRule="auto"/>
+    </w:pPr>
+    <w:rPr>
+      <w:rFonts w:ascii="Times New Roman" w:eastAsia="Times New Roman" w:hAnsi="Times New Roman" w:cs="Times New Roman"/>
+      <w:sz w:val="24"/>
+      <w:szCs w:val="24"/>
+      <w:lang w:eastAsia="ar-SA"/>
+    </w:rPr>
+  </w:style>
+  <w:style w:type="paragraph" w:customStyle="1" w:styleId="987F11813667444B974A264AB688F58C4">
+    <w:name w:val="987F11813667444B974A264AB688F58C4"/>
+    <w:rsid w:val="00127B14"/>
+    <w:pPr>
+      <w:suppressAutoHyphens/>
+      <w:spacing w:after="0" w:line="240" w:lineRule="auto"/>
+    </w:pPr>
+    <w:rPr>
+      <w:rFonts w:ascii="Times New Roman" w:eastAsia="Times New Roman" w:hAnsi="Times New Roman" w:cs="Times New Roman"/>
+      <w:sz w:val="24"/>
+      <w:szCs w:val="24"/>
+      <w:lang w:eastAsia="ar-SA"/>
+    </w:rPr>
+  </w:style>
+  <w:style w:type="paragraph" w:customStyle="1" w:styleId="E8DB142DEC804028AEF352A1433C8AC14">
+    <w:name w:val="E8DB142DEC804028AEF352A1433C8AC14"/>
+    <w:rsid w:val="00127B14"/>
+    <w:pPr>
+      <w:suppressAutoHyphens/>
+      <w:spacing w:after="0" w:line="240" w:lineRule="auto"/>
+    </w:pPr>
+    <w:rPr>
+      <w:rFonts w:ascii="Times New Roman" w:eastAsia="Times New Roman" w:hAnsi="Times New Roman" w:cs="Times New Roman"/>
+      <w:sz w:val="24"/>
+      <w:szCs w:val="24"/>
+      <w:lang w:eastAsia="ar-SA"/>
+    </w:rPr>
+  </w:style>
+  <w:style w:type="paragraph" w:customStyle="1" w:styleId="4B15BC30012F467D9CB9CEDAB7D9AAF74">
+    <w:name w:val="4B15BC30012F467D9CB9CEDAB7D9AAF74"/>
+    <w:rsid w:val="00127B14"/>
+    <w:pPr>
+      <w:suppressAutoHyphens/>
+      <w:spacing w:after="0" w:line="240" w:lineRule="auto"/>
+    </w:pPr>
+    <w:rPr>
+      <w:rFonts w:ascii="Times New Roman" w:eastAsia="Times New Roman" w:hAnsi="Times New Roman" w:cs="Times New Roman"/>
+      <w:sz w:val="24"/>
+      <w:szCs w:val="24"/>
+      <w:lang w:eastAsia="ar-SA"/>
+    </w:rPr>
+  </w:style>
+  <w:style w:type="paragraph" w:customStyle="1" w:styleId="A520E50E76B24E9F8C1F3F44A6F3C7F24">
+    <w:name w:val="A520E50E76B24E9F8C1F3F44A6F3C7F24"/>
+    <w:rsid w:val="00127B14"/>
+    <w:pPr>
+      <w:suppressAutoHyphens/>
+      <w:spacing w:after="0" w:line="240" w:lineRule="auto"/>
+    </w:pPr>
+    <w:rPr>
+      <w:rFonts w:ascii="Times New Roman" w:eastAsia="Times New Roman" w:hAnsi="Times New Roman" w:cs="Times New Roman"/>
+      <w:sz w:val="24"/>
+      <w:szCs w:val="24"/>
+      <w:lang w:eastAsia="ar-SA"/>
+    </w:rPr>
+  </w:style>
+  <w:style w:type="paragraph" w:customStyle="1" w:styleId="9D60E9204F27487D8F21199037D5A86B1">
+    <w:name w:val="9D60E9204F27487D8F21199037D5A86B1"/>
+    <w:rsid w:val="00127B14"/>
+    <w:pPr>
+      <w:suppressAutoHyphens/>
+      <w:spacing w:after="0" w:line="240" w:lineRule="auto"/>
+    </w:pPr>
+    <w:rPr>
+      <w:rFonts w:ascii="Times New Roman" w:eastAsia="Times New Roman" w:hAnsi="Times New Roman" w:cs="Times New Roman"/>
+      <w:sz w:val="24"/>
+      <w:szCs w:val="24"/>
+      <w:lang w:eastAsia="ar-SA"/>
+    </w:rPr>
+  </w:style>
+  <w:style w:type="paragraph" w:customStyle="1" w:styleId="8552F95E00FA4048B30A4E09D44C37681">
+    <w:name w:val="8552F95E00FA4048B30A4E09D44C37681"/>
+    <w:rsid w:val="00127B14"/>
+    <w:pPr>
+      <w:suppressAutoHyphens/>
+      <w:spacing w:after="0" w:line="240" w:lineRule="auto"/>
+    </w:pPr>
+    <w:rPr>
+      <w:rFonts w:ascii="Times New Roman" w:eastAsia="Times New Roman" w:hAnsi="Times New Roman" w:cs="Times New Roman"/>
+      <w:sz w:val="24"/>
+      <w:szCs w:val="24"/>
+      <w:lang w:eastAsia="ar-SA"/>
+    </w:rPr>
+  </w:style>
+  <w:style w:type="paragraph" w:customStyle="1" w:styleId="45F1BB6FD2DF4831A6496E0FD3BEAED01">
+    <w:name w:val="45F1BB6FD2DF4831A6496E0FD3BEAED01"/>
+    <w:rsid w:val="00127B14"/>
+    <w:pPr>
+      <w:suppressAutoHyphens/>
+      <w:spacing w:after="0" w:line="240" w:lineRule="auto"/>
+    </w:pPr>
+    <w:rPr>
+      <w:rFonts w:ascii="Times New Roman" w:eastAsia="Times New Roman" w:hAnsi="Times New Roman" w:cs="Times New Roman"/>
+      <w:sz w:val="24"/>
+      <w:szCs w:val="24"/>
+      <w:lang w:eastAsia="ar-SA"/>
+    </w:rPr>
+  </w:style>
+  <w:style w:type="paragraph" w:customStyle="1" w:styleId="D904DBF52B4D4BAEA160831B5C3C12CF1">
+    <w:name w:val="D904DBF52B4D4BAEA160831B5C3C12CF1"/>
+    <w:rsid w:val="00127B14"/>
+    <w:pPr>
+      <w:suppressAutoHyphens/>
+      <w:spacing w:after="0" w:line="240" w:lineRule="auto"/>
+    </w:pPr>
+    <w:rPr>
+      <w:rFonts w:ascii="Times New Roman" w:eastAsia="Times New Roman" w:hAnsi="Times New Roman" w:cs="Times New Roman"/>
+      <w:sz w:val="24"/>
+      <w:szCs w:val="24"/>
+      <w:lang w:eastAsia="ar-SA"/>
+    </w:rPr>
+  </w:style>
+  <w:style w:type="paragraph" w:customStyle="1" w:styleId="2B7AAE9943AD43579E3ADE6C7EC148C94">
+    <w:name w:val="2B7AAE9943AD43579E3ADE6C7EC148C94"/>
+    <w:rsid w:val="00127B14"/>
+    <w:pPr>
+      <w:suppressAutoHyphens/>
+      <w:spacing w:after="0" w:line="240" w:lineRule="auto"/>
+    </w:pPr>
+    <w:rPr>
+      <w:rFonts w:ascii="Times New Roman" w:eastAsia="Times New Roman" w:hAnsi="Times New Roman" w:cs="Times New Roman"/>
+      <w:sz w:val="24"/>
+      <w:szCs w:val="24"/>
+      <w:lang w:eastAsia="ar-SA"/>
+    </w:rPr>
+  </w:style>
+  <w:style w:type="paragraph" w:customStyle="1" w:styleId="08DB9ADF9EE040E187C81B84565A37065">
+    <w:name w:val="08DB9ADF9EE040E187C81B84565A37065"/>
+    <w:rsid w:val="00B534DF"/>
+    <w:pPr>
+      <w:suppressAutoHyphens/>
+      <w:spacing w:after="120" w:line="480" w:lineRule="auto"/>
+    </w:pPr>
+    <w:rPr>
+      <w:rFonts w:ascii="Times New Roman" w:eastAsia="Times New Roman" w:hAnsi="Times New Roman" w:cs="Times New Roman"/>
+      <w:sz w:val="24"/>
+      <w:szCs w:val="24"/>
+      <w:lang w:eastAsia="ar-SA"/>
+    </w:rPr>
+  </w:style>
+  <w:style w:type="paragraph" w:customStyle="1" w:styleId="62853A8645134F7CA5BD419E67C987275">
+    <w:name w:val="62853A8645134F7CA5BD419E67C987275"/>
+    <w:rsid w:val="00B534DF"/>
+    <w:pPr>
+      <w:suppressAutoHyphens/>
+      <w:spacing w:after="120" w:line="480" w:lineRule="auto"/>
+    </w:pPr>
+    <w:rPr>
+      <w:rFonts w:ascii="Times New Roman" w:eastAsia="Times New Roman" w:hAnsi="Times New Roman" w:cs="Times New Roman"/>
+      <w:sz w:val="24"/>
+      <w:szCs w:val="24"/>
+      <w:lang w:eastAsia="ar-SA"/>
+    </w:rPr>
+  </w:style>
+  <w:style w:type="paragraph" w:customStyle="1" w:styleId="772EBE0F6B654659B6CDB2A0EFFBE4B95">
+    <w:name w:val="772EBE0F6B654659B6CDB2A0EFFBE4B95"/>
+    <w:rsid w:val="00B534DF"/>
+    <w:pPr>
+      <w:suppressAutoHyphens/>
+      <w:spacing w:after="0" w:line="240" w:lineRule="auto"/>
+    </w:pPr>
+    <w:rPr>
+      <w:rFonts w:ascii="Times New Roman" w:eastAsia="Times New Roman" w:hAnsi="Times New Roman" w:cs="Times New Roman"/>
+      <w:sz w:val="24"/>
+      <w:szCs w:val="24"/>
+      <w:lang w:eastAsia="ar-SA"/>
+    </w:rPr>
+  </w:style>
+  <w:style w:type="paragraph" w:customStyle="1" w:styleId="00DB8289B4324E6799130FA0FE6E52BC">
+    <w:name w:val="00DB8289B4324E6799130FA0FE6E52BC"/>
+    <w:rsid w:val="00B534DF"/>
+    <w:pPr>
+      <w:suppressAutoHyphens/>
+      <w:spacing w:after="120" w:line="480" w:lineRule="auto"/>
+    </w:pPr>
+    <w:rPr>
+      <w:rFonts w:ascii="Times New Roman" w:eastAsia="Times New Roman" w:hAnsi="Times New Roman" w:cs="Times New Roman"/>
+      <w:sz w:val="24"/>
+      <w:szCs w:val="24"/>
+      <w:lang w:eastAsia="ar-SA"/>
+    </w:rPr>
+  </w:style>
+  <w:style w:type="paragraph" w:customStyle="1" w:styleId="0450C51BD96F442F9D1624F6C32BDD165">
+    <w:name w:val="0450C51BD96F442F9D1624F6C32BDD165"/>
+    <w:rsid w:val="00B534DF"/>
+    <w:pPr>
+      <w:suppressAutoHyphens/>
+      <w:spacing w:after="120" w:line="480" w:lineRule="auto"/>
+    </w:pPr>
+    <w:rPr>
+      <w:rFonts w:ascii="Times New Roman" w:eastAsia="Times New Roman" w:hAnsi="Times New Roman" w:cs="Times New Roman"/>
+      <w:sz w:val="24"/>
+      <w:szCs w:val="24"/>
+      <w:lang w:eastAsia="ar-SA"/>
+    </w:rPr>
+  </w:style>
+  <w:style w:type="paragraph" w:customStyle="1" w:styleId="DF95B4CCE9DD47BAB9534B1942DEA98D5">
+    <w:name w:val="DF95B4CCE9DD47BAB9534B1942DEA98D5"/>
+    <w:rsid w:val="00B534DF"/>
+    <w:pPr>
+      <w:suppressAutoHyphens/>
+      <w:spacing w:after="120" w:line="480" w:lineRule="auto"/>
+    </w:pPr>
+    <w:rPr>
+      <w:rFonts w:ascii="Times New Roman" w:eastAsia="Times New Roman" w:hAnsi="Times New Roman" w:cs="Times New Roman"/>
+      <w:sz w:val="24"/>
+      <w:szCs w:val="24"/>
+      <w:lang w:eastAsia="ar-SA"/>
+    </w:rPr>
+  </w:style>
+  <w:style w:type="paragraph" w:customStyle="1" w:styleId="46B7E9E929A0416C89039DA9214C71375">
+    <w:name w:val="46B7E9E929A0416C89039DA9214C71375"/>
+    <w:rsid w:val="00B534DF"/>
+    <w:pPr>
+      <w:suppressAutoHyphens/>
+      <w:spacing w:after="120" w:line="480" w:lineRule="auto"/>
+    </w:pPr>
+    <w:rPr>
+      <w:rFonts w:ascii="Times New Roman" w:eastAsia="Times New Roman" w:hAnsi="Times New Roman" w:cs="Times New Roman"/>
+      <w:sz w:val="24"/>
+      <w:szCs w:val="24"/>
+      <w:lang w:eastAsia="ar-SA"/>
+    </w:rPr>
+  </w:style>
+  <w:style w:type="paragraph" w:customStyle="1" w:styleId="B9225C9DDF91447AA3C9C64B320C364C5">
+    <w:name w:val="B9225C9DDF91447AA3C9C64B320C364C5"/>
+    <w:rsid w:val="00B534DF"/>
+    <w:pPr>
+      <w:suppressAutoHyphens/>
+      <w:spacing w:after="0" w:line="240" w:lineRule="auto"/>
+      <w:ind w:left="720"/>
+    </w:pPr>
+    <w:rPr>
+      <w:rFonts w:ascii="Times New Roman" w:eastAsia="Times New Roman" w:hAnsi="Times New Roman" w:cs="Times New Roman"/>
+      <w:sz w:val="24"/>
+      <w:szCs w:val="24"/>
+      <w:lang w:eastAsia="ar-SA"/>
+    </w:rPr>
+  </w:style>
+  <w:style w:type="paragraph" w:customStyle="1" w:styleId="CD175D38AA5046D992C5729B8EF575C35">
+    <w:name w:val="CD175D38AA5046D992C5729B8EF575C35"/>
+    <w:rsid w:val="00B534DF"/>
+    <w:pPr>
+      <w:suppressAutoHyphens/>
+      <w:spacing w:after="0" w:line="240" w:lineRule="auto"/>
+      <w:ind w:left="720"/>
+    </w:pPr>
+    <w:rPr>
+      <w:rFonts w:ascii="Times New Roman" w:eastAsia="Times New Roman" w:hAnsi="Times New Roman" w:cs="Times New Roman"/>
+      <w:sz w:val="24"/>
+      <w:szCs w:val="24"/>
+      <w:lang w:eastAsia="ar-SA"/>
+    </w:rPr>
+  </w:style>
+  <w:style w:type="paragraph" w:customStyle="1" w:styleId="8D6EBDFAD14348C78F6BD87B19EC7D1F5">
+    <w:name w:val="8D6EBDFAD14348C78F6BD87B19EC7D1F5"/>
+    <w:rsid w:val="00B534DF"/>
+    <w:pPr>
+      <w:suppressAutoHyphens/>
+      <w:spacing w:after="0" w:line="240" w:lineRule="auto"/>
+      <w:ind w:left="720"/>
+    </w:pPr>
+    <w:rPr>
+      <w:rFonts w:ascii="Times New Roman" w:eastAsia="Times New Roman" w:hAnsi="Times New Roman" w:cs="Times New Roman"/>
+      <w:sz w:val="24"/>
+      <w:szCs w:val="24"/>
+      <w:lang w:eastAsia="ar-SA"/>
+    </w:rPr>
+  </w:style>
+  <w:style w:type="paragraph" w:customStyle="1" w:styleId="1E579037453B44DE9F677CE7E6858E345">
+    <w:name w:val="1E579037453B44DE9F677CE7E6858E345"/>
+    <w:rsid w:val="00B534DF"/>
+    <w:pPr>
+      <w:suppressAutoHyphens/>
+      <w:spacing w:after="0" w:line="240" w:lineRule="auto"/>
+      <w:ind w:left="720"/>
+    </w:pPr>
+    <w:rPr>
+      <w:rFonts w:ascii="Times New Roman" w:eastAsia="Times New Roman" w:hAnsi="Times New Roman" w:cs="Times New Roman"/>
+      <w:sz w:val="24"/>
+      <w:szCs w:val="24"/>
+      <w:lang w:eastAsia="ar-SA"/>
+    </w:rPr>
+  </w:style>
+  <w:style w:type="paragraph" w:customStyle="1" w:styleId="22520C046ECD4B15AFCE22066A413E575">
+    <w:name w:val="22520C046ECD4B15AFCE22066A413E575"/>
+    <w:rsid w:val="00B534DF"/>
+    <w:pPr>
+      <w:suppressAutoHyphens/>
+      <w:spacing w:after="0" w:line="240" w:lineRule="auto"/>
+    </w:pPr>
+    <w:rPr>
+      <w:rFonts w:ascii="Times New Roman" w:eastAsia="Times New Roman" w:hAnsi="Times New Roman" w:cs="Times New Roman"/>
+      <w:sz w:val="24"/>
+      <w:szCs w:val="24"/>
+      <w:lang w:eastAsia="ar-SA"/>
+    </w:rPr>
+  </w:style>
+  <w:style w:type="paragraph" w:customStyle="1" w:styleId="ED9DE91581B14773BE27B93C08FD72EC5">
+    <w:name w:val="ED9DE91581B14773BE27B93C08FD72EC5"/>
+    <w:rsid w:val="00B534DF"/>
+    <w:pPr>
+      <w:suppressAutoHyphens/>
+      <w:spacing w:after="0" w:line="240" w:lineRule="auto"/>
+    </w:pPr>
+    <w:rPr>
+      <w:rFonts w:ascii="Times New Roman" w:eastAsia="Times New Roman" w:hAnsi="Times New Roman" w:cs="Times New Roman"/>
+      <w:sz w:val="24"/>
+      <w:szCs w:val="24"/>
+      <w:lang w:eastAsia="ar-SA"/>
+    </w:rPr>
+  </w:style>
+  <w:style w:type="paragraph" w:customStyle="1" w:styleId="C1D69BCFEA7F4D27B39485DEA91D23E75">
+    <w:name w:val="C1D69BCFEA7F4D27B39485DEA91D23E75"/>
+    <w:rsid w:val="00B534DF"/>
+    <w:pPr>
+      <w:suppressAutoHyphens/>
+      <w:spacing w:after="0" w:line="240" w:lineRule="auto"/>
+    </w:pPr>
+    <w:rPr>
+      <w:rFonts w:ascii="Times New Roman" w:eastAsia="Times New Roman" w:hAnsi="Times New Roman" w:cs="Times New Roman"/>
+      <w:sz w:val="24"/>
+      <w:szCs w:val="24"/>
+      <w:lang w:eastAsia="ar-SA"/>
+    </w:rPr>
+  </w:style>
+  <w:style w:type="paragraph" w:customStyle="1" w:styleId="95AC2C9D241F4319AD36CF1FB24EF0C42">
+    <w:name w:val="95AC2C9D241F4319AD36CF1FB24EF0C42"/>
+    <w:rsid w:val="00B534DF"/>
+    <w:pPr>
+      <w:suppressAutoHyphens/>
+      <w:spacing w:after="0" w:line="240" w:lineRule="auto"/>
+    </w:pPr>
+    <w:rPr>
+      <w:rFonts w:ascii="Times New Roman" w:eastAsia="Times New Roman" w:hAnsi="Times New Roman" w:cs="Times New Roman"/>
+      <w:sz w:val="24"/>
+      <w:szCs w:val="24"/>
+      <w:lang w:eastAsia="ar-SA"/>
+    </w:rPr>
+  </w:style>
+  <w:style w:type="paragraph" w:customStyle="1" w:styleId="FCE73582B6884748A8B5D5F53A49A41F5">
+    <w:name w:val="FCE73582B6884748A8B5D5F53A49A41F5"/>
+    <w:rsid w:val="00B534DF"/>
+    <w:pPr>
+      <w:suppressAutoHyphens/>
+      <w:spacing w:after="0" w:line="240" w:lineRule="auto"/>
+    </w:pPr>
+    <w:rPr>
+      <w:rFonts w:ascii="Times New Roman" w:eastAsia="Times New Roman" w:hAnsi="Times New Roman" w:cs="Times New Roman"/>
+      <w:sz w:val="24"/>
+      <w:szCs w:val="24"/>
+      <w:lang w:eastAsia="ar-SA"/>
+    </w:rPr>
+  </w:style>
+  <w:style w:type="paragraph" w:customStyle="1" w:styleId="DFD7C58BC6E1445EA03AE63E4C157CAD5">
+    <w:name w:val="DFD7C58BC6E1445EA03AE63E4C157CAD5"/>
+    <w:rsid w:val="00B534DF"/>
+    <w:pPr>
+      <w:suppressAutoHyphens/>
+      <w:spacing w:after="0" w:line="240" w:lineRule="auto"/>
+    </w:pPr>
+    <w:rPr>
+      <w:rFonts w:ascii="Times New Roman" w:eastAsia="Times New Roman" w:hAnsi="Times New Roman" w:cs="Times New Roman"/>
+      <w:sz w:val="24"/>
+      <w:szCs w:val="24"/>
+      <w:lang w:eastAsia="ar-SA"/>
+    </w:rPr>
+  </w:style>
+  <w:style w:type="paragraph" w:customStyle="1" w:styleId="407CA4E625D94084B06F3051EA16E8F25">
+    <w:name w:val="407CA4E625D94084B06F3051EA16E8F25"/>
+    <w:rsid w:val="00B534DF"/>
+    <w:pPr>
+      <w:suppressAutoHyphens/>
+      <w:spacing w:after="0" w:line="240" w:lineRule="auto"/>
+    </w:pPr>
+    <w:rPr>
+      <w:rFonts w:ascii="Times New Roman" w:eastAsia="Times New Roman" w:hAnsi="Times New Roman" w:cs="Times New Roman"/>
+      <w:sz w:val="24"/>
+      <w:szCs w:val="24"/>
+      <w:lang w:eastAsia="ar-SA"/>
+    </w:rPr>
+  </w:style>
+  <w:style w:type="paragraph" w:customStyle="1" w:styleId="C260DB0530B0454D8D69EE1F1A800CE15">
+    <w:name w:val="C260DB0530B0454D8D69EE1F1A800CE15"/>
+    <w:rsid w:val="00B534DF"/>
+    <w:pPr>
+      <w:suppressAutoHyphens/>
+      <w:spacing w:after="0" w:line="240" w:lineRule="auto"/>
+    </w:pPr>
+    <w:rPr>
+      <w:rFonts w:ascii="Times New Roman" w:eastAsia="Times New Roman" w:hAnsi="Times New Roman" w:cs="Times New Roman"/>
+      <w:sz w:val="24"/>
+      <w:szCs w:val="24"/>
+      <w:lang w:eastAsia="ar-SA"/>
+    </w:rPr>
+  </w:style>
+  <w:style w:type="paragraph" w:customStyle="1" w:styleId="987F11813667444B974A264AB688F58C5">
+    <w:name w:val="987F11813667444B974A264AB688F58C5"/>
+    <w:rsid w:val="00B534DF"/>
+    <w:pPr>
+      <w:suppressAutoHyphens/>
+      <w:spacing w:after="0" w:line="240" w:lineRule="auto"/>
+    </w:pPr>
+    <w:rPr>
+      <w:rFonts w:ascii="Times New Roman" w:eastAsia="Times New Roman" w:hAnsi="Times New Roman" w:cs="Times New Roman"/>
+      <w:sz w:val="24"/>
+      <w:szCs w:val="24"/>
+      <w:lang w:eastAsia="ar-SA"/>
+    </w:rPr>
+  </w:style>
+  <w:style w:type="paragraph" w:customStyle="1" w:styleId="E8DB142DEC804028AEF352A1433C8AC15">
+    <w:name w:val="E8DB142DEC804028AEF352A1433C8AC15"/>
+    <w:rsid w:val="00B534DF"/>
+    <w:pPr>
+      <w:suppressAutoHyphens/>
+      <w:spacing w:after="0" w:line="240" w:lineRule="auto"/>
+    </w:pPr>
+    <w:rPr>
+      <w:rFonts w:ascii="Times New Roman" w:eastAsia="Times New Roman" w:hAnsi="Times New Roman" w:cs="Times New Roman"/>
+      <w:sz w:val="24"/>
+      <w:szCs w:val="24"/>
+      <w:lang w:eastAsia="ar-SA"/>
+    </w:rPr>
+  </w:style>
+  <w:style w:type="paragraph" w:customStyle="1" w:styleId="4B15BC30012F467D9CB9CEDAB7D9AAF75">
+    <w:name w:val="4B15BC30012F467D9CB9CEDAB7D9AAF75"/>
+    <w:rsid w:val="00B534DF"/>
+    <w:pPr>
+      <w:suppressAutoHyphens/>
+      <w:spacing w:after="0" w:line="240" w:lineRule="auto"/>
+    </w:pPr>
+    <w:rPr>
+      <w:rFonts w:ascii="Times New Roman" w:eastAsia="Times New Roman" w:hAnsi="Times New Roman" w:cs="Times New Roman"/>
+      <w:sz w:val="24"/>
+      <w:szCs w:val="24"/>
+      <w:lang w:eastAsia="ar-SA"/>
+    </w:rPr>
+  </w:style>
+  <w:style w:type="paragraph" w:customStyle="1" w:styleId="A520E50E76B24E9F8C1F3F44A6F3C7F25">
+    <w:name w:val="A520E50E76B24E9F8C1F3F44A6F3C7F25"/>
+    <w:rsid w:val="00B534DF"/>
+    <w:pPr>
+      <w:suppressAutoHyphens/>
+      <w:spacing w:after="0" w:line="240" w:lineRule="auto"/>
+    </w:pPr>
+    <w:rPr>
+      <w:rFonts w:ascii="Times New Roman" w:eastAsia="Times New Roman" w:hAnsi="Times New Roman" w:cs="Times New Roman"/>
+      <w:sz w:val="24"/>
+      <w:szCs w:val="24"/>
+      <w:lang w:eastAsia="ar-SA"/>
+    </w:rPr>
+  </w:style>
+  <w:style w:type="paragraph" w:customStyle="1" w:styleId="9D60E9204F27487D8F21199037D5A86B2">
+    <w:name w:val="9D60E9204F27487D8F21199037D5A86B2"/>
+    <w:rsid w:val="00B534DF"/>
+    <w:pPr>
+      <w:suppressAutoHyphens/>
+      <w:spacing w:after="0" w:line="240" w:lineRule="auto"/>
+    </w:pPr>
+    <w:rPr>
+      <w:rFonts w:ascii="Times New Roman" w:eastAsia="Times New Roman" w:hAnsi="Times New Roman" w:cs="Times New Roman"/>
+      <w:sz w:val="24"/>
+      <w:szCs w:val="24"/>
+      <w:lang w:eastAsia="ar-SA"/>
+    </w:rPr>
+  </w:style>
+  <w:style w:type="paragraph" w:customStyle="1" w:styleId="8552F95E00FA4048B30A4E09D44C37682">
+    <w:name w:val="8552F95E00FA4048B30A4E09D44C37682"/>
+    <w:rsid w:val="00B534DF"/>
+    <w:pPr>
+      <w:suppressAutoHyphens/>
+      <w:spacing w:after="0" w:line="240" w:lineRule="auto"/>
+    </w:pPr>
+    <w:rPr>
+      <w:rFonts w:ascii="Times New Roman" w:eastAsia="Times New Roman" w:hAnsi="Times New Roman" w:cs="Times New Roman"/>
+      <w:sz w:val="24"/>
+      <w:szCs w:val="24"/>
+      <w:lang w:eastAsia="ar-SA"/>
+    </w:rPr>
+  </w:style>
+  <w:style w:type="paragraph" w:customStyle="1" w:styleId="45F1BB6FD2DF4831A6496E0FD3BEAED02">
+    <w:name w:val="45F1BB6FD2DF4831A6496E0FD3BEAED02"/>
+    <w:rsid w:val="00B534DF"/>
+    <w:pPr>
+      <w:suppressAutoHyphens/>
+      <w:spacing w:after="0" w:line="240" w:lineRule="auto"/>
+    </w:pPr>
+    <w:rPr>
+      <w:rFonts w:ascii="Times New Roman" w:eastAsia="Times New Roman" w:hAnsi="Times New Roman" w:cs="Times New Roman"/>
+      <w:sz w:val="24"/>
+      <w:szCs w:val="24"/>
+      <w:lang w:eastAsia="ar-SA"/>
+    </w:rPr>
+  </w:style>
+  <w:style w:type="paragraph" w:customStyle="1" w:styleId="D904DBF52B4D4BAEA160831B5C3C12CF2">
+    <w:name w:val="D904DBF52B4D4BAEA160831B5C3C12CF2"/>
+    <w:rsid w:val="00B534DF"/>
+    <w:pPr>
+      <w:suppressAutoHyphens/>
+      <w:spacing w:after="0" w:line="240" w:lineRule="auto"/>
+    </w:pPr>
+    <w:rPr>
+      <w:rFonts w:ascii="Times New Roman" w:eastAsia="Times New Roman" w:hAnsi="Times New Roman" w:cs="Times New Roman"/>
+      <w:sz w:val="24"/>
+      <w:szCs w:val="24"/>
+      <w:lang w:eastAsia="ar-SA"/>
+    </w:rPr>
+  </w:style>
+  <w:style w:type="paragraph" w:customStyle="1" w:styleId="2B7AAE9943AD43579E3ADE6C7EC148C95">
+    <w:name w:val="2B7AAE9943AD43579E3ADE6C7EC148C95"/>
+    <w:rsid w:val="00B534DF"/>
+    <w:pPr>
+      <w:suppressAutoHyphens/>
+      <w:spacing w:after="0" w:line="240" w:lineRule="auto"/>
+    </w:pPr>
+    <w:rPr>
+      <w:rFonts w:ascii="Times New Roman" w:eastAsia="Times New Roman" w:hAnsi="Times New Roman" w:cs="Times New Roman"/>
+      <w:sz w:val="24"/>
+      <w:szCs w:val="24"/>
+      <w:lang w:eastAsia="ar-SA"/>
+    </w:rPr>
   </w:style>
 </w:styles>
 </file>
 
 <file path=word/glossary/webSettings.xml><?xml version="1.0" encoding="utf-8"?>
-<w:webSettings xmlns:mc="http://schemas.openxmlformats.org/markup-compatibility/2006" xmlns:r="http://schemas.openxmlformats.org/officeDocument/2006/relationships" xmlns:w="http://schemas.openxmlformats.org/wordprocessingml/2006/main" xmlns:w14="http://schemas.microsoft.com/office/word/2010/wordml" xmlns:w15="http://schemas.microsoft.com/office/word/2012/wordml" xmlns:w16cid="http://schemas.microsoft.com/office/word/2016/wordml/cid" xmlns:w16se="http://schemas.microsoft.com/office/word/2015/wordml/symex" mc:Ignorable="w14 w15 w16se w16cid">
+<w:webSettings xmlns:mc="http://schemas.openxmlformats.org/markup-compatibility/2006" xmlns:r="http://schemas.openxmlformats.org/officeDocument/2006/relationships" xmlns:w="http://schemas.openxmlformats.org/wordprocessingml/2006/main" xmlns:w14="http://schemas.microsoft.com/office/word/2010/wordml" xmlns:w15="http://schemas.microsoft.com/office/word/2012/wordml" xmlns:w16se="http://schemas.microsoft.com/office/word/2015/wordml/symex" mc:Ignorable="w14 w15 w16se">
   <w:optimizeForBrowser/>
   <w:allowPNG/>
 </w:webSettings>
@@ -15862,7 +18013,7 @@
 </file>
 
 <file path=customXml/itemProps1.xml><?xml version="1.0" encoding="utf-8"?>
-<ds:datastoreItem xmlns:ds="http://schemas.openxmlformats.org/officeDocument/2006/customXml" ds:itemID="{E4C29D17-D623-4145-ACA4-523967E72959}">
+<ds:datastoreItem xmlns:ds="http://schemas.openxmlformats.org/officeDocument/2006/customXml" ds:itemID="{236B0A37-1778-4015-83FB-FBD575B635CC}">
   <ds:schemaRefs>
     <ds:schemaRef ds:uri="http://schemas.openxmlformats.org/officeDocument/2006/bibliography"/>
   </ds:schemaRefs>

--- a/Launcher/Templates/F_ГО УААСП Автор_v12.2019.docx
+++ b/Launcher/Templates/F_ГО УААСП Автор_v12.2019.docx
@@ -2543,7 +2543,7 @@
         <w:pStyle w:val="a4"/>
         <w:numPr>
           <w:ilvl w:val="0"/>
-          <w:numId w:val="6"/>
+          <w:numId w:val="22"/>
         </w:numPr>
         <w:spacing w:line="276" w:lineRule="auto"/>
         <w:jc w:val="center"/>
@@ -2566,7 +2566,7 @@
         <w:pStyle w:val="11"/>
         <w:numPr>
           <w:ilvl w:val="1"/>
-          <w:numId w:val="6"/>
+          <w:numId w:val="22"/>
         </w:numPr>
         <w:spacing w:before="120" w:line="276" w:lineRule="auto"/>
         <w:ind w:left="0" w:firstLine="0"/>
@@ -2770,7 +2770,7 @@
         <w:pStyle w:val="11"/>
         <w:numPr>
           <w:ilvl w:val="1"/>
-          <w:numId w:val="6"/>
+          <w:numId w:val="22"/>
         </w:numPr>
         <w:spacing w:line="276" w:lineRule="auto"/>
         <w:ind w:left="0" w:firstLine="65"/>
@@ -2950,7 +2950,7 @@
         <w:pStyle w:val="a4"/>
         <w:numPr>
           <w:ilvl w:val="0"/>
-          <w:numId w:val="6"/>
+          <w:numId w:val="22"/>
         </w:numPr>
         <w:spacing w:line="276" w:lineRule="auto"/>
         <w:jc w:val="center"/>
@@ -2973,7 +2973,7 @@
         <w:pStyle w:val="11"/>
         <w:numPr>
           <w:ilvl w:val="1"/>
-          <w:numId w:val="6"/>
+          <w:numId w:val="22"/>
         </w:numPr>
         <w:spacing w:before="120" w:line="276" w:lineRule="auto"/>
         <w:ind w:left="0" w:right="-40" w:firstLine="0"/>
@@ -4930,8 +4930,6 @@
           <w:lang w:val="uk-UA"/>
         </w:rPr>
       </w:pPr>
-      <w:bookmarkStart w:id="2" w:name="_GoBack"/>
-      <w:bookmarkEnd w:id="2"/>
       <w:r>
         <w:rPr>
           <w:sz w:val="22"/>
@@ -6152,7 +6150,7 @@
           <w:lang w:val="uk-UA"/>
         </w:rPr>
       </w:pPr>
-      <w:bookmarkStart w:id="3" w:name="_Ref346109396"/>
+      <w:bookmarkStart w:id="2" w:name="_Ref346109396"/>
       <w:r>
         <w:rPr>
           <w:sz w:val="22"/>
@@ -6161,7 +6159,7 @@
         </w:rPr>
         <w:t xml:space="preserve">Сторони погодилися, що ГО УААСП здійснює збір за управління, необхідний для покриття витрат на забезпечення діяльності ГО УААСП у розмірі </w:t>
       </w:r>
-      <w:bookmarkStart w:id="4" w:name="_Hlk525724896"/>
+      <w:bookmarkStart w:id="3" w:name="_Hlk525724896"/>
       <w:sdt>
         <w:sdtPr>
           <w:rPr>
@@ -6242,7 +6240,7 @@
         </w:rPr>
         <w:t>)</w:t>
       </w:r>
-      <w:bookmarkEnd w:id="4"/>
+      <w:bookmarkEnd w:id="3"/>
       <w:r>
         <w:rPr>
           <w:sz w:val="22"/>
@@ -6259,7 +6257,7 @@
         </w:rPr>
         <w:t xml:space="preserve">від сум, </w:t>
       </w:r>
-      <w:bookmarkEnd w:id="3"/>
+      <w:bookmarkEnd w:id="2"/>
       <w:r>
         <w:rPr>
           <w:sz w:val="22"/>
@@ -7539,82 +7537,11 @@
       </w:pPr>
       <w:r>
         <w:rPr>
-          <w:color w:val="222222"/>
-          <w:sz w:val="22"/>
-          <w:szCs w:val="22"/>
-          <w:shd w:val="clear" w:color="auto" w:fill="FFFFFF"/>
-        </w:rPr>
-        <w:t>Всі зміни до даного Договору укладаються у письмовій формі та є чинними за умови підписання їх уповноваженими представниками Сторін.</w:t>
-      </w:r>
-      <w:r>
-        <w:rPr>
-          <w:b/>
-          <w:bCs/>
-          <w:color w:val="222222"/>
-          <w:sz w:val="22"/>
-          <w:szCs w:val="22"/>
-          <w:shd w:val="clear" w:color="auto" w:fill="FFFFFF"/>
-        </w:rPr>
-        <w:t> </w:t>
-      </w:r>
-      <w:r>
-        <w:rPr>
-          <w:color w:val="222222"/>
-          <w:sz w:val="22"/>
-          <w:szCs w:val="22"/>
-          <w:shd w:val="clear" w:color="auto" w:fill="FFFFFF"/>
-          <w:lang w:val="uk-UA"/>
-        </w:rPr>
-        <w:t>Форми додатків до Договору є частиною Договору.</w:t>
-      </w:r>
-      <w:r>
-        <w:rPr>
-          <w:b/>
-          <w:bCs/>
-          <w:color w:val="222222"/>
-          <w:sz w:val="22"/>
-          <w:szCs w:val="22"/>
-          <w:shd w:val="clear" w:color="auto" w:fill="FFFFFF"/>
-          <w:lang w:val="uk-UA"/>
-        </w:rPr>
-        <w:t> </w:t>
-      </w:r>
-      <w:r>
-        <w:rPr>
-          <w:color w:val="222222"/>
-          <w:sz w:val="22"/>
-          <w:szCs w:val="22"/>
-          <w:shd w:val="clear" w:color="auto" w:fill="FFFFFF"/>
-          <w:lang w:val="uk-UA"/>
-        </w:rPr>
-        <w:t xml:space="preserve">Якщо форма додатку, затвердженого (підписаного) Сторонами відповідно до даного Договору передбачає лише підпис Автора – такий додаток з заповненою Автором інформацією є чинним за умови підписання його Автором </w:t>
-      </w:r>
-      <w:r>
-        <w:rPr>
-          <w:color w:val="222222"/>
-          <w:sz w:val="22"/>
-          <w:szCs w:val="22"/>
-          <w:shd w:val="clear" w:color="auto" w:fill="FFFFFF"/>
-        </w:rPr>
-        <w:t xml:space="preserve">/ </w:t>
-      </w:r>
-      <w:r>
-        <w:rPr>
-          <w:color w:val="222222"/>
-          <w:sz w:val="22"/>
-          <w:szCs w:val="22"/>
-          <w:shd w:val="clear" w:color="auto" w:fill="FFFFFF"/>
-          <w:lang w:val="uk-UA"/>
-        </w:rPr>
-        <w:t>уповноваженим представником Автора</w:t>
-      </w:r>
-      <w:r>
-        <w:rPr>
-          <w:sz w:val="22"/>
-          <w:szCs w:val="22"/>
-          <w:lang w:val="uk-UA"/>
-        </w:rPr>
-        <w:t>.</w:t>
+          <w:sz w:val="22"/>
+          <w:szCs w:val="22"/>
+          <w:lang w:val="uk-UA"/>
+        </w:rPr>
+        <w:t>Будь-які зміни, доповнення та/чи додатки до даного Договору повинні бути зроблені в письмовій формі та підписані уповноваженими представниками Сторін.</w:t>
       </w:r>
     </w:p>
     <w:p>
@@ -7647,15 +7574,7 @@
           <w:szCs w:val="22"/>
           <w:lang w:val="uk-UA"/>
         </w:rPr>
-        <w:t>з управління ГО</w:t>
-      </w:r>
-      <w:r>
-        <w:rPr>
-          <w:sz w:val="22"/>
-          <w:szCs w:val="22"/>
-          <w:lang w:val="uk-UA"/>
-        </w:rPr>
-        <w:t xml:space="preserve"> УААСП майнових авторських прав </w:t>
+        <w:t xml:space="preserve">з управління ГО УААСП майнових авторських прав </w:t>
       </w:r>
       <w:r>
         <w:rPr>
@@ -8086,6 +8005,19 @@
         </w:rPr>
         <w:t>Даний Договір укладено українською мовою, у двох примірниках, які мають однакову юридичну силу, по одному для кожної із Сторін.</w:t>
       </w:r>
+    </w:p>
+    <w:p>
+      <w:pPr>
+        <w:pStyle w:val="11"/>
+        <w:spacing w:line="276" w:lineRule="auto"/>
+        <w:ind w:left="0" w:right="-40"/>
+        <w:jc w:val="both"/>
+        <w:rPr>
+          <w:sz w:val="22"/>
+          <w:szCs w:val="22"/>
+          <w:lang w:val="uk-UA"/>
+        </w:rPr>
+      </w:pPr>
     </w:p>
     <w:p>
       <w:pPr>
@@ -8412,8 +8344,7 @@
               <w:spacing w:line="276" w:lineRule="auto"/>
               <w:ind w:left="207"/>
               <w:rPr>
-                <w:sz w:val="20"/>
-                <w:szCs w:val="18"/>
+                <w:sz w:val="28"/>
                 <w:lang w:val="uk-UA"/>
               </w:rPr>
             </w:pPr>
@@ -8423,15 +8354,15 @@
                 <w:szCs w:val="18"/>
                 <w:lang w:val="uk-UA"/>
               </w:rPr>
-              <w:t>Назва банку: АТ КБ "ПРИВАТБАНК"</w:t>
+              <w:t>IBAN UA763218420000026002053021074</w:t>
             </w:r>
           </w:p>
           <w:p>
             <w:pPr>
               <w:spacing w:line="276" w:lineRule="auto"/>
+              <w:ind w:left="207"/>
               <w:rPr>
-                <w:sz w:val="20"/>
-                <w:szCs w:val="18"/>
+                <w:sz w:val="28"/>
                 <w:lang w:val="uk-UA"/>
               </w:rPr>
             </w:pPr>
@@ -8441,31 +8372,15 @@
                 <w:szCs w:val="18"/>
                 <w:lang w:val="uk-UA"/>
               </w:rPr>
-              <w:t xml:space="preserve">    </w:t>
-            </w:r>
-            <w:r>
-              <w:rPr>
-                <w:sz w:val="20"/>
-                <w:szCs w:val="18"/>
-                <w:lang w:val="uk-UA"/>
-              </w:rPr>
-              <w:t xml:space="preserve">Рахунок отримувача у форматі IBAN: </w:t>
-            </w:r>
-            <w:r>
-              <w:rPr>
-                <w:sz w:val="20"/>
-                <w:szCs w:val="18"/>
-                <w:lang w:val="uk-UA"/>
-              </w:rPr>
-              <w:t xml:space="preserve">    </w:t>
+              <w:t>в АТ КБ «Приватбанк»;</w:t>
             </w:r>
           </w:p>
           <w:p>
             <w:pPr>
               <w:spacing w:line="276" w:lineRule="auto"/>
+              <w:ind w:left="207"/>
               <w:rPr>
-                <w:sz w:val="20"/>
-                <w:szCs w:val="18"/>
+                <w:sz w:val="28"/>
                 <w:lang w:val="uk-UA"/>
               </w:rPr>
             </w:pPr>
@@ -8475,23 +8390,7 @@
                 <w:szCs w:val="18"/>
                 <w:lang w:val="uk-UA"/>
               </w:rPr>
-              <w:t xml:space="preserve">    </w:t>
-            </w:r>
-            <w:r>
-              <w:rPr>
-                <w:sz w:val="20"/>
-                <w:szCs w:val="18"/>
-                <w:lang w:val="uk-UA"/>
-              </w:rPr>
-              <w:t>UA683052990000026004040115716</w:t>
-            </w:r>
-            <w:r>
-              <w:rPr>
-                <w:sz w:val="20"/>
-                <w:szCs w:val="18"/>
-                <w:lang w:val="uk-UA"/>
-              </w:rPr>
-              <w:t>    </w:t>
+              <w:t>МФО 321842</w:t>
             </w:r>
           </w:p>
           <w:p>
@@ -8507,7 +8406,7 @@
                 <w:szCs w:val="18"/>
                 <w:lang w:val="uk-UA"/>
               </w:rPr>
-              <w:t xml:space="preserve">     </w:t>
+              <w:t>    </w:t>
             </w:r>
             <w:r>
               <w:rPr>
@@ -8604,6 +8503,8 @@
                 <w:szCs w:val="16"/>
               </w:rPr>
             </w:pPr>
+            <w:bookmarkStart w:id="4" w:name="_GoBack"/>
+            <w:bookmarkEnd w:id="4"/>
           </w:p>
           <w:p>
             <w:pPr>
@@ -10026,6 +9927,9 @@
     <w:p>
       <w:pPr>
         <w:pStyle w:val="a4"/>
+        <w:tabs>
+          <w:tab w:val="left" w:pos="8115"/>
+        </w:tabs>
         <w:ind w:right="-1"/>
         <w:rPr>
           <w:sz w:val="20"/>
@@ -10036,7 +9940,21 @@
           <w:sz w:val="16"/>
           <w:szCs w:val="16"/>
         </w:rPr>
-        <w:t>__</w:t>
+        <w:t>___</w:t>
+      </w:r>
+      <w:r>
+        <w:rPr>
+          <w:sz w:val="16"/>
+          <w:szCs w:val="16"/>
+        </w:rPr>
+        <w:t>____________</w:t>
+      </w:r>
+      <w:r>
+        <w:rPr>
+          <w:sz w:val="16"/>
+          <w:szCs w:val="16"/>
+        </w:rPr>
+        <w:t>____</w:t>
       </w:r>
       <w:r>
         <w:rPr>
@@ -13108,7 +13026,7 @@
   <w:abstractNum w:abstractNumId="28" w15:restartNumberingAfterBreak="0">
     <w:nsid w:val="6F43290C"/>
     <w:multiLevelType w:val="multilevel"/>
-    <w:tmpl w:val="6790806A"/>
+    <w:tmpl w:val="35A086CE"/>
     <w:lvl w:ilvl="0">
       <w:start w:val="7"/>
       <w:numFmt w:val="decimal"/>
@@ -13132,7 +13050,7 @@
       </w:pPr>
       <w:rPr>
         <w:rFonts w:hint="default"/>
-        <w:b/>
+        <w:b w:val="0"/>
         <w:sz w:val="22"/>
         <w:szCs w:val="22"/>
       </w:rPr>
@@ -15180,7 +15098,6 @@
     <w:rsidRoot w:val="00F37D80"/>
     <w:rsid w:val="00127B14"/>
     <w:rsid w:val="00441B4E"/>
-    <w:rsid w:val="007D7924"/>
     <w:rsid w:val="00B4040C"/>
     <w:rsid w:val="00B534DF"/>
     <w:rsid w:val="00C87E50"/>
@@ -18013,7 +17930,7 @@
 </file>
 
 <file path=customXml/itemProps1.xml><?xml version="1.0" encoding="utf-8"?>
-<ds:datastoreItem xmlns:ds="http://schemas.openxmlformats.org/officeDocument/2006/customXml" ds:itemID="{236B0A37-1778-4015-83FB-FBD575B635CC}">
+<ds:datastoreItem xmlns:ds="http://schemas.openxmlformats.org/officeDocument/2006/customXml" ds:itemID="{F76A23C3-C305-4BB8-A5DD-22EAE7456B48}">
   <ds:schemaRefs>
     <ds:schemaRef ds:uri="http://schemas.openxmlformats.org/officeDocument/2006/bibliography"/>
   </ds:schemaRefs>
